--- a/projetoviridis.docx
+++ b/projetoviridis.docx
@@ -43,13 +43,8 @@
         <w:pStyle w:val="SemEspaamento"/>
       </w:pPr>
       <w:r>
-        <w:t xml:space="preserve">Estevão Oliveira </w:t>
-      </w:r>
-      <w:proofErr w:type="spellStart"/>
-      <w:r>
-        <w:t>Locks</w:t>
-      </w:r>
-      <w:proofErr w:type="spellEnd"/>
+        <w:t>Estevão Oliveira Locks</w:t>
+      </w:r>
     </w:p>
     <w:p>
       <w:pPr>
@@ -80,11 +75,9 @@
         <w:pStyle w:val="SemEspaamento"/>
         <w:spacing w:before="2520"/>
       </w:pPr>
-      <w:proofErr w:type="spellStart"/>
       <w:r>
         <w:t>Viridis</w:t>
       </w:r>
-      <w:proofErr w:type="spellEnd"/>
       <w:r>
         <w:t xml:space="preserve">: </w:t>
       </w:r>
@@ -143,13 +136,8 @@
         <w:pStyle w:val="SemEspaamento"/>
       </w:pPr>
       <w:r>
-        <w:t xml:space="preserve">Estevão Oliveira </w:t>
-      </w:r>
-      <w:proofErr w:type="spellStart"/>
-      <w:r>
-        <w:t>Locks</w:t>
-      </w:r>
-      <w:proofErr w:type="spellEnd"/>
+        <w:t>Estevão Oliveira Locks</w:t>
+      </w:r>
     </w:p>
     <w:p>
       <w:pPr>
@@ -180,11 +168,9 @@
         <w:pStyle w:val="SemEspaamento"/>
         <w:spacing w:before="4200"/>
       </w:pPr>
-      <w:proofErr w:type="spellStart"/>
       <w:r>
         <w:t>Viridis</w:t>
       </w:r>
-      <w:proofErr w:type="spellEnd"/>
       <w:r>
         <w:t xml:space="preserve">: </w:t>
       </w:r>
@@ -233,23 +219,7 @@
           <w:b w:val="0"/>
           <w:sz w:val="22"/>
         </w:rPr>
-        <w:t xml:space="preserve"> </w:t>
-      </w:r>
-      <w:proofErr w:type="spellStart"/>
-      <w:r>
-        <w:rPr>
-          <w:b w:val="0"/>
-          <w:sz w:val="22"/>
-        </w:rPr>
-        <w:t>Profª</w:t>
-      </w:r>
-      <w:proofErr w:type="spellEnd"/>
-      <w:r>
-        <w:rPr>
-          <w:b w:val="0"/>
-          <w:sz w:val="22"/>
-        </w:rPr>
-        <w:t xml:space="preserve"> Me. Cíntia Maria de Araújo, como requisito parcial para obtenção do título de técnico em Informática para Internet.</w:t>
+        <w:t xml:space="preserve"> Profª Me. Cíntia Maria de Araújo, como requisito parcial para obtenção do título de técnico em Informática para Internet.</w:t>
       </w:r>
     </w:p>
     <w:p>
@@ -7317,21 +7287,7 @@
         <w:rPr>
           <w:lang w:eastAsia="pt-BR"/>
         </w:rPr>
-        <w:t xml:space="preserve">Dentre os meios existentes de disseminação da cultura da preservação e da sustentabilidade, um dos principais, segundo </w:t>
-      </w:r>
-      <w:proofErr w:type="spellStart"/>
-      <w:r>
-        <w:rPr>
-          <w:lang w:eastAsia="pt-BR"/>
-        </w:rPr>
-        <w:t>Kandler</w:t>
-      </w:r>
-      <w:proofErr w:type="spellEnd"/>
-      <w:r>
-        <w:rPr>
-          <w:lang w:eastAsia="pt-BR"/>
-        </w:rPr>
-        <w:t xml:space="preserve"> (2012), é a escola, que passa esse conhecimento às novas gerações de modo que cada vez mais essa cultura esteja presente na sociedade. </w:t>
+        <w:t xml:space="preserve">Dentre os meios existentes de disseminação da cultura da preservação e da sustentabilidade, um dos principais, segundo Kandler (2012), é a escola, que passa esse conhecimento às novas gerações de modo que cada vez mais essa cultura esteja presente na sociedade. </w:t>
       </w:r>
     </w:p>
     <w:p>
@@ -7370,15 +7326,7 @@
           <w:highlight w:val="yellow"/>
           <w:lang w:eastAsia="pt-BR"/>
         </w:rPr>
-        <w:t>(</w:t>
-      </w:r>
-      <w:proofErr w:type="spellStart"/>
-      <w:r>
-        <w:rPr>
-          <w:highlight w:val="yellow"/>
-          <w:lang w:eastAsia="pt-BR"/>
-        </w:rPr>
-        <w:t>K</w:t>
+        <w:t>(K</w:t>
       </w:r>
       <w:r>
         <w:rPr>
@@ -7387,7 +7335,6 @@
         </w:rPr>
         <w:t>andler</w:t>
       </w:r>
-      <w:proofErr w:type="spellEnd"/>
       <w:r>
         <w:rPr>
           <w:highlight w:val="yellow"/>
@@ -7437,15 +7384,7 @@
           <w:highlight w:val="yellow"/>
           <w:lang w:eastAsia="pt-BR"/>
         </w:rPr>
-        <w:t>(</w:t>
-      </w:r>
-      <w:proofErr w:type="spellStart"/>
-      <w:r>
-        <w:rPr>
-          <w:highlight w:val="yellow"/>
-          <w:lang w:eastAsia="pt-BR"/>
-        </w:rPr>
-        <w:t>K</w:t>
+        <w:t>(K</w:t>
       </w:r>
       <w:r>
         <w:rPr>
@@ -7454,7 +7393,6 @@
         </w:rPr>
         <w:t>andler</w:t>
       </w:r>
-      <w:proofErr w:type="spellEnd"/>
       <w:r>
         <w:rPr>
           <w:highlight w:val="yellow"/>
@@ -7541,29 +7479,10 @@
           <w:lang w:eastAsia="pt-BR"/>
         </w:rPr>
         <w:lastRenderedPageBreak/>
-        <w:t xml:space="preserve">Um dos mais famosos exemplos de gamificação é o aplicativo para dispositivos móveis (app) </w:t>
-      </w:r>
-      <w:proofErr w:type="spellStart"/>
-      <w:r>
-        <w:rPr>
-          <w:lang w:eastAsia="pt-BR"/>
-        </w:rPr>
-        <w:t>Duolingo</w:t>
-      </w:r>
-      <w:proofErr w:type="spellEnd"/>
-      <w:r>
-        <w:rPr>
-          <w:lang w:eastAsia="pt-BR"/>
-        </w:rPr>
-        <w:t xml:space="preserve">. Segundo uma análise feita por </w:t>
-      </w:r>
-      <w:proofErr w:type="spellStart"/>
-      <w:r>
-        <w:t>Shortt</w:t>
-      </w:r>
-      <w:proofErr w:type="spellEnd"/>
-      <w:r>
-        <w:t xml:space="preserve"> et al.</w:t>
+        <w:t xml:space="preserve">Um dos mais famosos exemplos de gamificação é o aplicativo para dispositivos móveis (app) Duolingo. Segundo uma análise feita por </w:t>
+      </w:r>
+      <w:r>
+        <w:t>Shortt et al.</w:t>
       </w:r>
       <w:r>
         <w:t xml:space="preserve"> (2023),</w:t>
@@ -7576,158 +7495,1048 @@
           <w:i/>
           <w:iCs/>
         </w:rPr>
-        <w:t>Mobile-</w:t>
-      </w:r>
-      <w:proofErr w:type="spellStart"/>
+        <w:t>Mobile-Assisted Language Learning (MALL),</w:t>
+      </w:r>
+      <w:r>
+        <w:t xml:space="preserve"> que é o exemplo mais popular de gamificação para o ensino, tem alguns aspectos fundamentais para seu sucesso em atrair os usuários e motivá-los, tais quais: um meio de competição </w:t>
+      </w:r>
+      <w:r>
+        <w:t xml:space="preserve">formado por rankings semanais, um meio de contabilização de progresso formado por acúmulo de </w:t>
+      </w:r>
       <w:r>
         <w:rPr>
           <w:i/>
           <w:iCs/>
         </w:rPr>
-        <w:t>Assisted</w:t>
-      </w:r>
-      <w:proofErr w:type="spellEnd"/>
+        <w:t>xp</w:t>
+      </w:r>
+      <w:r>
+        <w:t>, uma sequência de dias consecutivos da plataforma mostrada em seu perfil e nomeada como “ofensiva”. Todos esses aspectos fazem com que os usuários tenham vontade de utilizar a plataforma e de não perder uma recorrência.</w:t>
+      </w:r>
+    </w:p>
+    <w:p>
+      <w:r>
+        <w:t xml:space="preserve">Tendo em mente a análise acima, para que alunos, ou qualquer participante de um determinado grupo social como uma empresa, condomínio ou qualquer outro, tenham vontade de colaborar com uma iniciativa de horta de forma constante, uma aplicação que utilize estratégias de gamificação para incentivar a constância e o aprendizado se torna uma solução pertinente e atual. </w:t>
+      </w:r>
+    </w:p>
+    <w:p>
+      <w:pPr>
+        <w:rPr>
+          <w:lang w:eastAsia="pt-BR"/>
+        </w:rPr>
+      </w:pPr>
+      <w:r>
+        <w:t xml:space="preserve">Com o objetivo de engajar, ensinar, </w:t>
+      </w:r>
+      <w:r>
+        <w:t>organizar e gerenciar</w:t>
+      </w:r>
+      <w:r>
+        <w:t xml:space="preserve"> alunos, funcionários e integrantes de grupos sociais diversos no desenvolvimento de hortas escolares ou comunitárias</w:t>
+      </w:r>
+      <w:r>
+        <w:t xml:space="preserve"> surge a Viridis: uma aplicação web (</w:t>
+      </w:r>
       <w:r>
         <w:rPr>
           <w:i/>
           <w:iCs/>
         </w:rPr>
+        <w:t>Web App</w:t>
+      </w:r>
+      <w:r>
+        <w:t xml:space="preserve">) de gamificação que permite que um usuário crie um grupo e adicione membros, que podem ser desde alunos de sua escola, funcionários de sua empresa até seus amigos próximos, que colaboram entre si para o desenvolvimento de hortas. </w:t>
+      </w:r>
+    </w:p>
+    <w:p>
+      <w:pPr>
+        <w:pStyle w:val="Ttulo2"/>
+      </w:pPr>
+      <w:bookmarkStart w:id="1" w:name="_Toc239885556"/>
+      <w:r>
+        <w:t>Problemática</w:t>
+      </w:r>
+      <w:bookmarkEnd w:id="1"/>
+    </w:p>
+    <w:p>
+      <w:r>
+        <w:t>A adolescência é um período marcado por intensas transformações físicas, cognitivas e emocionais, tornando os jovens mais vulneráveis ao desenvolvimento de transtornos psicológicos. Diversos fatores</w:t>
+      </w:r>
+      <w:r>
+        <w:t>, como</w:t>
+      </w:r>
+      <w:r>
+        <w:t xml:space="preserve"> físicos, nutricionais, psicológicos e sociais</w:t>
+      </w:r>
+      <w:r>
+        <w:t>, que</w:t>
+      </w:r>
+      <w:r>
+        <w:t xml:space="preserve"> interagem de forma complexa, contribuindo para o surgimento de condições como ansiedade, depressão e transtorno de déficit de atenção/hiperatividade. Estima-se que cerca de 15% das crianças e adolescentes no mundo apresentam algum transtorno mental, evidenciando a magnitude desse problema de saúde pública </w:t>
+      </w:r>
+      <w:r>
+        <w:rPr>
+          <w:highlight w:val="cyan"/>
+        </w:rPr>
+        <w:t>(Polanczyk</w:t>
+      </w:r>
+      <w:r>
+        <w:rPr>
+          <w:highlight w:val="cyan"/>
+        </w:rPr>
+        <w:t>, ano</w:t>
+      </w:r>
+      <w:r>
+        <w:rPr>
+          <w:highlight w:val="cyan"/>
+        </w:rPr>
+        <w:t xml:space="preserve"> – tem que colocar o ano</w:t>
+      </w:r>
+      <w:r>
+        <w:rPr>
+          <w:highlight w:val="cyan"/>
+        </w:rPr>
+        <w:t>).</w:t>
+      </w:r>
+    </w:p>
+    <w:p>
+      <w:pPr>
+        <w:rPr>
+          <w:rFonts w:ascii="Times New Roman" w:hAnsi="Times New Roman" w:cs="Times New Roman"/>
+          <w:szCs w:val="24"/>
+          <w:lang w:eastAsia="pt-BR"/>
+        </w:rPr>
+      </w:pPr>
+      <w:r>
+        <w:t xml:space="preserve">As transformações recentes no estilo de vida têm impactado diretamente os padrões alimentares, contribuindo para o aumento do sobrepeso e da obesidade, especialmente na infância. Diversos fatores como mudanças sociais, econômicas e </w:t>
+      </w:r>
+      <w:r>
+        <w:lastRenderedPageBreak/>
+        <w:t xml:space="preserve">culturais favoreceram o aumento do consumo de alimentos ultraprocessados, ricos em energia, gorduras, açúcares e sódio, ao mesmo tempo em que se observa a redução da ingestão de alimentos in natura, como frutas, verduras, legumes, cereais e leguminosas. Esse cenário torna-se ainda mais preocupante ao considerar que tais hábitos estão sendo incorporados precocemente, influenciando negativamente o crescimento e o desenvolvimento infantil. Dados da Pesquisa Nacional de Saúde do Escolar indicam que 42,8% da alimentação de adolescentes brasileiros é composta por alimentos ultraprocessados. Contudo, a dieta fornecida pelas Instituições de Ensino deve estar adequada à saúde dos estudantes, que, caso tenham uma alimentação inadequada, podem desenvolver Doenças Crônicas Não Transmissíveis (DCNT). Além disso, modificações no estado nutricional do aluno podem comprometer o rendimento escolar, afetando a capacidade de memória e o desenvolvimento cerebral.  </w:t>
+      </w:r>
+      <w:r>
+        <w:rPr>
+          <w:highlight w:val="cyan"/>
+        </w:rPr>
+        <w:t>(Silva JA et al.</w:t>
+      </w:r>
+      <w:r>
+        <w:rPr>
+          <w:highlight w:val="cyan"/>
+        </w:rPr>
+        <w:t>, ano</w:t>
+      </w:r>
+      <w:r>
+        <w:rPr>
+          <w:highlight w:val="cyan"/>
+        </w:rPr>
+        <w:t xml:space="preserve"> – tem que colocar o ano</w:t>
+      </w:r>
+      <w:r>
+        <w:rPr>
+          <w:highlight w:val="cyan"/>
+        </w:rPr>
+        <w:t>).</w:t>
+      </w:r>
+    </w:p>
+    <w:p>
+      <w:pPr>
+        <w:rPr>
+          <w:lang w:eastAsia="pt-BR"/>
+        </w:rPr>
+      </w:pPr>
+      <w:r>
+        <w:rPr>
+          <w:lang w:eastAsia="pt-BR"/>
+        </w:rPr>
+        <w:t>A</w:t>
+      </w:r>
+      <w:r>
+        <w:rPr>
+          <w:lang w:eastAsia="pt-BR"/>
+        </w:rPr>
+        <w:t>pesar da</w:t>
+      </w:r>
+      <w:r>
+        <w:rPr>
+          <w:lang w:eastAsia="pt-BR"/>
+        </w:rPr>
+        <w:t xml:space="preserve"> Constituição Federal (CF), de 1988, e a atribuição que faz, ao poder público, do dever de promover a Educação Ambiental em todos os níveis de ensino</w:t>
+      </w:r>
+      <w:r>
+        <w:rPr>
+          <w:lang w:eastAsia="pt-BR"/>
+        </w:rPr>
+        <w:t>,</w:t>
+      </w:r>
+      <w:r>
+        <w:rPr>
+          <w:lang w:eastAsia="pt-BR"/>
+        </w:rPr>
+        <w:t xml:space="preserve"> não </w:t>
+      </w:r>
+      <w:r>
+        <w:rPr>
+          <w:lang w:eastAsia="pt-BR"/>
+        </w:rPr>
+        <w:t>há</w:t>
+      </w:r>
+      <w:r>
+        <w:rPr>
+          <w:lang w:eastAsia="pt-BR"/>
+        </w:rPr>
+        <w:t xml:space="preserve"> apoio o suficiente para </w:t>
+      </w:r>
+      <w:r>
+        <w:rPr>
+          <w:lang w:eastAsia="pt-BR"/>
+        </w:rPr>
+        <w:t>manter</w:t>
+      </w:r>
+      <w:r>
+        <w:rPr>
+          <w:lang w:eastAsia="pt-BR"/>
+        </w:rPr>
+        <w:t xml:space="preserve"> projetos</w:t>
+      </w:r>
+      <w:r>
+        <w:rPr>
+          <w:lang w:eastAsia="pt-BR"/>
+        </w:rPr>
+        <w:t xml:space="preserve"> sustentáveis</w:t>
+      </w:r>
+      <w:r>
+        <w:rPr>
+          <w:lang w:eastAsia="pt-BR"/>
+        </w:rPr>
+        <w:t xml:space="preserve"> que poderiam contribuir com soluções para a falta de alimentos saudáveis</w:t>
+      </w:r>
+      <w:r>
+        <w:rPr>
+          <w:lang w:eastAsia="pt-BR"/>
+        </w:rPr>
+        <w:t xml:space="preserve"> como hortas comunitárias escolares</w:t>
+      </w:r>
+      <w:r>
+        <w:rPr>
+          <w:lang w:eastAsia="pt-BR"/>
+        </w:rPr>
+        <w:t xml:space="preserve"> a longo prazo, no que diz respeito a falta de planejamento, disponibilidade e recursos financeiros, o que é essencial para a integração desse aprendizado</w:t>
+      </w:r>
+      <w:r>
+        <w:rPr>
+          <w:lang w:eastAsia="pt-BR"/>
+        </w:rPr>
+        <w:t xml:space="preserve"> prático</w:t>
+      </w:r>
+      <w:r>
+        <w:rPr>
+          <w:lang w:eastAsia="pt-BR"/>
+        </w:rPr>
+        <w:t xml:space="preserve"> nas redes de ensino </w:t>
+      </w:r>
+      <w:r>
+        <w:rPr>
+          <w:highlight w:val="yellow"/>
+          <w:lang w:eastAsia="pt-BR"/>
+        </w:rPr>
+        <w:t>(M</w:t>
+      </w:r>
+      <w:r>
+        <w:rPr>
+          <w:highlight w:val="yellow"/>
+          <w:lang w:eastAsia="pt-BR"/>
+        </w:rPr>
+        <w:t>orgado</w:t>
+      </w:r>
+      <w:r>
+        <w:rPr>
+          <w:highlight w:val="yellow"/>
+          <w:lang w:eastAsia="pt-BR"/>
+        </w:rPr>
+        <w:t>, 2006).</w:t>
+      </w:r>
+    </w:p>
+    <w:p>
+      <w:pPr>
+        <w:rPr>
+          <w:lang w:eastAsia="pt-BR"/>
+        </w:rPr>
+      </w:pPr>
+      <w:r>
+        <w:rPr>
+          <w:lang w:eastAsia="pt-BR"/>
+        </w:rPr>
+        <w:t>Aliado a isso, os professores, que seriam os responsáveis principais pelo planejamento desses projetos, têm pouca carga horária disponível para desempenho de atividades extracurriculares e não conseguem disponibilizar tempo das aulas para iniciativas sustentáveis, forçando os projetos a serem desenvolvidos em horário fora da classe e sem um profissional que monitore e que os estruture de forma adequada, dificultando o trabalho em equipe por</w:t>
+      </w:r>
+      <w:r>
+        <w:rPr>
+          <w:lang w:eastAsia="pt-BR"/>
+        </w:rPr>
+        <w:t xml:space="preserve"> conta da falta de organização,</w:t>
+      </w:r>
+      <w:r>
+        <w:rPr>
+          <w:lang w:eastAsia="pt-BR"/>
+        </w:rPr>
+        <w:t xml:space="preserve"> segregação de responsabilidades e funções da equipe de manutenção da horta. Sem uma estrutura clara, a probabilidade de sobrevivência do projeto em questão diminui </w:t>
+      </w:r>
+      <w:r>
+        <w:rPr>
+          <w:highlight w:val="yellow"/>
+          <w:lang w:eastAsia="pt-BR"/>
+        </w:rPr>
+        <w:t>(M</w:t>
+      </w:r>
+      <w:r>
+        <w:rPr>
+          <w:highlight w:val="yellow"/>
+          <w:lang w:eastAsia="pt-BR"/>
+        </w:rPr>
+        <w:t>orgado</w:t>
+      </w:r>
+      <w:r>
+        <w:rPr>
+          <w:highlight w:val="yellow"/>
+          <w:lang w:eastAsia="pt-BR"/>
+        </w:rPr>
+        <w:t>, 2006).</w:t>
+      </w:r>
+    </w:p>
+    <w:p>
+      <w:pPr>
+        <w:rPr>
+          <w:lang w:eastAsia="pt-BR"/>
+        </w:rPr>
+      </w:pPr>
+      <w:r>
+        <w:rPr>
+          <w:lang w:eastAsia="pt-BR"/>
+        </w:rPr>
+        <w:t>O</w:t>
+      </w:r>
+      <w:r>
+        <w:rPr>
+          <w:lang w:eastAsia="pt-BR"/>
+        </w:rPr>
+        <w:t>s</w:t>
+      </w:r>
+      <w:r>
+        <w:rPr>
+          <w:lang w:eastAsia="pt-BR"/>
+        </w:rPr>
+        <w:t xml:space="preserve"> demais</w:t>
+      </w:r>
+      <w:r>
+        <w:rPr>
+          <w:lang w:eastAsia="pt-BR"/>
+        </w:rPr>
+        <w:t xml:space="preserve"> funcionários de escolas</w:t>
+      </w:r>
+      <w:r>
+        <w:rPr>
+          <w:lang w:eastAsia="pt-BR"/>
+        </w:rPr>
+        <w:t xml:space="preserve"> também</w:t>
+      </w:r>
+      <w:r>
+        <w:rPr>
+          <w:lang w:eastAsia="pt-BR"/>
+        </w:rPr>
+        <w:t xml:space="preserve"> não têm disponibilidade para desempenhar os cuidados que uma horta sustentável </w:t>
+      </w:r>
+      <w:r>
+        <w:rPr>
+          <w:lang w:eastAsia="pt-BR"/>
+        </w:rPr>
+        <w:t xml:space="preserve">necessita, </w:t>
+      </w:r>
+      <w:r>
+        <w:rPr>
+          <w:lang w:eastAsia="pt-BR"/>
+        </w:rPr>
+        <w:t>o que</w:t>
+      </w:r>
+      <w:r>
+        <w:rPr>
+          <w:lang w:eastAsia="pt-BR"/>
+        </w:rPr>
+        <w:t>, aliado à indisponibilidade dos professores,</w:t>
+      </w:r>
+      <w:r>
+        <w:rPr>
+          <w:lang w:eastAsia="pt-BR"/>
+        </w:rPr>
+        <w:t xml:space="preserve"> deixa qualquer responsabilidade sobre a horta nas mãos dos alunos ou de um responsável que tenha eventual disponibilidade para </w:t>
+      </w:r>
+      <w:r>
+        <w:rPr>
+          <w:lang w:eastAsia="pt-BR"/>
+        </w:rPr>
+        <w:lastRenderedPageBreak/>
+        <w:t xml:space="preserve">monitorá-la de forma presencial </w:t>
+      </w:r>
+      <w:r>
+        <w:rPr>
+          <w:highlight w:val="yellow"/>
+          <w:lang w:eastAsia="pt-BR"/>
+        </w:rPr>
+        <w:t>(M</w:t>
+      </w:r>
+      <w:r>
+        <w:rPr>
+          <w:highlight w:val="yellow"/>
+          <w:lang w:eastAsia="pt-BR"/>
+        </w:rPr>
+        <w:t>orgado</w:t>
+      </w:r>
+      <w:r>
+        <w:rPr>
+          <w:highlight w:val="yellow"/>
+          <w:lang w:eastAsia="pt-BR"/>
+        </w:rPr>
+        <w:t>, 2006).</w:t>
+      </w:r>
+      <w:r>
+        <w:rPr>
+          <w:lang w:eastAsia="pt-BR"/>
+        </w:rPr>
+        <w:t xml:space="preserve"> Essa condição forma uma estrutura curricular muito rígida, sem um</w:t>
+      </w:r>
+      <w:r>
+        <w:rPr>
+          <w:lang w:eastAsia="pt-BR"/>
+        </w:rPr>
+        <w:t>a flexibilização para que novas</w:t>
+      </w:r>
+      <w:r>
+        <w:rPr>
+          <w:lang w:eastAsia="pt-BR"/>
+        </w:rPr>
+        <w:t xml:space="preserve"> abordagens pedagógicas</w:t>
+      </w:r>
+      <w:r>
+        <w:rPr>
+          <w:lang w:eastAsia="pt-BR"/>
+        </w:rPr>
         <w:t xml:space="preserve"> </w:t>
       </w:r>
-      <w:proofErr w:type="spellStart"/>
+      <w:r>
+        <w:rPr>
+          <w:lang w:eastAsia="pt-BR"/>
+        </w:rPr>
+        <w:t xml:space="preserve">possam ser incorporadas, causando resistência para a alteração desse modelo. </w:t>
+      </w:r>
+      <w:r>
+        <w:rPr>
+          <w:highlight w:val="yellow"/>
+          <w:lang w:eastAsia="pt-BR"/>
+        </w:rPr>
+        <w:t>(</w:t>
+      </w:r>
+      <w:r>
+        <w:rPr>
+          <w:highlight w:val="yellow"/>
+          <w:lang w:eastAsia="pt-BR"/>
+        </w:rPr>
+        <w:t>Oliveira</w:t>
+      </w:r>
+      <w:r>
+        <w:rPr>
+          <w:highlight w:val="yellow"/>
+          <w:lang w:eastAsia="pt-BR"/>
+        </w:rPr>
+        <w:t xml:space="preserve"> et al.</w:t>
+      </w:r>
+      <w:r>
+        <w:rPr>
+          <w:highlight w:val="yellow"/>
+          <w:lang w:eastAsia="pt-BR"/>
+        </w:rPr>
+        <w:t>, 2025)</w:t>
+      </w:r>
+      <w:r>
+        <w:rPr>
+          <w:highlight w:val="yellow"/>
+          <w:lang w:eastAsia="pt-BR"/>
+        </w:rPr>
+        <w:t>.</w:t>
+      </w:r>
+    </w:p>
+    <w:p>
+      <w:pPr>
+        <w:pStyle w:val="Ttulo2"/>
+      </w:pPr>
+      <w:bookmarkStart w:id="2" w:name="_Toc239885557"/>
+      <w:r>
+        <w:t>Justificativa</w:t>
+      </w:r>
+      <w:bookmarkEnd w:id="2"/>
+    </w:p>
+    <w:p>
+      <w:pPr>
+        <w:rPr>
+          <w:rFonts w:ascii="Times New Roman" w:hAnsi="Times New Roman" w:cs="Times New Roman"/>
+          <w:szCs w:val="24"/>
+          <w:lang w:eastAsia="pt-BR"/>
+        </w:rPr>
+      </w:pPr>
+      <w:r>
+        <w:rPr>
+          <w:lang w:eastAsia="pt-BR"/>
+        </w:rPr>
+        <w:t xml:space="preserve">A participação ativa dos estudantes no cultivo de uma horta escolar vai além do aprendizado técnico sobre plantas, promove o desenvolvimento de habilidades socioemocionais essenciais à formação integral do indivíduo. Pesquisas realizadas em escolas de tempo integral evidenciam que a horta escolar, enquanto prática pedagógica interdisciplinar, contribui para o aumento do engajamento escolar, para a melhoria da frequência e para o fortalecimento de competências como cooperação, responsabilidade e valorização do trabalho coletivo </w:t>
+      </w:r>
+      <w:r>
+        <w:rPr>
+          <w:highlight w:val="yellow"/>
+          <w:lang w:eastAsia="pt-BR"/>
+        </w:rPr>
+        <w:t>(</w:t>
+      </w:r>
+      <w:r>
+        <w:rPr>
+          <w:highlight w:val="yellow"/>
+          <w:lang w:eastAsia="pt-BR"/>
+        </w:rPr>
+        <w:t>Vendramini</w:t>
+      </w:r>
+      <w:r>
+        <w:rPr>
+          <w:highlight w:val="yellow"/>
+          <w:lang w:eastAsia="pt-BR"/>
+        </w:rPr>
+        <w:t>, 2025).</w:t>
+      </w:r>
+      <w:r>
+        <w:rPr>
+          <w:lang w:eastAsia="pt-BR"/>
+        </w:rPr>
+        <w:t xml:space="preserve"> Nesse sentido, a horta configura-se como um laboratório vivo que estimula o protagonismo estudantil e favorece a formação de sujeitos mais conscientes e participativos.</w:t>
+      </w:r>
+    </w:p>
+    <w:p>
+      <w:pPr>
+        <w:rPr>
+          <w:lang w:eastAsia="pt-BR"/>
+        </w:rPr>
+      </w:pPr>
+      <w:r>
+        <w:rPr>
+          <w:lang w:eastAsia="pt-BR"/>
+        </w:rPr>
+        <w:t xml:space="preserve">Do ponto de vista do conhecimento técnico-científico, o cultivo de hortaliças, legumes, temperos e plantas medicinais em ambiente escolar oferece aos alunos uma vivência concreta dos conteúdos de Ciências e Biologia, aproximando teoria e prática de maneira significativa. A catalogação e o plantio dessas espécies proporcionam aos educandos a compreensão sobre os ciclos naturais, as propriedades medicinais das plantas e sua importância para a saúde humana. Além disso, essa prática desenvolve a interdisciplinaridade ao integrar diferentes áreas do conhecimento em torno de um mesmo objeto de estudo </w:t>
+      </w:r>
+      <w:r>
+        <w:rPr>
+          <w:highlight w:val="yellow"/>
+          <w:lang w:eastAsia="pt-BR"/>
+        </w:rPr>
+        <w:t>(</w:t>
+      </w:r>
+      <w:r>
+        <w:rPr>
+          <w:highlight w:val="yellow"/>
+          <w:lang w:eastAsia="pt-BR"/>
+        </w:rPr>
+        <w:t>Silva</w:t>
+      </w:r>
+      <w:r>
+        <w:rPr>
+          <w:highlight w:val="yellow"/>
+          <w:lang w:eastAsia="pt-BR"/>
+        </w:rPr>
+        <w:t>, 2021).</w:t>
+      </w:r>
+      <w:r>
+        <w:rPr>
+          <w:lang w:eastAsia="pt-BR"/>
+        </w:rPr>
+        <w:t xml:space="preserve"> Esse aprendizado experiencial, ancorado na realidade do aluno, tende a ser mais duradouro e motivador do que abordagens puramente expositivas, cumprindo também o papel de resgatar saberes populares que estão, paulatinamente, sendo perdidos com a urbanização </w:t>
+      </w:r>
+      <w:r>
+        <w:rPr>
+          <w:highlight w:val="yellow"/>
+          <w:lang w:eastAsia="pt-BR"/>
+        </w:rPr>
+        <w:t>(</w:t>
+      </w:r>
+      <w:r>
+        <w:rPr>
+          <w:highlight w:val="yellow"/>
+          <w:lang w:eastAsia="pt-BR"/>
+        </w:rPr>
+        <w:t>Lopes</w:t>
+      </w:r>
+      <w:r>
+        <w:rPr>
+          <w:highlight w:val="yellow"/>
+          <w:lang w:eastAsia="pt-BR"/>
+        </w:rPr>
+        <w:t>, 2018).</w:t>
+      </w:r>
+    </w:p>
+    <w:p>
+      <w:pPr>
+        <w:pStyle w:val="Citao"/>
+      </w:pPr>
+      <w:r>
+        <w:t xml:space="preserve">Para a construção de uma consciência sustentável, experienciar per se é fundamental </w:t>
+      </w:r>
+      <w:r>
+        <w:rPr>
+          <w:highlight w:val="yellow"/>
+        </w:rPr>
+        <w:t>(Gadotti, 2008).</w:t>
+      </w:r>
+      <w:r>
+        <w:t xml:space="preserve"> Assim, exemplos e hábitos de vida sustentável dentro da unidade escolar, seja por meio de vivências ou atividades práticas sustentáveis, podem contribuir para o processo educativo. Logo, a criação de espaços que permitam o desenvolvimento de processos de ensino-aprendizagem permanentes e continuados, com aptidão para a sensibilização dos educandos, pode contribuir para a formação de uma sociedade mais justa e sustentável </w:t>
+      </w:r>
+      <w:r>
+        <w:rPr>
+          <w:highlight w:val="yellow"/>
+        </w:rPr>
+        <w:t>(Moreira, 2012, apud Ferreira; Pereira; Fiore, 2024, p. 3).</w:t>
+      </w:r>
+      <w:r>
+        <w:t> </w:t>
+      </w:r>
+    </w:p>
+    <w:p>
+      <w:pPr>
+        <w:rPr>
+          <w:lang w:eastAsia="pt-BR"/>
+        </w:rPr>
+      </w:pPr>
+      <w:r>
+        <w:rPr>
+          <w:lang w:eastAsia="pt-BR"/>
+        </w:rPr>
+        <w:t xml:space="preserve">Ademais, a horta escolar dialoga diretamente com o ODS 4: Educação de Qualidade, que preconiza assegurar uma educação inclusiva, equitativa e de </w:t>
+      </w:r>
+      <w:r>
+        <w:rPr>
+          <w:lang w:eastAsia="pt-BR"/>
+        </w:rPr>
+        <w:lastRenderedPageBreak/>
+        <w:t xml:space="preserve">qualidade, promovendo oportunidades de aprendizagem ao longo da vida para todos. A Meta 4.7 do referido objetivo estabelece que os alunos devem adquirir conhecimentos e habilidades para promover o desenvolvimento e os estilos de vida sustentáveis </w:t>
+      </w:r>
+      <w:r>
+        <w:rPr>
+          <w:highlight w:val="yellow"/>
+          <w:lang w:eastAsia="pt-BR"/>
+        </w:rPr>
+        <w:t>(</w:t>
+      </w:r>
+      <w:r>
+        <w:rPr>
+          <w:highlight w:val="yellow"/>
+          <w:lang w:eastAsia="pt-BR"/>
+        </w:rPr>
+        <w:t>Ipea</w:t>
+      </w:r>
+      <w:r>
+        <w:rPr>
+          <w:highlight w:val="yellow"/>
+          <w:lang w:eastAsia="pt-BR"/>
+        </w:rPr>
+        <w:t>, 2019</w:t>
+      </w:r>
+      <w:r>
+        <w:rPr>
+          <w:lang w:eastAsia="pt-BR"/>
+        </w:rPr>
+        <w:t xml:space="preserve">). Ao incorporar a horta como recurso pedagógico permanente, a escola cria condições para que esses objetivos sejam alcançados de forma prática e contínua, estimulando o aprendizado diário e a formação de uma consciência ambiental desde os anos iniciais da educação básica </w:t>
+      </w:r>
+      <w:r>
+        <w:rPr>
+          <w:highlight w:val="yellow"/>
+          <w:lang w:eastAsia="pt-BR"/>
+        </w:rPr>
+        <w:t>(</w:t>
+      </w:r>
+      <w:r>
+        <w:rPr>
+          <w:highlight w:val="yellow"/>
+          <w:lang w:eastAsia="pt-BR"/>
+        </w:rPr>
+        <w:t>Nunes</w:t>
+      </w:r>
+      <w:r>
+        <w:rPr>
+          <w:highlight w:val="yellow"/>
+          <w:lang w:eastAsia="pt-BR"/>
+        </w:rPr>
+        <w:t>, 2025).</w:t>
+      </w:r>
+    </w:p>
+    <w:p>
+      <w:pPr>
+        <w:rPr>
+          <w:lang w:eastAsia="pt-BR"/>
+        </w:rPr>
+      </w:pPr>
+      <w:r>
+        <w:rPr>
+          <w:lang w:eastAsia="pt-BR"/>
+        </w:rPr>
+        <w:t>Em relação à educação alimentar, o s</w:t>
+      </w:r>
+      <w:r>
+        <w:rPr>
+          <w:lang w:eastAsia="pt-BR"/>
+        </w:rPr>
+        <w:t>istema de hortas escolares colabora com a segurança alimentar e a melhoria nutricional, promovendo a sustentabilidade. A</w:t>
+      </w:r>
+      <w:r>
+        <w:rPr>
+          <w:lang w:eastAsia="pt-BR"/>
+        </w:rPr>
+        <w:t xml:space="preserve"> </w:t>
+      </w:r>
+      <w:r>
+        <w:rPr>
+          <w:lang w:eastAsia="pt-BR"/>
+        </w:rPr>
+        <w:t>implementaç</w:t>
+      </w:r>
+      <w:r>
+        <w:rPr>
+          <w:lang w:eastAsia="pt-BR"/>
+        </w:rPr>
+        <w:t xml:space="preserve">ão de hortas escolares auxilia </w:t>
+      </w:r>
+      <w:r>
+        <w:rPr>
+          <w:lang w:eastAsia="pt-BR"/>
+        </w:rPr>
+        <w:t>no fortalecimento da sustentabilidade ao estimular práticas ecológicas, como a compostagem, o reaproveitamento de resíduos orgânicos e o cultivo sem agressão ao meio ambiente. Segundo estudos recentes, esses projetos favorecem a educação ambiental e promovem maior aproximação dos estudantes com alimentos naturais e nutritivos, reduzindo a dependênc</w:t>
+      </w:r>
+      <w:r>
+        <w:rPr>
+          <w:lang w:eastAsia="pt-BR"/>
+        </w:rPr>
+        <w:t xml:space="preserve">ia de produtos ultraprocessados </w:t>
+      </w:r>
+      <w:r>
+        <w:rPr>
+          <w:highlight w:val="yellow"/>
+          <w:lang w:eastAsia="pt-BR"/>
+        </w:rPr>
+        <w:t>(</w:t>
+      </w:r>
+      <w:r>
+        <w:rPr>
+          <w:highlight w:val="yellow"/>
+          <w:lang w:eastAsia="pt-BR"/>
+        </w:rPr>
+        <w:t>Silva</w:t>
+      </w:r>
+      <w:r>
+        <w:rPr>
+          <w:highlight w:val="yellow"/>
+          <w:lang w:eastAsia="pt-BR"/>
+        </w:rPr>
+        <w:t xml:space="preserve">; </w:t>
+      </w:r>
+      <w:r>
+        <w:rPr>
+          <w:highlight w:val="yellow"/>
+          <w:lang w:eastAsia="pt-BR"/>
+        </w:rPr>
+        <w:t>Souza</w:t>
+      </w:r>
+      <w:r>
+        <w:rPr>
+          <w:highlight w:val="yellow"/>
+          <w:lang w:eastAsia="pt-BR"/>
+        </w:rPr>
+        <w:t>, 2022).</w:t>
+      </w:r>
+    </w:p>
+    <w:p>
+      <w:pPr>
+        <w:rPr>
+          <w:rFonts w:ascii="Times New Roman" w:hAnsi="Times New Roman" w:cs="Times New Roman"/>
+          <w:szCs w:val="24"/>
+          <w:lang w:eastAsia="pt-BR"/>
+        </w:rPr>
+      </w:pPr>
+      <w:r>
+        <w:t xml:space="preserve">Além disso, as hortas pedagógicas colaboram para o desenvolvimento da cooperação, da responsabilidade e do senso de pertencimento entre os alunos, fortalecendo a relação entre escola e comunidade. De acordo com Rodrigues et al. (2023), as hortas escolares são “espaços vivos de aprendizagem” que incentivam hábitos saudáveis e consciência socioambiental. Dessa forma, o projeto está alinhado ao Objetivo de Desenvolvimento Sustentável 2 da ONU </w:t>
+      </w:r>
+      <w:r>
+        <w:t>(</w:t>
+      </w:r>
+      <w:r>
+        <w:t>Fome Zero e Agricultura Sustentável</w:t>
+      </w:r>
+      <w:r>
+        <w:t xml:space="preserve">) </w:t>
+      </w:r>
+      <w:r>
+        <w:t xml:space="preserve">, evidenciando a importância de iniciativas educativas voltadas para a alimentação saudável e para a preservação ambiental </w:t>
+      </w:r>
+      <w:r>
+        <w:rPr>
+          <w:highlight w:val="yellow"/>
+        </w:rPr>
+        <w:t>(</w:t>
+      </w:r>
+      <w:r>
+        <w:rPr>
+          <w:highlight w:val="yellow"/>
+        </w:rPr>
+        <w:t>Rodrigues</w:t>
+      </w:r>
+      <w:r>
+        <w:rPr>
+          <w:highlight w:val="yellow"/>
+        </w:rPr>
+        <w:t xml:space="preserve"> et al., 2023).</w:t>
+      </w:r>
+    </w:p>
+    <w:p>
+      <w:pPr>
+        <w:rPr>
+          <w:lang w:eastAsia="pt-BR"/>
+        </w:rPr>
+      </w:pPr>
+      <w:r>
+        <w:rPr>
+          <w:lang w:eastAsia="pt-BR"/>
+        </w:rPr>
+        <w:t>As hortas escolares também atuam como ferramentas pedagógicas voltadas à educação ambiental, estimulando a participação ativa dos estudantes em práticas sustentáveis, como compostagem, reciclagem de resíduos orgânicos e cultivo agroecológico. Segundo Salaroli e Bilotta (2025), as hortas escolares contribuem diretamente para o Objetivo de Desenvolvimento Sustentável 12</w:t>
+      </w:r>
+      <w:r>
+        <w:rPr>
+          <w:lang w:eastAsia="pt-BR"/>
+        </w:rPr>
+        <w:t xml:space="preserve"> (</w:t>
+      </w:r>
+      <w:r>
+        <w:rPr>
+          <w:lang w:eastAsia="pt-BR"/>
+        </w:rPr>
+        <w:t>Consumo e Produção Responsáveis</w:t>
+      </w:r>
+      <w:r>
+        <w:rPr>
+          <w:lang w:eastAsia="pt-BR"/>
+        </w:rPr>
+        <w:t xml:space="preserve">) </w:t>
+      </w:r>
+      <w:r>
+        <w:rPr>
+          <w:lang w:eastAsia="pt-BR"/>
+        </w:rPr>
+        <w:t>ao promoverem o uso consciente dos recursos naturais e a reflexão sobre sustentabilidade.</w:t>
+      </w:r>
+    </w:p>
+    <w:p>
+      <w:pPr>
+        <w:rPr>
+          <w:lang w:eastAsia="pt-BR"/>
+        </w:rPr>
+      </w:pPr>
+      <w:r>
+        <w:rPr>
+          <w:lang w:eastAsia="pt-BR"/>
+        </w:rPr>
+        <w:t xml:space="preserve">Além disso, esses projetos fortalecem a relação entre sustentabilidade e aprendizagem e fortalece a valorização de alimentos naturais, reduzindo o consumo excessivo de produtos industrializados </w:t>
+      </w:r>
+      <w:r>
+        <w:rPr>
+          <w:highlight w:val="yellow"/>
+          <w:lang w:eastAsia="pt-BR"/>
+        </w:rPr>
+        <w:t>(</w:t>
+      </w:r>
+      <w:r>
+        <w:rPr>
+          <w:highlight w:val="yellow"/>
+          <w:lang w:eastAsia="pt-BR"/>
+        </w:rPr>
+        <w:t>Oliveira</w:t>
+      </w:r>
+      <w:r>
+        <w:rPr>
+          <w:highlight w:val="yellow"/>
+          <w:lang w:eastAsia="pt-BR"/>
+        </w:rPr>
+        <w:t xml:space="preserve"> et al. 2025).</w:t>
+      </w:r>
+      <w:r>
+        <w:rPr>
+          <w:lang w:eastAsia="pt-BR"/>
+        </w:rPr>
+        <w:t xml:space="preserve"> Dessa maneira, a </w:t>
+      </w:r>
+      <w:r>
+        <w:rPr>
+          <w:lang w:eastAsia="pt-BR"/>
+        </w:rPr>
+        <w:lastRenderedPageBreak/>
+        <w:t>implantação de hortas escolares vai além da produção de alimentos, tornando-se uma estratégia educativa capaz de unir sustentabilidade, alimentação saudável e consciência ambiental dentro do espaço escolar.</w:t>
+      </w:r>
+    </w:p>
+    <w:p>
+      <w:pPr>
+        <w:rPr>
+          <w:lang w:eastAsia="pt-BR"/>
+        </w:rPr>
+      </w:pPr>
+      <w:r>
+        <w:rPr>
+          <w:lang w:eastAsia="pt-BR"/>
+        </w:rPr>
+        <w:t>A criação de hortas escolares também contribui significativamente para a recuperação e preservação do solo, uma vez que promove práticas sustentáveis voltadas ao cuidado frequente da terra e ao equilíbrio ambiental. O manejo adequado do solo auxilia na manutenção de sua fertilidade e biodiversidade, evitando o desgaste causado pelo descarte inadequado de resíduos e pela exploração excessiva dos recursos naturais. De acordo com Lima (2025), projetos de hortas escolares favorecem a recuperação de áreas degradadas ao incentivar métodos de cultivo sustentáveis e ecológicos.</w:t>
+      </w:r>
+    </w:p>
+    <w:p>
+      <w:pPr>
+        <w:rPr>
+          <w:lang w:eastAsia="pt-BR"/>
+        </w:rPr>
+      </w:pPr>
+      <w:r>
+        <w:rPr>
+          <w:lang w:eastAsia="pt-BR"/>
+        </w:rPr>
+        <w:t xml:space="preserve">A fim de promover tais iniciativas, adotar a metodologia de </w:t>
+      </w:r>
       <w:r>
         <w:rPr>
           <w:i/>
           <w:iCs/>
-        </w:rPr>
-        <w:t>Language</w:t>
-      </w:r>
-      <w:proofErr w:type="spellEnd"/>
+          <w:lang w:eastAsia="pt-BR"/>
+        </w:rPr>
+        <w:t>gamificação</w:t>
+      </w:r>
+      <w:r>
+        <w:rPr>
+          <w:lang w:eastAsia="pt-BR"/>
+        </w:rPr>
+        <w:t xml:space="preserve"> é ideal e estimula as pessoas a começarem e continuarem de forma constante a participar do projeto. Alguns elementos presentes em sistemas </w:t>
+      </w:r>
       <w:r>
         <w:rPr>
           <w:i/>
           <w:iCs/>
-        </w:rPr>
-        <w:t xml:space="preserve"> Learning (MALL),</w:t>
-      </w:r>
-      <w:r>
-        <w:t xml:space="preserve"> que é o exemplo mais popular de gamificação para o ensino, tem alguns aspectos fundamentais para seu sucesso em atrair os usuários e motivá-los, tais quais: um meio de competição </w:t>
-      </w:r>
-      <w:r>
-        <w:t xml:space="preserve">formado por rankings semanais, um meio de contabilização de progresso formado por acúmulo de </w:t>
-      </w:r>
-      <w:proofErr w:type="spellStart"/>
+          <w:lang w:eastAsia="pt-BR"/>
+        </w:rPr>
+        <w:t xml:space="preserve">gamificados </w:t>
+      </w:r>
+      <w:r>
+        <w:rPr>
+          <w:lang w:eastAsia="pt-BR"/>
+        </w:rPr>
+        <w:t>como formas de pontuação</w:t>
+      </w:r>
+      <w:r>
+        <w:rPr>
+          <w:lang w:eastAsia="pt-BR"/>
+        </w:rPr>
+        <w:t xml:space="preserve">, contagem de dias ativos, recompensas, cosméticos para o perfil, meios de competição, </w:t>
+      </w:r>
       <w:r>
         <w:rPr>
           <w:i/>
           <w:iCs/>
-        </w:rPr>
-        <w:t>xp</w:t>
-      </w:r>
-      <w:proofErr w:type="spellEnd"/>
-      <w:r>
-        <w:t>, uma sequência de dias consecutivos da plataforma mostrada em seu perfil e nomeada como “ofensiva”. Todos esses aspectos fazem com que os usuários tenham vontade de utilizar a plataforma e de não perder uma recorrência.</w:t>
-      </w:r>
-    </w:p>
-    <w:p>
-      <w:r>
-        <w:t xml:space="preserve">Tendo em mente a análise acima, para que alunos, ou qualquer participante de um determinado grupo social como uma empresa, condomínio ou qualquer outro, tenham vontade de colaborar com uma iniciativa de horta de forma constante, uma aplicação que utilize estratégias de gamificação para incentivar a constância e o aprendizado se torna uma solução pertinente e atual. </w:t>
-      </w:r>
-    </w:p>
-    <w:p>
-      <w:pPr>
-        <w:rPr>
-          <w:lang w:eastAsia="pt-BR"/>
-        </w:rPr>
-      </w:pPr>
-      <w:r>
-        <w:t xml:space="preserve">Com o objetivo de engajar, ensinar, </w:t>
-      </w:r>
-      <w:r>
-        <w:t>organizar e gerenciar</w:t>
-      </w:r>
-      <w:r>
-        <w:t xml:space="preserve"> alunos, funcionários e integrantes de grupos sociais diversos no desenvolvimento de hortas escolares ou comunitárias</w:t>
-      </w:r>
-      <w:r>
-        <w:t xml:space="preserve"> surge a </w:t>
-      </w:r>
-      <w:proofErr w:type="spellStart"/>
-      <w:r>
-        <w:t>Viridis</w:t>
-      </w:r>
-      <w:proofErr w:type="spellEnd"/>
-      <w:r>
-        <w:t>: uma aplicação web (</w:t>
+          <w:lang w:eastAsia="pt-BR"/>
+        </w:rPr>
+        <w:t>rankigs</w:t>
+      </w:r>
+      <w:r>
+        <w:rPr>
+          <w:lang w:eastAsia="pt-BR"/>
+        </w:rPr>
+        <w:t xml:space="preserve"> entre outros influenciam o usuário a desempenhar atividades que não faria, ou não tão frequentemente, com maior interesse </w:t>
+      </w:r>
+      <w:r>
+        <w:rPr>
+          <w:highlight w:val="yellow"/>
+          <w:lang w:eastAsia="pt-BR"/>
+        </w:rPr>
+        <w:t>(</w:t>
+      </w:r>
+      <w:r>
+        <w:rPr>
+          <w:highlight w:val="yellow"/>
+          <w:lang w:eastAsia="pt-BR"/>
+        </w:rPr>
+        <w:t>Shortt</w:t>
+      </w:r>
+      <w:r>
+        <w:rPr>
+          <w:highlight w:val="yellow"/>
+          <w:lang w:eastAsia="pt-BR"/>
+        </w:rPr>
+        <w:t xml:space="preserve"> et al., 2023).</w:t>
+      </w:r>
+    </w:p>
+    <w:p>
+      <w:pPr>
+        <w:rPr>
+          <w:rFonts w:ascii="Times New Roman" w:hAnsi="Times New Roman" w:cs="Times New Roman"/>
+          <w:szCs w:val="24"/>
+          <w:lang w:eastAsia="pt-BR"/>
+        </w:rPr>
+      </w:pPr>
+      <w:r>
+        <w:rPr>
+          <w:lang w:eastAsia="pt-BR"/>
+        </w:rPr>
+        <w:t xml:space="preserve">Posicionar os perfis em um </w:t>
       </w:r>
       <w:r>
         <w:rPr>
           <w:i/>
           <w:iCs/>
-        </w:rPr>
-        <w:t>Web App</w:t>
-      </w:r>
-      <w:r>
-        <w:t xml:space="preserve">) de gamificação que permite que um usuário crie um grupo e adicione membros, que podem ser desde alunos de sua escola, funcionários de sua empresa até seus amigos próximos, que colaboram entre si para o desenvolvimento de hortas. </w:t>
-      </w:r>
-    </w:p>
-    <w:p>
-      <w:pPr>
-        <w:pStyle w:val="Ttulo2"/>
-      </w:pPr>
-      <w:bookmarkStart w:id="1" w:name="_Toc239885556"/>
-      <w:r>
-        <w:t>Problemática</w:t>
-      </w:r>
-      <w:bookmarkEnd w:id="1"/>
-    </w:p>
-    <w:p>
-      <w:r>
-        <w:t>A adolescência é um período marcado por intensas transformações físicas, cognitivas e emocionais, tornando os jovens mais vulneráveis ao desenvolvimento de transtornos psicológicos. Diversos fatores</w:t>
-      </w:r>
-      <w:r>
-        <w:t>, como</w:t>
-      </w:r>
-      <w:r>
-        <w:t xml:space="preserve"> físicos, nutricionais, psicológicos e sociais</w:t>
-      </w:r>
-      <w:r>
-        <w:t>, que</w:t>
-      </w:r>
-      <w:r>
-        <w:t xml:space="preserve"> interagem de forma complexa, contribuindo para o surgimento de condições como ansiedade, depressão e transtorno de déficit de atenção/hiperatividade. Estima-se que cerca de 15% das crianças e adolescentes no mundo apresentam algum transtorno mental, evidenciando a magnitude desse problema de saúde pública </w:t>
-      </w:r>
-      <w:r>
-        <w:rPr>
-          <w:highlight w:val="cyan"/>
+          <w:lang w:eastAsia="pt-BR"/>
+        </w:rPr>
+        <w:t>ranking</w:t>
+      </w:r>
+      <w:r>
+        <w:rPr>
+          <w:lang w:eastAsia="pt-BR"/>
+        </w:rPr>
+        <w:t xml:space="preserve"> baseado em suas contribuições com a horta engaja os usuários a colaborarem mais para alcançar uma pontuação maior e, dessa forma, uma classificação mais alta (). Aliado a isso, recompensas como medalhas virtuais e cosméticos para perfil que sejam disponibilizados para os primeiros classificados potencializa o interesse dos usuários </w:t>
+      </w:r>
+      <w:r>
+        <w:rPr>
+          <w:highlight w:val="yellow"/>
+          <w:lang w:eastAsia="pt-BR"/>
         </w:rPr>
         <w:t>(</w:t>
       </w:r>
-      <w:proofErr w:type="spellStart"/>
-      <w:r>
-        <w:rPr>
-          <w:highlight w:val="cyan"/>
-        </w:rPr>
-        <w:t>Polanczyk</w:t>
-      </w:r>
-      <w:proofErr w:type="spellEnd"/>
-      <w:r>
-        <w:rPr>
-          <w:highlight w:val="cyan"/>
-        </w:rPr>
-        <w:t>, ano</w:t>
-      </w:r>
-      <w:r>
-        <w:rPr>
-          <w:highlight w:val="cyan"/>
-        </w:rPr>
-        <w:t xml:space="preserve"> – tem que colocar o ano</w:t>
-      </w:r>
-      <w:r>
-        <w:rPr>
-          <w:highlight w:val="cyan"/>
-        </w:rPr>
-        <w:t>).</w:t>
+      <w:r>
+        <w:rPr>
+          <w:highlight w:val="yellow"/>
+          <w:lang w:eastAsia="pt-BR"/>
+        </w:rPr>
+        <w:t>Moreira</w:t>
+      </w:r>
+      <w:r>
+        <w:rPr>
+          <w:highlight w:val="yellow"/>
+          <w:lang w:eastAsia="pt-BR"/>
+        </w:rPr>
+        <w:t xml:space="preserve">; </w:t>
+      </w:r>
+      <w:r>
+        <w:rPr>
+          <w:highlight w:val="yellow"/>
+          <w:lang w:eastAsia="pt-BR"/>
+        </w:rPr>
+        <w:t>Knoll</w:t>
+      </w:r>
+      <w:r>
+        <w:rPr>
+          <w:highlight w:val="yellow"/>
+          <w:lang w:eastAsia="pt-BR"/>
+        </w:rPr>
+        <w:t>, 2019).</w:t>
       </w:r>
     </w:p>
     <w:p>
@@ -7739,941 +8548,22 @@
         </w:rPr>
       </w:pPr>
       <w:r>
-        <w:t xml:space="preserve">As transformações recentes no estilo de vida têm impactado diretamente os padrões alimentares, contribuindo para o aumento do sobrepeso e da obesidade, especialmente na infância. Diversos fatores como mudanças sociais, econômicas e </w:t>
-      </w:r>
-      <w:r>
-        <w:lastRenderedPageBreak/>
-        <w:t xml:space="preserve">culturais favoreceram o aumento do consumo de alimentos ultraprocessados, ricos em energia, gorduras, açúcares e sódio, ao mesmo tempo em que se observa a redução da ingestão de alimentos in natura, como frutas, verduras, legumes, cereais e leguminosas. Esse cenário torna-se ainda mais preocupante ao considerar que tais hábitos estão sendo incorporados precocemente, influenciando negativamente o crescimento e o desenvolvimento infantil. Dados da Pesquisa Nacional de Saúde do Escolar indicam que 42,8% da alimentação de adolescentes brasileiros é composta por alimentos ultraprocessados. Contudo, a dieta fornecida pelas Instituições de Ensino deve estar adequada à saúde dos estudantes, que, caso tenham uma alimentação inadequada, podem desenvolver Doenças Crônicas Não Transmissíveis (DCNT). Além disso, modificações no estado nutricional do aluno podem comprometer o rendimento escolar, afetando a capacidade de memória e o desenvolvimento cerebral.  </w:t>
-      </w:r>
-      <w:r>
-        <w:rPr>
-          <w:highlight w:val="cyan"/>
-        </w:rPr>
-        <w:t>(Silva JA et al.</w:t>
-      </w:r>
-      <w:r>
-        <w:rPr>
-          <w:highlight w:val="cyan"/>
-        </w:rPr>
-        <w:t>, ano</w:t>
-      </w:r>
-      <w:r>
-        <w:rPr>
-          <w:highlight w:val="cyan"/>
-        </w:rPr>
-        <w:t xml:space="preserve"> – tem que colocar o ano</w:t>
-      </w:r>
-      <w:r>
-        <w:rPr>
-          <w:highlight w:val="cyan"/>
-        </w:rPr>
-        <w:t>).</w:t>
-      </w:r>
-    </w:p>
-    <w:p>
-      <w:pPr>
-        <w:rPr>
-          <w:lang w:eastAsia="pt-BR"/>
-        </w:rPr>
-      </w:pPr>
-      <w:r>
-        <w:rPr>
-          <w:lang w:eastAsia="pt-BR"/>
-        </w:rPr>
-        <w:t>A</w:t>
-      </w:r>
-      <w:r>
-        <w:rPr>
-          <w:lang w:eastAsia="pt-BR"/>
-        </w:rPr>
-        <w:t>pesar da</w:t>
-      </w:r>
-      <w:r>
-        <w:rPr>
-          <w:lang w:eastAsia="pt-BR"/>
-        </w:rPr>
-        <w:t xml:space="preserve"> Constituição Federal (CF), de 1988, e a atribuição que faz, ao poder público, do dever de promover a Educação Ambiental em todos os níveis de ensino</w:t>
-      </w:r>
-      <w:r>
-        <w:rPr>
-          <w:lang w:eastAsia="pt-BR"/>
-        </w:rPr>
-        <w:t>,</w:t>
-      </w:r>
-      <w:r>
-        <w:rPr>
-          <w:lang w:eastAsia="pt-BR"/>
-        </w:rPr>
-        <w:t xml:space="preserve"> não </w:t>
-      </w:r>
-      <w:r>
-        <w:rPr>
-          <w:lang w:eastAsia="pt-BR"/>
-        </w:rPr>
-        <w:t>há</w:t>
-      </w:r>
-      <w:r>
-        <w:rPr>
-          <w:lang w:eastAsia="pt-BR"/>
-        </w:rPr>
-        <w:t xml:space="preserve"> apoio o suficiente para </w:t>
-      </w:r>
-      <w:r>
-        <w:rPr>
-          <w:lang w:eastAsia="pt-BR"/>
-        </w:rPr>
-        <w:t>manter</w:t>
-      </w:r>
-      <w:r>
-        <w:rPr>
-          <w:lang w:eastAsia="pt-BR"/>
-        </w:rPr>
-        <w:t xml:space="preserve"> projetos</w:t>
-      </w:r>
-      <w:r>
-        <w:rPr>
-          <w:lang w:eastAsia="pt-BR"/>
-        </w:rPr>
-        <w:t xml:space="preserve"> sustentáveis</w:t>
-      </w:r>
-      <w:r>
-        <w:rPr>
-          <w:lang w:eastAsia="pt-BR"/>
-        </w:rPr>
-        <w:t xml:space="preserve"> que poderiam contribuir com soluções para a falta de alimentos saudáveis</w:t>
-      </w:r>
-      <w:r>
-        <w:rPr>
-          <w:lang w:eastAsia="pt-BR"/>
-        </w:rPr>
-        <w:t xml:space="preserve"> como hortas comunitárias escolares</w:t>
-      </w:r>
-      <w:r>
-        <w:rPr>
-          <w:lang w:eastAsia="pt-BR"/>
-        </w:rPr>
-        <w:t xml:space="preserve"> a longo prazo, no que diz respeito a falta de planejamento, disponibilidade e recursos financeiros, o que é essencial para a integração desse aprendizado</w:t>
-      </w:r>
-      <w:r>
-        <w:rPr>
-          <w:lang w:eastAsia="pt-BR"/>
-        </w:rPr>
-        <w:t xml:space="preserve"> prático</w:t>
-      </w:r>
-      <w:r>
-        <w:rPr>
-          <w:lang w:eastAsia="pt-BR"/>
-        </w:rPr>
-        <w:t xml:space="preserve"> nas redes de ensino </w:t>
-      </w:r>
-      <w:r>
-        <w:rPr>
-          <w:highlight w:val="yellow"/>
-          <w:lang w:eastAsia="pt-BR"/>
-        </w:rPr>
-        <w:t>(M</w:t>
-      </w:r>
-      <w:r>
-        <w:rPr>
-          <w:highlight w:val="yellow"/>
-          <w:lang w:eastAsia="pt-BR"/>
-        </w:rPr>
-        <w:t>orgado</w:t>
-      </w:r>
-      <w:r>
-        <w:rPr>
-          <w:highlight w:val="yellow"/>
-          <w:lang w:eastAsia="pt-BR"/>
-        </w:rPr>
-        <w:t>, 2006).</w:t>
-      </w:r>
-    </w:p>
-    <w:p>
-      <w:pPr>
-        <w:rPr>
-          <w:lang w:eastAsia="pt-BR"/>
-        </w:rPr>
-      </w:pPr>
-      <w:r>
-        <w:rPr>
-          <w:lang w:eastAsia="pt-BR"/>
-        </w:rPr>
-        <w:t>Aliado a isso, os professores, que seriam os responsáveis principais pelo planejamento desses projetos, têm pouca carga horária disponível para desempenho de atividades extracurriculares e não conseguem disponibilizar tempo das aulas para iniciativas sustentáveis, forçando os projetos a serem desenvolvidos em horário fora da classe e sem um profissional que monitore e que os estruture de forma adequada, dificultando o trabalho em equipe por</w:t>
-      </w:r>
-      <w:r>
-        <w:rPr>
-          <w:lang w:eastAsia="pt-BR"/>
-        </w:rPr>
-        <w:t xml:space="preserve"> conta da falta de organização,</w:t>
-      </w:r>
-      <w:r>
-        <w:rPr>
-          <w:lang w:eastAsia="pt-BR"/>
-        </w:rPr>
-        <w:t xml:space="preserve"> segregação de responsabilidades e funções da equipe de manutenção da horta. Sem uma estrutura clara, a probabilidade de sobrevivência do projeto em questão diminui </w:t>
-      </w:r>
-      <w:r>
-        <w:rPr>
-          <w:highlight w:val="yellow"/>
-          <w:lang w:eastAsia="pt-BR"/>
-        </w:rPr>
-        <w:t>(M</w:t>
-      </w:r>
-      <w:r>
-        <w:rPr>
-          <w:highlight w:val="yellow"/>
-          <w:lang w:eastAsia="pt-BR"/>
-        </w:rPr>
-        <w:t>orgado</w:t>
-      </w:r>
-      <w:r>
-        <w:rPr>
-          <w:highlight w:val="yellow"/>
-          <w:lang w:eastAsia="pt-BR"/>
-        </w:rPr>
-        <w:t>, 2006).</w:t>
-      </w:r>
-    </w:p>
-    <w:p>
-      <w:pPr>
-        <w:rPr>
-          <w:lang w:eastAsia="pt-BR"/>
-        </w:rPr>
-      </w:pPr>
-      <w:r>
-        <w:rPr>
-          <w:lang w:eastAsia="pt-BR"/>
-        </w:rPr>
-        <w:t>O</w:t>
-      </w:r>
-      <w:r>
-        <w:rPr>
-          <w:lang w:eastAsia="pt-BR"/>
-        </w:rPr>
-        <w:t>s</w:t>
-      </w:r>
-      <w:r>
-        <w:rPr>
-          <w:lang w:eastAsia="pt-BR"/>
-        </w:rPr>
-        <w:t xml:space="preserve"> demais</w:t>
-      </w:r>
-      <w:r>
-        <w:rPr>
-          <w:lang w:eastAsia="pt-BR"/>
-        </w:rPr>
-        <w:t xml:space="preserve"> funcionários de escolas</w:t>
-      </w:r>
-      <w:r>
-        <w:rPr>
-          <w:lang w:eastAsia="pt-BR"/>
-        </w:rPr>
-        <w:t xml:space="preserve"> também</w:t>
-      </w:r>
-      <w:r>
-        <w:rPr>
-          <w:lang w:eastAsia="pt-BR"/>
-        </w:rPr>
-        <w:t xml:space="preserve"> não têm disponibilidade para desempenhar os cuidados que uma horta sustentável </w:t>
-      </w:r>
-      <w:r>
-        <w:rPr>
-          <w:lang w:eastAsia="pt-BR"/>
-        </w:rPr>
-        <w:t xml:space="preserve">necessita, </w:t>
-      </w:r>
-      <w:r>
-        <w:rPr>
-          <w:lang w:eastAsia="pt-BR"/>
-        </w:rPr>
-        <w:t>o que</w:t>
-      </w:r>
-      <w:r>
-        <w:rPr>
-          <w:lang w:eastAsia="pt-BR"/>
-        </w:rPr>
-        <w:t>, aliado à indisponibilidade dos professores,</w:t>
-      </w:r>
-      <w:r>
-        <w:rPr>
-          <w:lang w:eastAsia="pt-BR"/>
-        </w:rPr>
-        <w:t xml:space="preserve"> deixa qualquer responsabilidade sobre a horta nas mãos dos alunos ou de um responsável que tenha eventual disponibilidade para </w:t>
-      </w:r>
-      <w:r>
-        <w:rPr>
-          <w:lang w:eastAsia="pt-BR"/>
-        </w:rPr>
-        <w:lastRenderedPageBreak/>
-        <w:t xml:space="preserve">monitorá-la de forma presencial </w:t>
-      </w:r>
-      <w:r>
-        <w:rPr>
-          <w:highlight w:val="yellow"/>
-          <w:lang w:eastAsia="pt-BR"/>
-        </w:rPr>
-        <w:t>(M</w:t>
-      </w:r>
-      <w:r>
-        <w:rPr>
-          <w:highlight w:val="yellow"/>
-          <w:lang w:eastAsia="pt-BR"/>
-        </w:rPr>
-        <w:t>orgado</w:t>
-      </w:r>
-      <w:r>
-        <w:rPr>
-          <w:highlight w:val="yellow"/>
-          <w:lang w:eastAsia="pt-BR"/>
-        </w:rPr>
-        <w:t>, 2006).</w:t>
-      </w:r>
-      <w:r>
-        <w:rPr>
-          <w:lang w:eastAsia="pt-BR"/>
-        </w:rPr>
-        <w:t xml:space="preserve"> Essa condição forma uma estrutura curricular muito rígida, sem um</w:t>
-      </w:r>
-      <w:r>
-        <w:rPr>
-          <w:lang w:eastAsia="pt-BR"/>
-        </w:rPr>
-        <w:t>a flexibilização para que novas</w:t>
-      </w:r>
-      <w:r>
-        <w:rPr>
-          <w:lang w:eastAsia="pt-BR"/>
-        </w:rPr>
-        <w:t xml:space="preserve"> abordagens pedagógicas</w:t>
-      </w:r>
-      <w:r>
-        <w:rPr>
-          <w:lang w:eastAsia="pt-BR"/>
-        </w:rPr>
-        <w:t xml:space="preserve"> </w:t>
-      </w:r>
-      <w:r>
-        <w:rPr>
-          <w:lang w:eastAsia="pt-BR"/>
-        </w:rPr>
-        <w:t xml:space="preserve">possam ser incorporadas, causando resistência para a alteração desse modelo. </w:t>
-      </w:r>
-      <w:r>
-        <w:rPr>
-          <w:highlight w:val="yellow"/>
-          <w:lang w:eastAsia="pt-BR"/>
-        </w:rPr>
-        <w:t>(</w:t>
-      </w:r>
-      <w:r>
-        <w:rPr>
-          <w:highlight w:val="yellow"/>
-          <w:lang w:eastAsia="pt-BR"/>
-        </w:rPr>
-        <w:t>Oliveira</w:t>
-      </w:r>
-      <w:r>
-        <w:rPr>
-          <w:highlight w:val="yellow"/>
-          <w:lang w:eastAsia="pt-BR"/>
-        </w:rPr>
-        <w:t xml:space="preserve"> et al.</w:t>
-      </w:r>
-      <w:r>
-        <w:rPr>
-          <w:highlight w:val="yellow"/>
-          <w:lang w:eastAsia="pt-BR"/>
-        </w:rPr>
-        <w:t>, 2025)</w:t>
-      </w:r>
-      <w:r>
-        <w:rPr>
-          <w:highlight w:val="yellow"/>
-          <w:lang w:eastAsia="pt-BR"/>
-        </w:rPr>
-        <w:t>.</w:t>
-      </w:r>
-    </w:p>
-    <w:p>
-      <w:pPr>
-        <w:pStyle w:val="Ttulo2"/>
-      </w:pPr>
-      <w:bookmarkStart w:id="2" w:name="_Toc239885557"/>
-      <w:r>
-        <w:t>Justificativa</w:t>
-      </w:r>
-      <w:bookmarkEnd w:id="2"/>
-    </w:p>
-    <w:p>
-      <w:pPr>
-        <w:rPr>
-          <w:rFonts w:ascii="Times New Roman" w:hAnsi="Times New Roman" w:cs="Times New Roman"/>
-          <w:szCs w:val="24"/>
-          <w:lang w:eastAsia="pt-BR"/>
-        </w:rPr>
-      </w:pPr>
-      <w:r>
-        <w:rPr>
-          <w:lang w:eastAsia="pt-BR"/>
-        </w:rPr>
-        <w:t xml:space="preserve">A participação ativa dos estudantes no cultivo de uma horta escolar vai além do aprendizado técnico sobre plantas, promove o desenvolvimento de habilidades socioemocionais essenciais à formação integral do indivíduo. Pesquisas realizadas em escolas de tempo integral evidenciam que a horta escolar, enquanto prática pedagógica interdisciplinar, contribui para o aumento do engajamento escolar, para a melhoria da frequência e para o fortalecimento de competências como cooperação, responsabilidade e valorização do trabalho coletivo </w:t>
-      </w:r>
-      <w:r>
-        <w:rPr>
-          <w:highlight w:val="yellow"/>
-          <w:lang w:eastAsia="pt-BR"/>
-        </w:rPr>
-        <w:t>(</w:t>
-      </w:r>
-      <w:r>
-        <w:rPr>
-          <w:highlight w:val="yellow"/>
-          <w:lang w:eastAsia="pt-BR"/>
-        </w:rPr>
-        <w:t>Vendramini</w:t>
-      </w:r>
-      <w:r>
-        <w:rPr>
-          <w:highlight w:val="yellow"/>
-          <w:lang w:eastAsia="pt-BR"/>
-        </w:rPr>
-        <w:t>, 2025).</w:t>
-      </w:r>
-      <w:r>
-        <w:rPr>
-          <w:lang w:eastAsia="pt-BR"/>
-        </w:rPr>
-        <w:t xml:space="preserve"> Nesse sentido, a horta configura-se como um laboratório vivo que estimula o protagonismo estudantil e favorece a formação de sujeitos mais conscientes e participativos.</w:t>
-      </w:r>
-    </w:p>
-    <w:p>
-      <w:pPr>
-        <w:rPr>
-          <w:lang w:eastAsia="pt-BR"/>
-        </w:rPr>
-      </w:pPr>
-      <w:r>
-        <w:rPr>
-          <w:lang w:eastAsia="pt-BR"/>
-        </w:rPr>
-        <w:t xml:space="preserve">Do ponto de vista do conhecimento técnico-científico, o cultivo de hortaliças, legumes, temperos e plantas medicinais em ambiente escolar oferece aos alunos uma vivência concreta dos conteúdos de Ciências e Biologia, aproximando teoria e prática de maneira significativa. A catalogação e o plantio dessas espécies proporcionam aos educandos a compreensão sobre os ciclos naturais, as propriedades medicinais das plantas e sua importância para a saúde humana. Além disso, essa prática desenvolve a interdisciplinaridade ao integrar diferentes áreas do conhecimento em torno de um mesmo objeto de estudo </w:t>
-      </w:r>
-      <w:r>
-        <w:rPr>
-          <w:highlight w:val="yellow"/>
-          <w:lang w:eastAsia="pt-BR"/>
-        </w:rPr>
-        <w:t>(</w:t>
-      </w:r>
-      <w:r>
-        <w:rPr>
-          <w:highlight w:val="yellow"/>
-          <w:lang w:eastAsia="pt-BR"/>
-        </w:rPr>
-        <w:t>Silva</w:t>
-      </w:r>
-      <w:r>
-        <w:rPr>
-          <w:highlight w:val="yellow"/>
-          <w:lang w:eastAsia="pt-BR"/>
-        </w:rPr>
-        <w:t>, 2021).</w:t>
-      </w:r>
-      <w:r>
-        <w:rPr>
-          <w:lang w:eastAsia="pt-BR"/>
-        </w:rPr>
-        <w:t xml:space="preserve"> Esse aprendizado experiencial, ancorado na realidade do aluno, tende a ser mais duradouro e motivador do que abordagens puramente expositivas, cumprindo também o papel de resgatar saberes populares que estão, paulatinamente, sendo perdidos com a urbanização </w:t>
-      </w:r>
-      <w:r>
-        <w:rPr>
-          <w:highlight w:val="yellow"/>
-          <w:lang w:eastAsia="pt-BR"/>
-        </w:rPr>
-        <w:t>(</w:t>
-      </w:r>
-      <w:r>
-        <w:rPr>
-          <w:highlight w:val="yellow"/>
-          <w:lang w:eastAsia="pt-BR"/>
-        </w:rPr>
-        <w:t>Lopes</w:t>
-      </w:r>
-      <w:r>
-        <w:rPr>
-          <w:highlight w:val="yellow"/>
-          <w:lang w:eastAsia="pt-BR"/>
-        </w:rPr>
-        <w:t>, 2018).</w:t>
-      </w:r>
-    </w:p>
-    <w:p>
-      <w:pPr>
-        <w:pStyle w:val="Citao"/>
-        <w:rPr>
-          <w:rFonts w:ascii="Times New Roman" w:hAnsi="Times New Roman" w:cs="Times New Roman"/>
-          <w:szCs w:val="24"/>
-          <w:lang w:eastAsia="pt-BR"/>
-        </w:rPr>
-      </w:pPr>
-      <w:r>
-        <w:rPr>
-          <w:lang w:eastAsia="pt-BR"/>
-        </w:rPr>
-        <w:t xml:space="preserve">Para a construção de uma consciência sustentável, experienciar </w:t>
-      </w:r>
-      <w:r>
-        <w:rPr>
-          <w:i/>
-          <w:iCs w:val="0"/>
-          <w:lang w:eastAsia="pt-BR"/>
-        </w:rPr>
-        <w:t>per se</w:t>
-      </w:r>
-      <w:r>
-        <w:rPr>
-          <w:lang w:eastAsia="pt-BR"/>
-        </w:rPr>
-        <w:t xml:space="preserve"> é fundamental </w:t>
-      </w:r>
-      <w:r>
-        <w:rPr>
-          <w:highlight w:val="yellow"/>
-          <w:lang w:eastAsia="pt-BR"/>
-        </w:rPr>
-        <w:t>(</w:t>
-      </w:r>
-      <w:r>
-        <w:rPr>
-          <w:highlight w:val="yellow"/>
-          <w:lang w:eastAsia="pt-BR"/>
-        </w:rPr>
-        <w:t>Gadotti</w:t>
-      </w:r>
-      <w:r>
-        <w:rPr>
-          <w:highlight w:val="yellow"/>
-          <w:lang w:eastAsia="pt-BR"/>
-        </w:rPr>
-        <w:t>, 2008).</w:t>
-      </w:r>
-      <w:r>
-        <w:rPr>
-          <w:lang w:eastAsia="pt-BR"/>
-        </w:rPr>
-        <w:t xml:space="preserve"> Assim, exemplos e hábitos de vida sustentável dentro da unidade escolar, seja por meio de vivências ou atividades práticas sustentáveis, podem contribuir para o processo educativo. Logo, a criação de espaços que permitem o desenvolvimento de processos de ensino-aprendizagem permanentes e continuados, com aptidão para sensibilização dos educandos podem contribuir para a formação de uma sociedade mais justa e sustentável </w:t>
-      </w:r>
-      <w:r>
-        <w:rPr>
-          <w:highlight w:val="cyan"/>
-          <w:lang w:eastAsia="pt-BR"/>
-        </w:rPr>
-        <w:t>(</w:t>
-      </w:r>
-      <w:r>
-        <w:rPr>
-          <w:highlight w:val="cyan"/>
-          <w:lang w:eastAsia="pt-BR"/>
-        </w:rPr>
-        <w:t>Moreira</w:t>
-      </w:r>
-      <w:r>
-        <w:rPr>
-          <w:highlight w:val="cyan"/>
-          <w:lang w:eastAsia="pt-BR"/>
-        </w:rPr>
-        <w:t>, 2012).</w:t>
-      </w:r>
-    </w:p>
-    <w:p>
-      <w:pPr>
-        <w:pStyle w:val="Citao"/>
-        <w:rPr>
-          <w:lang w:eastAsia="pt-BR"/>
-        </w:rPr>
-      </w:pPr>
-      <w:r>
-        <w:rPr>
-          <w:highlight w:val="cyan"/>
-          <w:lang w:eastAsia="pt-BR"/>
-        </w:rPr>
-        <w:t>(</w:t>
-      </w:r>
-      <w:r>
-        <w:rPr>
-          <w:highlight w:val="cyan"/>
-          <w:lang w:eastAsia="pt-BR"/>
-        </w:rPr>
-        <w:t xml:space="preserve">FERREIRA; PEREIRA; FIORE, </w:t>
-      </w:r>
-      <w:r>
-        <w:rPr>
-          <w:highlight w:val="cyan"/>
-          <w:lang w:eastAsia="pt-BR"/>
-        </w:rPr>
-        <w:t>2024</w:t>
-      </w:r>
-      <w:r>
-        <w:rPr>
-          <w:highlight w:val="cyan"/>
-          <w:lang w:eastAsia="pt-BR"/>
-        </w:rPr>
-        <w:t>, p. 3</w:t>
-      </w:r>
-      <w:r>
-        <w:rPr>
-          <w:highlight w:val="cyan"/>
-          <w:lang w:eastAsia="pt-BR"/>
-        </w:rPr>
-        <w:t xml:space="preserve"> </w:t>
-      </w:r>
-      <w:proofErr w:type="gramStart"/>
-      <w:r>
-        <w:rPr>
-          <w:highlight w:val="cyan"/>
-          <w:lang w:eastAsia="pt-BR"/>
-        </w:rPr>
-        <w:t>-  citação</w:t>
-      </w:r>
-      <w:proofErr w:type="gramEnd"/>
-      <w:r>
-        <w:rPr>
-          <w:highlight w:val="cyan"/>
-          <w:lang w:eastAsia="pt-BR"/>
-        </w:rPr>
-        <w:t xml:space="preserve"> sozinha, se parágrafo próprio</w:t>
-      </w:r>
-      <w:r>
-        <w:rPr>
-          <w:highlight w:val="cyan"/>
-          <w:lang w:eastAsia="pt-BR"/>
-        </w:rPr>
-        <w:t>)</w:t>
-      </w:r>
-    </w:p>
-    <w:p>
-      <w:pPr>
-        <w:rPr>
-          <w:lang w:eastAsia="pt-BR"/>
-        </w:rPr>
-      </w:pPr>
-      <w:r>
-        <w:rPr>
-          <w:lang w:eastAsia="pt-BR"/>
-        </w:rPr>
-        <w:lastRenderedPageBreak/>
-        <w:t xml:space="preserve">Ademais, a horta escolar dialoga diretamente com o ODS 4: Educação de Qualidade, que preconiza assegurar uma educação inclusiva, equitativa e de qualidade, promovendo oportunidades de aprendizagem ao longo da vida para todos. A Meta 4.7 do referido objetivo estabelece que os alunos devem adquirir conhecimentos e habilidades para promover o desenvolvimento e os estilos de vida sustentáveis </w:t>
-      </w:r>
-      <w:r>
-        <w:rPr>
-          <w:highlight w:val="yellow"/>
-          <w:lang w:eastAsia="pt-BR"/>
-        </w:rPr>
-        <w:t>(</w:t>
-      </w:r>
-      <w:r>
-        <w:rPr>
-          <w:highlight w:val="yellow"/>
-          <w:lang w:eastAsia="pt-BR"/>
-        </w:rPr>
-        <w:t>Ipea</w:t>
-      </w:r>
-      <w:r>
-        <w:rPr>
-          <w:highlight w:val="yellow"/>
-          <w:lang w:eastAsia="pt-BR"/>
-        </w:rPr>
-        <w:t>, 2019</w:t>
-      </w:r>
-      <w:r>
-        <w:rPr>
-          <w:lang w:eastAsia="pt-BR"/>
-        </w:rPr>
-        <w:t xml:space="preserve">). Ao incorporar a horta como recurso pedagógico permanente, a escola cria condições para que esses objetivos sejam alcançados de forma prática e contínua, estimulando o aprendizado diário e a formação de uma consciência ambiental desde os anos iniciais da educação básica </w:t>
-      </w:r>
-      <w:r>
-        <w:rPr>
-          <w:highlight w:val="yellow"/>
-          <w:lang w:eastAsia="pt-BR"/>
-        </w:rPr>
-        <w:t>(</w:t>
-      </w:r>
-      <w:r>
-        <w:rPr>
-          <w:highlight w:val="yellow"/>
-          <w:lang w:eastAsia="pt-BR"/>
-        </w:rPr>
-        <w:t>Nunes</w:t>
-      </w:r>
-      <w:r>
-        <w:rPr>
-          <w:highlight w:val="yellow"/>
-          <w:lang w:eastAsia="pt-BR"/>
-        </w:rPr>
-        <w:t>, 2025).</w:t>
-      </w:r>
-    </w:p>
-    <w:p>
-      <w:pPr>
-        <w:rPr>
-          <w:lang w:eastAsia="pt-BR"/>
-        </w:rPr>
-      </w:pPr>
-      <w:r>
-        <w:rPr>
-          <w:lang w:eastAsia="pt-BR"/>
-        </w:rPr>
-        <w:t>Em relação à educação alimentar, o s</w:t>
-      </w:r>
-      <w:r>
-        <w:rPr>
-          <w:lang w:eastAsia="pt-BR"/>
-        </w:rPr>
-        <w:t>istema de hortas escolares colabora com a segurança alimentar e a melhoria nutricional, promovendo a sustentabilidade. A</w:t>
-      </w:r>
-      <w:r>
-        <w:rPr>
-          <w:lang w:eastAsia="pt-BR"/>
-        </w:rPr>
-        <w:t xml:space="preserve"> </w:t>
-      </w:r>
-      <w:r>
-        <w:rPr>
-          <w:lang w:eastAsia="pt-BR"/>
-        </w:rPr>
-        <w:t>implementaç</w:t>
-      </w:r>
-      <w:r>
-        <w:rPr>
-          <w:lang w:eastAsia="pt-BR"/>
-        </w:rPr>
-        <w:t xml:space="preserve">ão de hortas escolares auxilia </w:t>
-      </w:r>
-      <w:r>
-        <w:rPr>
-          <w:lang w:eastAsia="pt-BR"/>
-        </w:rPr>
-        <w:t>no fortalecimento da sustentabilidade ao estimular práticas ecológicas, como a compostagem, o reaproveitamento de resíduos orgânicos e o cultivo sem agressão ao meio ambiente. Segundo estudos recentes, esses projetos favorecem a educação ambiental e promovem maior aproximação dos estudantes com alimentos naturais e nutritivos, reduzindo a dependênc</w:t>
-      </w:r>
-      <w:r>
-        <w:rPr>
-          <w:lang w:eastAsia="pt-BR"/>
-        </w:rPr>
-        <w:t xml:space="preserve">ia de produtos ultraprocessados </w:t>
-      </w:r>
-      <w:r>
-        <w:rPr>
-          <w:highlight w:val="yellow"/>
-          <w:lang w:eastAsia="pt-BR"/>
-        </w:rPr>
-        <w:t>(</w:t>
-      </w:r>
-      <w:r>
-        <w:rPr>
-          <w:highlight w:val="yellow"/>
-          <w:lang w:eastAsia="pt-BR"/>
-        </w:rPr>
-        <w:t>Silva</w:t>
-      </w:r>
-      <w:r>
-        <w:rPr>
-          <w:highlight w:val="yellow"/>
-          <w:lang w:eastAsia="pt-BR"/>
-        </w:rPr>
-        <w:t xml:space="preserve">; </w:t>
-      </w:r>
-      <w:r>
-        <w:rPr>
-          <w:highlight w:val="yellow"/>
-          <w:lang w:eastAsia="pt-BR"/>
-        </w:rPr>
-        <w:t>Souza</w:t>
-      </w:r>
-      <w:r>
-        <w:rPr>
-          <w:highlight w:val="yellow"/>
-          <w:lang w:eastAsia="pt-BR"/>
-        </w:rPr>
-        <w:t>, 2022).</w:t>
-      </w:r>
-    </w:p>
-    <w:p>
-      <w:pPr>
-        <w:rPr>
-          <w:rFonts w:ascii="Times New Roman" w:hAnsi="Times New Roman" w:cs="Times New Roman"/>
-          <w:szCs w:val="24"/>
-          <w:lang w:eastAsia="pt-BR"/>
-        </w:rPr>
-      </w:pPr>
-      <w:r>
-        <w:t xml:space="preserve">Além disso, as hortas pedagógicas colaboram para o desenvolvimento da cooperação, da responsabilidade e do senso de pertencimento entre os alunos, fortalecendo a relação entre escola e comunidade. De acordo com Rodrigues et al. (2023), as hortas escolares são “espaços vivos de aprendizagem” que incentivam hábitos saudáveis e consciência socioambiental. Dessa forma, o projeto está alinhado ao Objetivo de Desenvolvimento Sustentável 2 da ONU </w:t>
-      </w:r>
-      <w:r>
-        <w:t>(</w:t>
-      </w:r>
-      <w:r>
-        <w:t>Fome Zero e Agricultura Sustentável</w:t>
-      </w:r>
-      <w:proofErr w:type="gramStart"/>
-      <w:r>
-        <w:t xml:space="preserve">) </w:t>
-      </w:r>
-      <w:r>
-        <w:t>,</w:t>
-      </w:r>
-      <w:proofErr w:type="gramEnd"/>
-      <w:r>
-        <w:t xml:space="preserve"> evidenciando a importância de iniciativas educativas voltadas para a alimentação saudável e para a preservação ambiental </w:t>
-      </w:r>
-      <w:r>
-        <w:rPr>
-          <w:highlight w:val="yellow"/>
-        </w:rPr>
-        <w:t>(</w:t>
-      </w:r>
-      <w:r>
-        <w:rPr>
-          <w:highlight w:val="yellow"/>
-        </w:rPr>
-        <w:t>Rodrigues</w:t>
-      </w:r>
-      <w:r>
-        <w:rPr>
-          <w:highlight w:val="yellow"/>
-        </w:rPr>
-        <w:t xml:space="preserve"> et al., 2023).</w:t>
-      </w:r>
-    </w:p>
-    <w:p>
-      <w:pPr>
-        <w:rPr>
-          <w:lang w:eastAsia="pt-BR"/>
-        </w:rPr>
-      </w:pPr>
-      <w:r>
-        <w:rPr>
-          <w:lang w:eastAsia="pt-BR"/>
-        </w:rPr>
-        <w:t xml:space="preserve">As hortas escolares também atuam como ferramentas pedagógicas voltadas à educação ambiental, estimulando a participação ativa dos estudantes em práticas sustentáveis, como compostagem, reciclagem de resíduos orgânicos e cultivo agroecológico. Segundo </w:t>
-      </w:r>
-      <w:proofErr w:type="spellStart"/>
-      <w:r>
-        <w:rPr>
-          <w:lang w:eastAsia="pt-BR"/>
-        </w:rPr>
-        <w:t>Salaroli</w:t>
-      </w:r>
-      <w:proofErr w:type="spellEnd"/>
-      <w:r>
-        <w:rPr>
-          <w:lang w:eastAsia="pt-BR"/>
-        </w:rPr>
-        <w:t xml:space="preserve"> e </w:t>
-      </w:r>
-      <w:proofErr w:type="spellStart"/>
-      <w:r>
-        <w:rPr>
-          <w:lang w:eastAsia="pt-BR"/>
-        </w:rPr>
-        <w:t>Bilotta</w:t>
-      </w:r>
-      <w:proofErr w:type="spellEnd"/>
-      <w:r>
-        <w:rPr>
-          <w:lang w:eastAsia="pt-BR"/>
-        </w:rPr>
-        <w:t xml:space="preserve"> (2025), as hortas escolares contribuem diretamente para o Objetivo de Desenvolvimento Sustentável 12</w:t>
-      </w:r>
-      <w:r>
-        <w:rPr>
-          <w:lang w:eastAsia="pt-BR"/>
-        </w:rPr>
-        <w:t xml:space="preserve"> (</w:t>
-      </w:r>
-      <w:r>
-        <w:rPr>
-          <w:lang w:eastAsia="pt-BR"/>
-        </w:rPr>
-        <w:t>Consumo e Produção Responsáveis</w:t>
-      </w:r>
-      <w:r>
-        <w:rPr>
-          <w:lang w:eastAsia="pt-BR"/>
-        </w:rPr>
-        <w:t xml:space="preserve">) </w:t>
-      </w:r>
-      <w:r>
-        <w:rPr>
-          <w:lang w:eastAsia="pt-BR"/>
-        </w:rPr>
-        <w:t>ao promoverem o uso consciente dos recursos naturais e a reflexão sobre sustentabilidade.</w:t>
-      </w:r>
-    </w:p>
-    <w:p>
-      <w:pPr>
-        <w:rPr>
-          <w:lang w:eastAsia="pt-BR"/>
-        </w:rPr>
-      </w:pPr>
-      <w:r>
-        <w:rPr>
-          <w:lang w:eastAsia="pt-BR"/>
-        </w:rPr>
-        <w:lastRenderedPageBreak/>
-        <w:t xml:space="preserve">Além disso, esses projetos fortalecem a relação entre sustentabilidade e aprendizagem e fortalece a valorização de alimentos naturais, reduzindo o consumo excessivo de produtos industrializados </w:t>
-      </w:r>
-      <w:r>
-        <w:rPr>
-          <w:highlight w:val="yellow"/>
-          <w:lang w:eastAsia="pt-BR"/>
-        </w:rPr>
-        <w:t>(</w:t>
-      </w:r>
-      <w:r>
-        <w:rPr>
-          <w:highlight w:val="yellow"/>
-          <w:lang w:eastAsia="pt-BR"/>
-        </w:rPr>
-        <w:t>Oliveira</w:t>
-      </w:r>
-      <w:r>
-        <w:rPr>
-          <w:highlight w:val="yellow"/>
-          <w:lang w:eastAsia="pt-BR"/>
-        </w:rPr>
-        <w:t xml:space="preserve"> et al. 2025).</w:t>
-      </w:r>
-      <w:r>
-        <w:rPr>
-          <w:lang w:eastAsia="pt-BR"/>
-        </w:rPr>
-        <w:t xml:space="preserve"> Dessa maneira, a implantação de hortas escolares vai além da produção de alimentos, tornando-se uma estratégia educativa capaz de unir sustentabilidade, alimentação saudável e consciência ambiental dentro do espaço escolar.</w:t>
-      </w:r>
-    </w:p>
-    <w:p>
-      <w:pPr>
-        <w:rPr>
-          <w:lang w:eastAsia="pt-BR"/>
-        </w:rPr>
-      </w:pPr>
-      <w:r>
-        <w:rPr>
-          <w:lang w:eastAsia="pt-BR"/>
-        </w:rPr>
-        <w:t>A criação de hortas escolares também contribui significativamente para a recuperação e preservação do solo, uma vez que promove práticas sustentáveis voltadas ao cuidado frequente da terra e ao equilíbrio ambiental. O manejo adequado do solo auxilia na manutenção de sua fertilidade e biodiversidade, evitando o desgaste causado pelo descarte inadequado de resíduos e pela exploração excessiva dos recursos naturais. De acordo com Lima (2025), projetos de hortas escolares favorecem a recuperação de áreas degradadas ao incentivar métodos de cultivo sustentáveis e ecológicos.</w:t>
-      </w:r>
-    </w:p>
-    <w:p>
-      <w:pPr>
-        <w:rPr>
-          <w:lang w:eastAsia="pt-BR"/>
-        </w:rPr>
-      </w:pPr>
-      <w:r>
-        <w:rPr>
-          <w:lang w:eastAsia="pt-BR"/>
-        </w:rPr>
-        <w:t xml:space="preserve">A fim de promover tais iniciativas, adotar a metodologia de </w:t>
+        <w:rPr>
+          <w:lang w:eastAsia="pt-BR"/>
+        </w:rPr>
+        <w:t>Dessa forma, as hortas escolares estão diretamente relacionadas aos Objetivos de Desenvolvimento Sustentável 13 e 15 da ONU, pois colaboram para ações de combate às mudanças climáticas e para a proteção da vida terrestre, promovendo a conservação ambiental e o cuidado contínuo com os ecossistemas</w:t>
+      </w:r>
+      <w:r>
+        <w:rPr>
+          <w:lang w:eastAsia="pt-BR"/>
+        </w:rPr>
+        <w:t xml:space="preserve"> e</w:t>
+      </w:r>
+      <w:r>
+        <w:rPr>
+          <w:lang w:eastAsia="pt-BR"/>
+        </w:rPr>
+        <w:t xml:space="preserve">, aliado a um sistema </w:t>
       </w:r>
       <w:r>
         <w:rPr>
@@ -8681,184 +8571,8 @@
           <w:iCs/>
           <w:lang w:eastAsia="pt-BR"/>
         </w:rPr>
-        <w:t>gamificação</w:t>
-      </w:r>
-      <w:r>
-        <w:rPr>
-          <w:lang w:eastAsia="pt-BR"/>
-        </w:rPr>
-        <w:t xml:space="preserve"> é ideal e estimula as pessoas a começarem e continuarem de forma constante a participar do projeto. Alguns elementos presentes em sistemas </w:t>
-      </w:r>
-      <w:proofErr w:type="spellStart"/>
-      <w:r>
-        <w:rPr>
-          <w:i/>
-          <w:iCs/>
-          <w:lang w:eastAsia="pt-BR"/>
-        </w:rPr>
-        <w:t>gamificados</w:t>
-      </w:r>
-      <w:proofErr w:type="spellEnd"/>
-      <w:r>
-        <w:rPr>
-          <w:i/>
-          <w:iCs/>
-          <w:lang w:eastAsia="pt-BR"/>
-        </w:rPr>
-        <w:t xml:space="preserve"> </w:t>
-      </w:r>
-      <w:r>
-        <w:rPr>
-          <w:lang w:eastAsia="pt-BR"/>
-        </w:rPr>
-        <w:t>como formas de pontuação</w:t>
-      </w:r>
-      <w:r>
-        <w:rPr>
-          <w:lang w:eastAsia="pt-BR"/>
-        </w:rPr>
-        <w:t xml:space="preserve">, contagem de dias ativos, recompensas, cosméticos para o perfil, meios de competição, </w:t>
-      </w:r>
-      <w:proofErr w:type="spellStart"/>
-      <w:r>
-        <w:rPr>
-          <w:i/>
-          <w:iCs/>
-          <w:lang w:eastAsia="pt-BR"/>
-        </w:rPr>
-        <w:t>rankigs</w:t>
-      </w:r>
-      <w:proofErr w:type="spellEnd"/>
-      <w:r>
-        <w:rPr>
-          <w:lang w:eastAsia="pt-BR"/>
-        </w:rPr>
-        <w:t xml:space="preserve"> entre outros influenciam o usuário a desempenhar atividades que não faria, ou não tão frequentemente, com maior interesse </w:t>
-      </w:r>
-      <w:r>
-        <w:rPr>
-          <w:highlight w:val="yellow"/>
-          <w:lang w:eastAsia="pt-BR"/>
-        </w:rPr>
-        <w:t>(</w:t>
-      </w:r>
-      <w:proofErr w:type="spellStart"/>
-      <w:r>
-        <w:rPr>
-          <w:highlight w:val="yellow"/>
-          <w:lang w:eastAsia="pt-BR"/>
-        </w:rPr>
-        <w:t>Shortt</w:t>
-      </w:r>
-      <w:proofErr w:type="spellEnd"/>
-      <w:r>
-        <w:rPr>
-          <w:highlight w:val="yellow"/>
-          <w:lang w:eastAsia="pt-BR"/>
-        </w:rPr>
-        <w:t xml:space="preserve"> et al., 2023).</w:t>
-      </w:r>
-    </w:p>
-    <w:p>
-      <w:pPr>
-        <w:rPr>
-          <w:rFonts w:ascii="Times New Roman" w:hAnsi="Times New Roman" w:cs="Times New Roman"/>
-          <w:szCs w:val="24"/>
-          <w:lang w:eastAsia="pt-BR"/>
-        </w:rPr>
-      </w:pPr>
-      <w:r>
-        <w:rPr>
-          <w:lang w:eastAsia="pt-BR"/>
-        </w:rPr>
-        <w:t xml:space="preserve">Posicionar os perfis em um </w:t>
-      </w:r>
-      <w:r>
-        <w:rPr>
-          <w:i/>
-          <w:iCs/>
-          <w:lang w:eastAsia="pt-BR"/>
-        </w:rPr>
-        <w:t>ranking</w:t>
-      </w:r>
-      <w:r>
-        <w:rPr>
-          <w:lang w:eastAsia="pt-BR"/>
-        </w:rPr>
-        <w:t xml:space="preserve"> baseado em suas contribuições com a horta engaja os usuários a colaborarem mais para alcançar uma pontuação maior e, dessa forma, uma classificação mais alta (). Aliado a isso, recompensas como medalhas virtuais e cosméticos para perfil que sejam disponibilizados para os primeiros classificados potencializa o interesse dos usuários </w:t>
-      </w:r>
-      <w:r>
-        <w:rPr>
-          <w:highlight w:val="yellow"/>
-          <w:lang w:eastAsia="pt-BR"/>
-        </w:rPr>
-        <w:t>(</w:t>
-      </w:r>
-      <w:r>
-        <w:rPr>
-          <w:highlight w:val="yellow"/>
-          <w:lang w:eastAsia="pt-BR"/>
-        </w:rPr>
-        <w:t>Moreira</w:t>
-      </w:r>
-      <w:r>
-        <w:rPr>
-          <w:highlight w:val="yellow"/>
-          <w:lang w:eastAsia="pt-BR"/>
-        </w:rPr>
-        <w:t xml:space="preserve">; </w:t>
-      </w:r>
-      <w:r>
-        <w:rPr>
-          <w:highlight w:val="yellow"/>
-          <w:lang w:eastAsia="pt-BR"/>
-        </w:rPr>
-        <w:t>Knoll</w:t>
-      </w:r>
-      <w:r>
-        <w:rPr>
-          <w:highlight w:val="yellow"/>
-          <w:lang w:eastAsia="pt-BR"/>
-        </w:rPr>
-        <w:t>, 2019).</w:t>
-      </w:r>
-    </w:p>
-    <w:p>
-      <w:pPr>
-        <w:rPr>
-          <w:rFonts w:ascii="Times New Roman" w:hAnsi="Times New Roman" w:cs="Times New Roman"/>
-          <w:szCs w:val="24"/>
-          <w:lang w:eastAsia="pt-BR"/>
-        </w:rPr>
-      </w:pPr>
-      <w:r>
-        <w:rPr>
-          <w:lang w:eastAsia="pt-BR"/>
-        </w:rPr>
-        <w:t>Dessa forma, as hortas escolares estão diretamente relacionadas aos Objetivos de Desenvolvimento Sustentável 13 e 15 da ONU, pois colaboram para ações de combate às mudanças climáticas e para a proteção da vida terrestre, promovendo a conservação ambiental e o cuidado contínuo com os ecossistemas</w:t>
-      </w:r>
-      <w:r>
-        <w:rPr>
-          <w:lang w:eastAsia="pt-BR"/>
-        </w:rPr>
-        <w:t xml:space="preserve"> e</w:t>
-      </w:r>
-      <w:r>
-        <w:rPr>
-          <w:lang w:eastAsia="pt-BR"/>
-        </w:rPr>
-        <w:t xml:space="preserve">, aliado a um sistema </w:t>
-      </w:r>
-      <w:proofErr w:type="spellStart"/>
-      <w:r>
-        <w:rPr>
-          <w:i/>
-          <w:iCs/>
-          <w:lang w:eastAsia="pt-BR"/>
-        </w:rPr>
         <w:t>gamificado</w:t>
       </w:r>
-      <w:proofErr w:type="spellEnd"/>
       <w:r>
         <w:rPr>
           <w:lang w:eastAsia="pt-BR"/>
@@ -8872,37 +8586,29 @@
       </w:pPr>
       <w:bookmarkStart w:id="3" w:name="_Toc239885558"/>
       <w:r>
+        <w:t>Objetivos</w:t>
+      </w:r>
+      <w:bookmarkEnd w:id="3"/>
+    </w:p>
+    <w:p>
+      <w:r>
+        <w:t>A seguir, serão abordados os objetivos do projeto, elaborados a partir de pesquisas bibliográficas e do levantamento de necessidades identificado no Caderno de Sensibilidade.</w:t>
+      </w:r>
+    </w:p>
+    <w:p>
+      <w:pPr>
+        <w:pStyle w:val="Ttulo3"/>
+      </w:pPr>
+      <w:bookmarkStart w:id="4" w:name="_Toc239885559"/>
+      <w:r>
         <w:lastRenderedPageBreak/>
-        <w:t>Objetivos</w:t>
-      </w:r>
-      <w:bookmarkEnd w:id="3"/>
-    </w:p>
-    <w:p>
-      <w:r>
-        <w:t>A seguir, serão abordados os objetivos do projeto, elaborados a partir de pesquisas bibliográficas e do levantamento de necessidades identificado no Caderno de Sensibilidade.</w:t>
-      </w:r>
-    </w:p>
-    <w:p>
-      <w:pPr>
-        <w:pStyle w:val="Ttulo3"/>
-      </w:pPr>
-      <w:bookmarkStart w:id="4" w:name="_Toc239885559"/>
-      <w:r>
         <w:t>Objetivos geral</w:t>
       </w:r>
       <w:bookmarkEnd w:id="4"/>
     </w:p>
     <w:p>
       <w:r>
-        <w:t>O objetivo geral do projeto "</w:t>
-      </w:r>
-      <w:proofErr w:type="spellStart"/>
-      <w:r>
-        <w:t>Viridis</w:t>
-      </w:r>
-      <w:proofErr w:type="spellEnd"/>
-      <w:r>
-        <w:t>" é promover a cultura da preservação e da interação com o meio ambiente sustentável, por meio de uma plataforma web de gamificação que engaje alunos, professores e demais membros de instituições de ensino ou grupos comunitários na criação, manutenção e continuidade de hortas escolares e comunitárias, contribuindo para a segurança alimentar, a educação ambiental e o bem-estar socioemocional dos participantes.</w:t>
+        <w:t>O objetivo geral do projeto "Viridis" é promover a cultura da preservação e da interação com o meio ambiente sustentável, por meio de uma plataforma web de gamificação que engaje alunos, professores e demais membros de instituições de ensino ou grupos comunitários na criação, manutenção e continuidade de hortas escolares e comunitárias, contribuindo para a segurança alimentar, a educação ambiental e o bem-estar socioemocional dos participantes.</w:t>
       </w:r>
     </w:p>
     <w:p>
@@ -8983,7 +8689,6 @@
         </w:numPr>
       </w:pPr>
       <w:r>
-        <w:lastRenderedPageBreak/>
         <w:t>Estimular a colaboração individual e coletiva, por meio de pontuações e rankings tanto entre indivíduos quanto entre salas ou turmas de uma mesma instituição.</w:t>
       </w:r>
     </w:p>
@@ -8995,23 +8700,8 @@
         </w:numPr>
       </w:pPr>
       <w:r>
-        <w:t xml:space="preserve">Manter atualizado um meio de ensino sobre cultivo e responsabilidades na horta, em formato de missões, no molde de plataformas de aprendizagem </w:t>
-      </w:r>
-      <w:proofErr w:type="spellStart"/>
-      <w:r>
-        <w:t>gamificada</w:t>
-      </w:r>
-      <w:proofErr w:type="spellEnd"/>
-      <w:r>
-        <w:t xml:space="preserve"> como o </w:t>
-      </w:r>
-      <w:proofErr w:type="spellStart"/>
-      <w:r>
-        <w:t>Duolingo</w:t>
-      </w:r>
-      <w:proofErr w:type="spellEnd"/>
-      <w:r>
-        <w:t>.</w:t>
+        <w:lastRenderedPageBreak/>
+        <w:t>Manter atualizado um meio de ensino sobre cultivo e responsabilidades na horta, em formato de missões, no molde de plataformas de aprendizagem gamificada como o Duolingo.</w:t>
       </w:r>
     </w:p>
     <w:p>
@@ -9075,58 +8765,26 @@
         </w:rPr>
       </w:pPr>
       <w:r>
-        <w:t xml:space="preserve">O desenvolvimento do projeto </w:t>
-      </w:r>
-      <w:proofErr w:type="spellStart"/>
-      <w:r>
-        <w:t>Viridis</w:t>
-      </w:r>
-      <w:proofErr w:type="spellEnd"/>
-      <w:r>
-        <w:t xml:space="preserve"> fundamentou-se em três abordagens metodológicas complementares: a pesquisa bibliográfica e exploratória, a pesquisa de campo e, em um momento posterior, a pesquisa aplicada e experimental, materializada na construção da plataforma </w:t>
-      </w:r>
-      <w:proofErr w:type="spellStart"/>
-      <w:r>
-        <w:t>Viridis</w:t>
-      </w:r>
-      <w:proofErr w:type="spellEnd"/>
-      <w:r>
-        <w:t>. A definição dessas metodologias partiu da necessidade de, primeiramente, compreender com profundidade o contexto do problema investigado, em seguida elaborar uma solução coerente com as demandas reais dos usuários e, por fim, verificar a eficácia da solução proposta.</w:t>
-      </w:r>
-    </w:p>
-    <w:p>
-      <w:r>
-        <w:t xml:space="preserve">A etapa inicial do projeto envolveu a condução de uma pesquisa bibliográfica e exploratória, cujo propósito foi identificar, entre os problemas existentes no cenário estudado, aqueles que careciam de soluções eficazes. Dentre as questões levantadas nessa investigação, destacou-se como uma das mais relevantes a dificuldade de manter projetos de hortas escolares e comunitárias funcionando de forma contínua, </w:t>
+        <w:t>O desenvolvimento do projeto Viridis fundamentou-se em três abordagens metodológicas complementares: a pesquisa bibliográfica e exploratória, a pesquisa de campo e, em um momento posterior, a pesquisa aplicada e experimental, materializada na construção da plataforma Viridis. A definição dessas metodologias partiu da necessidade de, primeiramente, compreender com profundidade o contexto do problema investigado, em seguida elaborar uma solução coerente com as demandas reais dos usuários e, por fim, verificar a eficácia da solução proposta.</w:t>
+      </w:r>
+    </w:p>
+    <w:p>
+      <w:r>
+        <w:t xml:space="preserve">A etapa inicial do projeto envolveu a condução de uma pesquisa bibliográfica e exploratória, cujo propósito foi identificar, entre os problemas existentes no cenário estudado, aqueles que careciam de soluções eficazes. Dentre as questões levantadas nessa investigação, destacou-se como uma das mais relevantes a dificuldade de manter projetos de hortas escolares e comunitárias funcionando de forma contínua, uma vez que esse tipo de iniciativa costuma sofrer com a ausência de um responsável para monitorar e organizar as atividades, com a sobrecarga de trabalho concentrada </w:t>
       </w:r>
       <w:r>
         <w:lastRenderedPageBreak/>
-        <w:t>uma vez que esse tipo de iniciativa costuma sofrer com a ausência de um responsável para monitorar e organizar as atividades, com a sobrecarga de trabalho concentrada em poucas pessoas e com a perda de engajamento dos participantes após a fase inicial de novidade.</w:t>
-      </w:r>
-    </w:p>
-    <w:p>
-      <w:r>
-        <w:t xml:space="preserve">Paralelamente a essa fase, adotou-se a metodologia do Design </w:t>
-      </w:r>
-      <w:proofErr w:type="spellStart"/>
-      <w:r>
-        <w:t>Thinking</w:t>
-      </w:r>
-      <w:proofErr w:type="spellEnd"/>
-      <w:r>
-        <w:t>, presente ao longo de todas as etapas do projeto, desde a fase de Imersão até a etapa de desenvolvimento da solução.</w:t>
-      </w:r>
-    </w:p>
-    <w:p>
-      <w:r>
-        <w:t xml:space="preserve">Ainda na fase exploratória, realizou-se uma pesquisa de campo com o intuito de levantar quais funcionalidades os futuros usuários consideravam essenciais no produto final, além de possibilitar a identificação do perfil, do nível de interesse e das principais motivações do público-alvo em relação ao cuidado de hortas </w:t>
-      </w:r>
-      <w:proofErr w:type="spellStart"/>
-      <w:r>
-        <w:t>gamificadas</w:t>
-      </w:r>
-      <w:proofErr w:type="spellEnd"/>
-      <w:r>
-        <w:t>.</w:t>
+        <w:t>em poucas pessoas e com a perda de engajamento dos participantes após a fase inicial de novidade.</w:t>
+      </w:r>
+    </w:p>
+    <w:p>
+      <w:r>
+        <w:t>Paralelamente a essa fase, adotou-se a metodologia do Design Thinking, presente ao longo de todas as etapas do projeto, desde a fase de Imersão até a etapa de desenvolvimento da solução.</w:t>
+      </w:r>
+    </w:p>
+    <w:p>
+      <w:r>
+        <w:t>Ainda na fase exploratória, realizou-se uma pesquisa de campo com o intuito de levantar quais funcionalidades os futuros usuários consideravam essenciais no produto final, além de possibilitar a identificação do perfil, do nível de interesse e das principais motivações do público-alvo em relação ao cuidado de hortas gamificadas.</w:t>
       </w:r>
     </w:p>
     <w:p>
@@ -9136,39 +8794,7 @@
     </w:p>
     <w:p>
       <w:r>
-        <w:t xml:space="preserve">A plataforma </w:t>
-      </w:r>
-      <w:proofErr w:type="spellStart"/>
-      <w:r>
-        <w:t>Viridis</w:t>
-      </w:r>
-      <w:proofErr w:type="spellEnd"/>
-      <w:r>
-        <w:t xml:space="preserve"> foi construída a partir das seguintes tecnologias: </w:t>
-      </w:r>
-      <w:proofErr w:type="spellStart"/>
-      <w:r>
-        <w:t>React</w:t>
-      </w:r>
-      <w:proofErr w:type="spellEnd"/>
-      <w:r>
-        <w:t xml:space="preserve">, </w:t>
-      </w:r>
-      <w:proofErr w:type="spellStart"/>
-      <w:r>
-        <w:t>TypeScript</w:t>
-      </w:r>
-      <w:proofErr w:type="spellEnd"/>
-      <w:r>
-        <w:t xml:space="preserve">, PHP, </w:t>
-      </w:r>
-      <w:proofErr w:type="spellStart"/>
-      <w:r>
-        <w:t>Laravel</w:t>
-      </w:r>
-      <w:proofErr w:type="spellEnd"/>
-      <w:r>
-        <w:t xml:space="preserve"> e MySQL. A definição das funcionalidades a serem implementadas levou em consideração os dados coletados na pesquisa de campo, enquanto a interface foi projetada priorizando usabilidade, acessibilidade e uma linguagem apropriada ao público-alvo. Ao término de cada nova funcionalidade, foram conduzidos testes internos de usabilidade, o que possibilitou realizar ajustes contínuos ao longo do desenvolvimento.</w:t>
+        <w:t>A plataforma Viridis foi construída a partir das seguintes tecnologias: React, TypeScript, PHP, Laravel e MySQL. A definição das funcionalidades a serem implementadas levou em consideração os dados coletados na pesquisa de campo, enquanto a interface foi projetada priorizando usabilidade, acessibilidade e uma linguagem apropriada ao público-alvo. Ao término de cada nova funcionalidade, foram conduzidos testes internos de usabilidade, o que possibilitou realizar ajustes contínuos ao longo do desenvolvimento.</w:t>
       </w:r>
     </w:p>
     <w:p>
@@ -9188,15 +8814,7 @@
         </w:rPr>
       </w:pPr>
       <w:r>
-        <w:t xml:space="preserve">Com a implementação do </w:t>
-      </w:r>
-      <w:proofErr w:type="spellStart"/>
-      <w:r>
-        <w:t>Viridis</w:t>
-      </w:r>
-      <w:proofErr w:type="spellEnd"/>
-      <w:r>
-        <w:t xml:space="preserve">, espera-se que </w:t>
+        <w:t xml:space="preserve">Com a implementação do Viridis, espera-se que </w:t>
       </w:r>
       <w:r>
         <w:rPr>
@@ -9205,11 +8823,11 @@
         <w:t>o aluno</w:t>
       </w:r>
       <w:r>
-        <w:t xml:space="preserve"> deixe de enxergar as atividades ambientais como uma obrigação escolar distante de seu cotidiano e passe a vivenciá-las como uma experiência lúdica e recompensadora. Ao integrar mecânicas de gamificação, como pontuação, sequências de participação, rankings e recompensas cosméticas de perfil, a plataforma busca transformar o cuidado com a horta em uma atividade prazerosa, capaz de sustentar o engajamento a longo prazo mesmo diante da rotina escolar. Espera-se, assim, que os estudantes tenham acesso </w:t>
+        <w:t xml:space="preserve"> deixe de enxergar as atividades ambientais como uma obrigação escolar distante de seu cotidiano e passe a vivenciá-las como uma experiência lúdica e recompensadora. Ao integrar mecânicas de gamificação, como pontuação, sequências de participação, rankings e recompensas cosméticas de perfil, a plataforma busca transformar o cuidado com a horta em uma atividade prazerosa, capaz de sustentar o engajamento a longo prazo mesmo diante da rotina escolar. Espera-se, assim, que os estudantes tenham acesso a mais aulas práticas e a uma educação diferenciada, na qual o conteúdo teórico de disciplinas como Biologia, Química e Ciências ganhe aplicação concreta, favorecendo </w:t>
       </w:r>
       <w:r>
         <w:lastRenderedPageBreak/>
-        <w:t>a mais aulas práticas e a uma educação diferenciada, na qual o conteúdo teórico de disciplinas como Biologia, Química e Ciências ganhe aplicação concreta, favorecendo tanto a retenção do aprendizado quanto o desenvolvimento de habilidades socioemocionais, como trabalho em equipe e senso de responsabilidade.</w:t>
+        <w:t>tanto a retenção do aprendizado quanto o desenvolvimento de habilidades socioemocionais, como trabalho em equipe e senso de responsabilidade.</w:t>
       </w:r>
     </w:p>
     <w:p>
@@ -9223,15 +8841,7 @@
         <w:t>o professor</w:t>
       </w:r>
       <w:r>
-        <w:t xml:space="preserve">, responsável direto pela viabilidade desses projetos dentro de uma carga horária já limitada, a </w:t>
-      </w:r>
-      <w:proofErr w:type="spellStart"/>
-      <w:r>
-        <w:t>Viridis</w:t>
-      </w:r>
-      <w:proofErr w:type="spellEnd"/>
-      <w:r>
-        <w:t xml:space="preserve"> pretende oferecer praticidade na organização e no acompanhamento da horta. Ao centralizar em uma única ferramenta a distribuição de tarefas, o monitoramento do progresso dos alunos e o registro de atividades, espera-se reduzir a sobrecarga de planejamento e gestão apontada como um dos principais entraves à continuidade desses projetos </w:t>
+        <w:t xml:space="preserve">, responsável direto pela viabilidade desses projetos dentro de uma carga horária já limitada, a Viridis pretende oferecer praticidade na organização e no acompanhamento da horta. Ao centralizar em uma única ferramenta a distribuição de tarefas, o monitoramento do progresso dos alunos e o registro de atividades, espera-se reduzir a sobrecarga de planejamento e gestão apontada como um dos principais entraves à continuidade desses projetos </w:t>
       </w:r>
       <w:r>
         <w:rPr>
@@ -9266,15 +8876,7 @@
         <w:t>da comunidade</w:t>
       </w:r>
       <w:r>
-        <w:t xml:space="preserve">, o projeto busca ir além dos muros da escola, incentivando a criação e a manutenção de hortas comunitárias como espaços de lazer produtivo e de fortalecimento de vínculos coletivos. Ao permitir que grupos diversos, sejam eles escolas, condomínios, empresas ou grupos de amigos, utilizem a mesma lógica de gamificação para se engajar em iniciativas de cultivo, a </w:t>
-      </w:r>
-      <w:proofErr w:type="spellStart"/>
-      <w:r>
-        <w:t>Viridis</w:t>
-      </w:r>
-      <w:proofErr w:type="spellEnd"/>
-      <w:r>
-        <w:t xml:space="preserve"> pretende ampliar o alcance da cultura de sustentabilidade para além do ambiente escolar, aproximando diferentes públicos de uma prática que combina convívio social, alimentação saudável e cuidado ambiental.</w:t>
+        <w:t>, o projeto busca ir além dos muros da escola, incentivando a criação e a manutenção de hortas comunitárias como espaços de lazer produtivo e de fortalecimento de vínculos coletivos. Ao permitir que grupos diversos, sejam eles escolas, condomínios, empresas ou grupos de amigos, utilizem a mesma lógica de gamificação para se engajar em iniciativas de cultivo, a Viridis pretende ampliar o alcance da cultura de sustentabilidade para além do ambiente escolar, aproximando diferentes públicos de uma prática que combina convívio social, alimentação saudável e cuidado ambiental.</w:t>
       </w:r>
     </w:p>
     <w:p>
@@ -9288,15 +8890,7 @@
         <w:t>Objetivos de Desenvolvimento Sustentável</w:t>
       </w:r>
       <w:r>
-        <w:t xml:space="preserve">, a </w:t>
-      </w:r>
-      <w:proofErr w:type="spellStart"/>
-      <w:r>
-        <w:t>Viridis</w:t>
-      </w:r>
-      <w:proofErr w:type="spellEnd"/>
-      <w:r>
-        <w:t xml:space="preserve"> busca contribuir diretamente para a ampliação da segurança alimentar e a redução da dependência de alimentos ultraprocessados nas instituições participantes, dialogando com o ODS 2 (Fome Zero e Agricultura Sustentáve</w:t>
+        <w:t>, a Viridis busca contribuir diretamente para a ampliação da segurança alimentar e a redução da dependência de alimentos ultraprocessados nas instituições participantes, dialogando com o ODS 2 (Fome Zero e Agricultura Sustentáve</w:t>
       </w:r>
       <w:r>
         <w:t>l</w:t>
@@ -9385,15 +8979,7 @@
     </w:p>
     <w:p>
       <w:r>
-        <w:t>De acordo com dados da Pesquisa Nacional de Saúde do Escolar (</w:t>
-      </w:r>
-      <w:proofErr w:type="spellStart"/>
-      <w:r>
-        <w:t>PeNSE</w:t>
-      </w:r>
-      <w:proofErr w:type="spellEnd"/>
-      <w:r>
-        <w:t xml:space="preserve">), 42,8% da alimentação dos adolescentes brasileiros é composta por alimentos ultraprocessados, fator que favorece o desenvolvimento de Doenças Crônicas Não Transmissíveis (DCNT), além de comprometer o rendimento escolar, a memória, a concentração e o desenvolvimento cognitivo. </w:t>
+        <w:t xml:space="preserve">De acordo com dados da Pesquisa Nacional de Saúde do Escolar (PeNSE), 42,8% da alimentação dos adolescentes brasileiros é composta por alimentos ultraprocessados, fator que favorece o desenvolvimento de Doenças Crônicas Não Transmissíveis (DCNT), além de comprometer o rendimento escolar, a memória, a concentração e o desenvolvimento cognitivo. </w:t>
       </w:r>
       <w:r>
         <w:rPr>
@@ -9515,15 +9101,7 @@
     </w:p>
     <w:p>
       <w:r>
-        <w:t xml:space="preserve">Dessa forma, a inovação educacional representa um importante instrumento para promover melhorias no processo de ensino-aprendizagem. Ao incentivar metodologias que valorizam a participação ativa dos estudantes e a integração entre diferentes áreas do conhecimento, cria-se um ambiente mais dinâmico, colaborativo e significativo. Nesse sentido, a proposta deste trabalho está alinhada a essa perspectiva, ao utilizar uma plataforma </w:t>
-      </w:r>
-      <w:proofErr w:type="spellStart"/>
-      <w:r>
-        <w:t>gamificada</w:t>
-      </w:r>
-      <w:proofErr w:type="spellEnd"/>
-      <w:r>
-        <w:t xml:space="preserve"> para incentivar a participação dos alunos na horta escolar, integrando tecnologia, educação ambiental e metodologias </w:t>
+        <w:t xml:space="preserve">Dessa forma, a inovação educacional representa um importante instrumento para promover melhorias no processo de ensino-aprendizagem. Ao incentivar metodologias que valorizam a participação ativa dos estudantes e a integração entre diferentes áreas do conhecimento, cria-se um ambiente mais dinâmico, colaborativo e significativo. Nesse sentido, a proposta deste trabalho está alinhada a essa perspectiva, ao utilizar uma plataforma gamificada para incentivar a participação dos alunos na horta escolar, integrando tecnologia, educação ambiental e metodologias </w:t>
       </w:r>
       <w:r>
         <w:lastRenderedPageBreak/>
@@ -9566,21 +9144,7 @@
         <w:rPr>
           <w:highlight w:val="cyan"/>
         </w:rPr>
-        <w:t xml:space="preserve"> (falta de diversidade nas citações, não pode usar os mesmos nos 3 </w:t>
-      </w:r>
-      <w:proofErr w:type="spellStart"/>
-      <w:r>
-        <w:rPr>
-          <w:highlight w:val="cyan"/>
-        </w:rPr>
-        <w:t>paragrafos</w:t>
-      </w:r>
-      <w:proofErr w:type="spellEnd"/>
-      <w:r>
-        <w:rPr>
-          <w:highlight w:val="cyan"/>
-        </w:rPr>
-        <w:t>)</w:t>
+        <w:t xml:space="preserve"> (falta de diversidade nas citações, não pode usar os mesmos nos 3 paragrafos)</w:t>
       </w:r>
       <w:bookmarkEnd w:id="14"/>
     </w:p>
@@ -9633,22 +9197,38 @@
         <w:rPr>
           <w:highlight w:val="yellow"/>
         </w:rPr>
+        <w:t>-E</w:t>
+      </w:r>
+      <w:r>
+        <w:rPr>
+          <w:highlight w:val="yellow"/>
+        </w:rPr>
+        <w:t>scalonilla</w:t>
+      </w:r>
+      <w:r>
+        <w:rPr>
+          <w:highlight w:val="yellow"/>
+        </w:rPr>
         <w:t>-</w:t>
       </w:r>
-      <w:proofErr w:type="spellStart"/>
-      <w:r>
-        <w:rPr>
-          <w:highlight w:val="yellow"/>
-        </w:rPr>
-        <w:t>E</w:t>
-      </w:r>
-      <w:r>
-        <w:rPr>
-          <w:highlight w:val="yellow"/>
-        </w:rPr>
-        <w:t>scalonilla</w:t>
-      </w:r>
-      <w:proofErr w:type="spellEnd"/>
+      <w:r>
+        <w:rPr>
+          <w:highlight w:val="yellow"/>
+        </w:rPr>
+        <w:t>Torrijos</w:t>
+      </w:r>
+      <w:r>
+        <w:rPr>
+          <w:highlight w:val="yellow"/>
+        </w:rPr>
+        <w:t xml:space="preserve">; </w:t>
+      </w:r>
+      <w:r>
+        <w:rPr>
+          <w:highlight w:val="yellow"/>
+        </w:rPr>
+        <w:t>Said</w:t>
+      </w:r>
       <w:r>
         <w:rPr>
           <w:highlight w:val="yellow"/>
@@ -9659,30 +9239,6 @@
         <w:rPr>
           <w:highlight w:val="yellow"/>
         </w:rPr>
-        <w:t>Torrijos</w:t>
-      </w:r>
-      <w:r>
-        <w:rPr>
-          <w:highlight w:val="yellow"/>
-        </w:rPr>
-        <w:t xml:space="preserve">; </w:t>
-      </w:r>
-      <w:r>
-        <w:rPr>
-          <w:highlight w:val="yellow"/>
-        </w:rPr>
-        <w:t>Said</w:t>
-      </w:r>
-      <w:r>
-        <w:rPr>
-          <w:highlight w:val="yellow"/>
-        </w:rPr>
-        <w:t>-</w:t>
-      </w:r>
-      <w:r>
-        <w:rPr>
-          <w:highlight w:val="yellow"/>
-        </w:rPr>
         <w:t>Hung</w:t>
       </w:r>
       <w:r>
@@ -9694,43 +9250,13 @@
     </w:p>
     <w:p>
       <w:r>
-        <w:t>De acordo com Prieto-Andreu, Gómez-</w:t>
-      </w:r>
-      <w:proofErr w:type="spellStart"/>
-      <w:r>
-        <w:t>Escalonilla</w:t>
-      </w:r>
-      <w:proofErr w:type="spellEnd"/>
-      <w:r>
-        <w:t xml:space="preserve">-Torrijos e Said-Hung (2022), a gamificação representa uma metodologia capaz de promover a motivação dos estudantes durante o processo de aprendizagem, contribuindo também para a melhoria do desempenho acadêmico em diferentes áreas do conhecimento. Em sua revisão sistemática, os autores analisaram 37 estudos científicos e constataram que a utilização de estratégias </w:t>
-      </w:r>
-      <w:proofErr w:type="spellStart"/>
-      <w:r>
-        <w:t>gamificadas</w:t>
-      </w:r>
-      <w:proofErr w:type="spellEnd"/>
-      <w:r>
-        <w:t xml:space="preserve"> exerce influência direta e positiva sobre a motivação, o envolvimento e o rendimento escolar dos alunos </w:t>
-      </w:r>
-      <w:r>
-        <w:rPr>
-          <w:highlight w:val="yellow"/>
-        </w:rPr>
-        <w:t>(Prieto-Andreu; Gómez-</w:t>
-      </w:r>
-      <w:proofErr w:type="spellStart"/>
-      <w:r>
-        <w:rPr>
-          <w:highlight w:val="yellow"/>
-        </w:rPr>
-        <w:t>Escalonilla</w:t>
-      </w:r>
-      <w:proofErr w:type="spellEnd"/>
-      <w:r>
-        <w:rPr>
-          <w:highlight w:val="yellow"/>
-        </w:rPr>
-        <w:t>-Torrijos; Said-Hung, 2022).</w:t>
+        <w:t xml:space="preserve">De acordo com Prieto-Andreu, Gómez-Escalonilla-Torrijos e Said-Hung (2022), a gamificação representa uma metodologia capaz de promover a motivação dos estudantes durante o processo de aprendizagem, contribuindo também para a melhoria do desempenho acadêmico em diferentes áreas do conhecimento. Em sua revisão sistemática, os autores analisaram 37 estudos científicos e constataram que a utilização de estratégias gamificadas exerce influência direta e positiva sobre a motivação, o envolvimento e o rendimento escolar dos alunos </w:t>
+      </w:r>
+      <w:r>
+        <w:rPr>
+          <w:highlight w:val="yellow"/>
+        </w:rPr>
+        <w:t>(Prieto-Andreu; Gómez-Escalonilla-Torrijos; Said-Hung, 2022).</w:t>
       </w:r>
     </w:p>
     <w:p>
@@ -9741,21 +9267,7 @@
         <w:rPr>
           <w:highlight w:val="yellow"/>
         </w:rPr>
-        <w:t>(Prieto-Andreu; Gómez-</w:t>
-      </w:r>
-      <w:proofErr w:type="spellStart"/>
-      <w:r>
-        <w:rPr>
-          <w:highlight w:val="yellow"/>
-        </w:rPr>
-        <w:t>Escalonilla</w:t>
-      </w:r>
-      <w:proofErr w:type="spellEnd"/>
-      <w:r>
-        <w:rPr>
-          <w:highlight w:val="yellow"/>
-        </w:rPr>
-        <w:t>-Torrijos; Said-Hung, 2022).</w:t>
+        <w:t>(Prieto-Andreu; Gómez-Escalonilla-Torrijos; Said-Hung, 2022).</w:t>
       </w:r>
     </w:p>
     <w:p>
@@ -9777,35 +9289,7 @@
         <w:rPr>
           <w:highlight w:val="cyan"/>
         </w:rPr>
-        <w:t xml:space="preserve"> (falta de diversidade nas citações, só foi usado silva sei </w:t>
-      </w:r>
-      <w:proofErr w:type="spellStart"/>
-      <w:r>
-        <w:rPr>
-          <w:highlight w:val="cyan"/>
-        </w:rPr>
-        <w:t>la</w:t>
-      </w:r>
-      <w:proofErr w:type="spellEnd"/>
-      <w:r>
-        <w:rPr>
-          <w:highlight w:val="cyan"/>
-        </w:rPr>
-        <w:t xml:space="preserve"> </w:t>
-      </w:r>
-      <w:proofErr w:type="spellStart"/>
-      <w:r>
-        <w:rPr>
-          <w:highlight w:val="cyan"/>
-        </w:rPr>
-        <w:t>oq</w:t>
-      </w:r>
-      <w:proofErr w:type="spellEnd"/>
-      <w:r>
-        <w:rPr>
-          <w:highlight w:val="cyan"/>
-        </w:rPr>
-        <w:t>)</w:t>
+        <w:t xml:space="preserve"> (falta de diversidade nas citações, só foi usado silva sei la oq)</w:t>
       </w:r>
       <w:bookmarkEnd w:id="15"/>
     </w:p>
@@ -9876,15 +9360,7 @@
     </w:p>
     <w:p>
       <w:r>
-        <w:t xml:space="preserve">Nesse sentido, o cultivo de hortas escolares constitui uma estratégia pedagógica capaz de promover simultaneamente a aprendizagem acadêmica e o desenvolvimento socioemocional dos estudantes. Ao incentivar práticas colaborativas, a responsabilidade compartilhada e o respeito ao meio ambiente, a horta torna-se um espaço de formação cidadã. Dessa forma, a proposta deste trabalho, ao utilizar uma plataforma </w:t>
-      </w:r>
-      <w:proofErr w:type="spellStart"/>
-      <w:r>
-        <w:t>gamificada</w:t>
-      </w:r>
-      <w:proofErr w:type="spellEnd"/>
-      <w:r>
-        <w:t xml:space="preserve"> para incentivar a participação dos alunos na horta escolar, busca potencializar esses benefícios, estimulando o engajamento contínuo dos estudantes e fortalecendo competências socioemocionais fundamentais para sua formação pessoal, social e ambiental </w:t>
+        <w:t xml:space="preserve">Nesse sentido, o cultivo de hortas escolares constitui uma estratégia pedagógica capaz de promover simultaneamente a aprendizagem acadêmica e o desenvolvimento socioemocional dos estudantes. Ao incentivar práticas colaborativas, a responsabilidade compartilhada e o respeito ao meio ambiente, a horta torna-se um espaço de formação cidadã. Dessa forma, a proposta deste trabalho, ao utilizar uma plataforma gamificada para incentivar a participação dos alunos na horta escolar, busca potencializar esses benefícios, estimulando o engajamento contínuo dos estudantes e fortalecendo competências socioemocionais fundamentais para sua formação pessoal, social e ambiental </w:t>
       </w:r>
       <w:r>
         <w:rPr>
@@ -9911,32 +9387,18 @@
         <w:rPr>
           <w:highlight w:val="yellow"/>
         </w:rPr>
-        <w:t xml:space="preserve">a metodologia do Design </w:t>
-      </w:r>
-      <w:proofErr w:type="spellStart"/>
-      <w:r>
-        <w:rPr>
-          <w:highlight w:val="yellow"/>
-        </w:rPr>
-        <w:t>Thinking</w:t>
-      </w:r>
-      <w:proofErr w:type="spellEnd"/>
-      <w:r>
-        <w:rPr>
-          <w:highlight w:val="yellow"/>
-        </w:rPr>
+        <w:t xml:space="preserve">a metodologia do Design Thinking </w:t>
+      </w:r>
+      <w:r>
+        <w:rPr>
+          <w:highlight w:val="yellow"/>
+        </w:rPr>
+        <w:t>é utilizada</w:t>
+      </w:r>
+      <w:r>
         <w:t xml:space="preserve"> </w:t>
       </w:r>
       <w:r>
-        <w:rPr>
-          <w:highlight w:val="yellow"/>
-        </w:rPr>
-        <w:t>é utilizada</w:t>
-      </w:r>
-      <w:r>
-        <w:t xml:space="preserve"> </w:t>
-      </w:r>
-      <w:r>
         <w:t>para a ideação do projeto e estruturação das razões que o tornam relevante na sociedade e os problemas que ele soluciona, permitindo a definição de um projeto bem direcionado ao seu público alvo.</w:t>
       </w:r>
     </w:p>
@@ -9966,21 +9428,7 @@
         <w:rPr>
           <w:highlight w:val="yellow"/>
         </w:rPr>
-        <w:t xml:space="preserve">Para o desenvolvimento prático do sistema do </w:t>
-      </w:r>
-      <w:proofErr w:type="spellStart"/>
-      <w:r>
-        <w:rPr>
-          <w:highlight w:val="yellow"/>
-        </w:rPr>
-        <w:t>Viridis</w:t>
-      </w:r>
-      <w:proofErr w:type="spellEnd"/>
-      <w:r>
-        <w:rPr>
-          <w:highlight w:val="yellow"/>
-        </w:rPr>
-        <w:t xml:space="preserve"> foram utilizadas algumas tecnologias de desenvolvimento, tais quais linguagens de programação, frameworks, bem como linguagens de consulta de dados.</w:t>
+        <w:t>Para o desenvolvimento prático do sistema do Viridis foram utilizadas algumas tecnologias de desenvolvimento, tais quais linguagens de programação, frameworks, bem como linguagens de consulta de dados.</w:t>
       </w:r>
     </w:p>
     <w:p>
@@ -9991,7 +9439,6 @@
         </w:rPr>
       </w:pPr>
       <w:bookmarkStart w:id="18" w:name="_Toc239885573"/>
-      <w:proofErr w:type="spellStart"/>
       <w:r>
         <w:rPr>
           <w:highlight w:val="yellow"/>
@@ -9999,75 +9446,18 @@
         <w:t>React</w:t>
       </w:r>
       <w:bookmarkEnd w:id="18"/>
-      <w:proofErr w:type="spellEnd"/>
-    </w:p>
-    <w:p>
-      <w:pPr>
-        <w:rPr>
-          <w:highlight w:val="yellow"/>
-        </w:rPr>
-      </w:pPr>
-      <w:r>
-        <w:rPr>
-          <w:highlight w:val="yellow"/>
-        </w:rPr>
-        <w:t xml:space="preserve">O </w:t>
-      </w:r>
-      <w:proofErr w:type="spellStart"/>
-      <w:r>
-        <w:rPr>
-          <w:highlight w:val="yellow"/>
-        </w:rPr>
-        <w:t>React</w:t>
-      </w:r>
-      <w:proofErr w:type="spellEnd"/>
-      <w:r>
-        <w:rPr>
-          <w:highlight w:val="yellow"/>
-        </w:rPr>
-        <w:t xml:space="preserve"> é uma biblioteca </w:t>
-      </w:r>
-      <w:proofErr w:type="spellStart"/>
-      <w:r>
-        <w:rPr>
-          <w:highlight w:val="yellow"/>
-        </w:rPr>
-        <w:t>JavaScript</w:t>
-      </w:r>
-      <w:proofErr w:type="spellEnd"/>
-      <w:r>
-        <w:rPr>
-          <w:highlight w:val="yellow"/>
-        </w:rPr>
-        <w:t xml:space="preserve"> de código aberto voltada para a construção de interfaces de usuário (UI), especialmente aplicações single-</w:t>
-      </w:r>
-      <w:proofErr w:type="spellStart"/>
-      <w:r>
-        <w:rPr>
-          <w:highlight w:val="yellow"/>
-        </w:rPr>
-        <w:t>page</w:t>
-      </w:r>
-      <w:proofErr w:type="spellEnd"/>
-      <w:r>
-        <w:rPr>
-          <w:highlight w:val="yellow"/>
-        </w:rPr>
-        <w:t xml:space="preserve">. Sua arquitetura é baseada em componentes reutilizáveis e independentes, o que simplifica tanto o desenvolvimento quanto a manutenção de sistemas web mais complexos, já que cada parte da interface pode ser criada, testada e alterada isoladamente. A adoção do </w:t>
-      </w:r>
-      <w:proofErr w:type="spellStart"/>
-      <w:r>
-        <w:rPr>
-          <w:highlight w:val="yellow"/>
-        </w:rPr>
-        <w:t>React</w:t>
-      </w:r>
-      <w:proofErr w:type="spellEnd"/>
-      <w:r>
-        <w:rPr>
-          <w:highlight w:val="yellow"/>
-        </w:rPr>
-        <w:t xml:space="preserve"> neste projeto justifica-se por sua maturidade no mercado, pela extensa comunidade de desenvolvedores que contribui com documentação e bibliotecas complementares, e pela possibilidade de reaproveitamento de </w:t>
+    </w:p>
+    <w:p>
+      <w:pPr>
+        <w:rPr>
+          <w:highlight w:val="yellow"/>
+        </w:rPr>
+      </w:pPr>
+      <w:r>
+        <w:rPr>
+          <w:highlight w:val="yellow"/>
+        </w:rPr>
+        <w:t xml:space="preserve">O React é uma biblioteca JavaScript de código aberto voltada para a construção de interfaces de usuário (UI), especialmente aplicações single-page. Sua arquitetura é baseada em componentes reutilizáveis e independentes, o que simplifica tanto o desenvolvimento quanto a manutenção de sistemas web mais complexos, já que cada parte da interface pode ser criada, testada e alterada isoladamente. A adoção do React neste projeto justifica-se por sua maturidade no mercado, pela extensa comunidade de desenvolvedores que contribui com documentação e bibliotecas complementares, e pela possibilidade de reaproveitamento de </w:t>
       </w:r>
       <w:r>
         <w:rPr>
@@ -10076,14 +9466,12 @@
         <w:lastRenderedPageBreak/>
         <w:t>componentes entre diferentes telas da aplicação, o que reduz a duplicação de código e agiliza o ciclo de desenvolvimento (</w:t>
       </w:r>
-      <w:proofErr w:type="spellStart"/>
       <w:r>
         <w:rPr>
           <w:highlight w:val="yellow"/>
         </w:rPr>
         <w:t>React</w:t>
       </w:r>
-      <w:proofErr w:type="spellEnd"/>
       <w:r>
         <w:rPr>
           <w:highlight w:val="yellow"/>
@@ -10099,7 +9487,6 @@
         </w:rPr>
       </w:pPr>
       <w:bookmarkStart w:id="19" w:name="_Toc239885574"/>
-      <w:proofErr w:type="spellStart"/>
       <w:r>
         <w:rPr>
           <w:highlight w:val="yellow"/>
@@ -10107,140 +9494,25 @@
         <w:t>TypeScript</w:t>
       </w:r>
       <w:bookmarkEnd w:id="19"/>
-      <w:proofErr w:type="spellEnd"/>
-    </w:p>
-    <w:p>
-      <w:pPr>
-        <w:rPr>
-          <w:highlight w:val="yellow"/>
-        </w:rPr>
-      </w:pPr>
-      <w:r>
-        <w:rPr>
-          <w:highlight w:val="yellow"/>
-        </w:rPr>
-        <w:t xml:space="preserve">O </w:t>
-      </w:r>
-      <w:proofErr w:type="spellStart"/>
-      <w:r>
-        <w:rPr>
-          <w:highlight w:val="yellow"/>
-        </w:rPr>
-        <w:t>TypeScript</w:t>
-      </w:r>
-      <w:proofErr w:type="spellEnd"/>
-      <w:r>
-        <w:rPr>
-          <w:highlight w:val="yellow"/>
-        </w:rPr>
-        <w:t xml:space="preserve"> é uma linguagem de programação desenvolvida pela Microsoft que consiste em um </w:t>
-      </w:r>
-      <w:proofErr w:type="spellStart"/>
-      <w:r>
-        <w:rPr>
-          <w:highlight w:val="yellow"/>
-        </w:rPr>
-        <w:t>superset</w:t>
-      </w:r>
-      <w:proofErr w:type="spellEnd"/>
-      <w:r>
-        <w:rPr>
-          <w:highlight w:val="yellow"/>
-        </w:rPr>
-        <w:t xml:space="preserve"> do </w:t>
-      </w:r>
-      <w:proofErr w:type="spellStart"/>
-      <w:r>
-        <w:rPr>
-          <w:highlight w:val="yellow"/>
-        </w:rPr>
-        <w:t>JavaScript</w:t>
-      </w:r>
-      <w:proofErr w:type="spellEnd"/>
-      <w:r>
-        <w:rPr>
-          <w:highlight w:val="yellow"/>
-        </w:rPr>
-        <w:t xml:space="preserve">, ou seja, adiciona a esta linguagem um sistema de tipagem estática opcional, mantendo compatibilidade com todo o código </w:t>
-      </w:r>
-      <w:proofErr w:type="spellStart"/>
-      <w:r>
-        <w:rPr>
-          <w:highlight w:val="yellow"/>
-        </w:rPr>
-        <w:t>JavaScript</w:t>
-      </w:r>
-      <w:proofErr w:type="spellEnd"/>
-      <w:r>
-        <w:rPr>
-          <w:highlight w:val="yellow"/>
-        </w:rPr>
-        <w:t xml:space="preserve"> já existente. Essa tipagem permite identificar erros ainda em tempo de desenvolvimento, antes mesmo da execução da aplicação, o que aumenta a confiabilidade do código e facilita a manutenção em projetos de maior escala. No contexto deste trabalho, o </w:t>
-      </w:r>
-      <w:proofErr w:type="spellStart"/>
-      <w:r>
-        <w:rPr>
-          <w:highlight w:val="yellow"/>
-        </w:rPr>
-        <w:t>TypeScript</w:t>
-      </w:r>
-      <w:proofErr w:type="spellEnd"/>
-      <w:r>
-        <w:rPr>
-          <w:highlight w:val="yellow"/>
-        </w:rPr>
-        <w:t xml:space="preserve"> foi utilizado em conjunto com o </w:t>
-      </w:r>
-      <w:proofErr w:type="spellStart"/>
-      <w:r>
-        <w:rPr>
-          <w:highlight w:val="yellow"/>
-        </w:rPr>
-        <w:t>React</w:t>
-      </w:r>
-      <w:proofErr w:type="spellEnd"/>
-      <w:r>
-        <w:rPr>
-          <w:highlight w:val="yellow"/>
-        </w:rPr>
-        <w:t xml:space="preserve">, já que este oferece suporte nativo à linguagem por meio de tipagens próprias para seus componentes, </w:t>
-      </w:r>
-      <w:proofErr w:type="spellStart"/>
-      <w:r>
-        <w:rPr>
-          <w:highlight w:val="yellow"/>
-        </w:rPr>
-        <w:t>hooks</w:t>
-      </w:r>
-      <w:proofErr w:type="spellEnd"/>
-      <w:r>
-        <w:rPr>
-          <w:highlight w:val="yellow"/>
-        </w:rPr>
-        <w:t xml:space="preserve"> e propriedades (</w:t>
-      </w:r>
-      <w:proofErr w:type="spellStart"/>
-      <w:r>
-        <w:rPr>
-          <w:highlight w:val="yellow"/>
-        </w:rPr>
-        <w:t>props</w:t>
-      </w:r>
-      <w:proofErr w:type="spellEnd"/>
-      <w:r>
-        <w:rPr>
-          <w:highlight w:val="yellow"/>
-        </w:rPr>
-        <w:t>). Essa integração possibilita que erros relacionados à passagem incorreta de dados entre componentes sejam detectados antecipadamente, tornando o desenvolvimento da interface mais seguro e produtivo (</w:t>
-      </w:r>
-      <w:proofErr w:type="spellStart"/>
+    </w:p>
+    <w:p>
+      <w:pPr>
+        <w:rPr>
+          <w:highlight w:val="yellow"/>
+        </w:rPr>
+      </w:pPr>
+      <w:r>
+        <w:rPr>
+          <w:highlight w:val="yellow"/>
+        </w:rPr>
+        <w:t>O TypeScript é uma linguagem de programação desenvolvida pela Microsoft que consiste em um superset do JavaScript, ou seja, adiciona a esta linguagem um sistema de tipagem estática opcional, mantendo compatibilidade com todo o código JavaScript já existente. Essa tipagem permite identificar erros ainda em tempo de desenvolvimento, antes mesmo da execução da aplicação, o que aumenta a confiabilidade do código e facilita a manutenção em projetos de maior escala. No contexto deste trabalho, o TypeScript foi utilizado em conjunto com o React, já que este oferece suporte nativo à linguagem por meio de tipagens próprias para seus componentes, hooks e propriedades (props). Essa integração possibilita que erros relacionados à passagem incorreta de dados entre componentes sejam detectados antecipadamente, tornando o desenvolvimento da interface mais seguro e produtivo (</w:t>
+      </w:r>
       <w:r>
         <w:rPr>
           <w:highlight w:val="yellow"/>
         </w:rPr>
         <w:t>Typescript</w:t>
       </w:r>
-      <w:proofErr w:type="spellEnd"/>
       <w:r>
         <w:rPr>
           <w:highlight w:val="yellow"/>
@@ -10274,96 +9546,36 @@
         <w:rPr>
           <w:highlight w:val="yellow"/>
         </w:rPr>
-        <w:t xml:space="preserve">O PHP (Hypertext </w:t>
-      </w:r>
-      <w:proofErr w:type="spellStart"/>
-      <w:r>
-        <w:rPr>
-          <w:highlight w:val="yellow"/>
-        </w:rPr>
-        <w:t>Preprocessor</w:t>
-      </w:r>
-      <w:proofErr w:type="spellEnd"/>
-      <w:r>
-        <w:rPr>
-          <w:highlight w:val="yellow"/>
-        </w:rPr>
-        <w:t>) é uma linguagem de programação de código aberto amplamente utilizada no desenvolvimento web, especialmente na criação de sistemas que exigem processamento no lado do servidor (server-</w:t>
-      </w:r>
-      <w:proofErr w:type="spellStart"/>
-      <w:r>
-        <w:rPr>
-          <w:highlight w:val="yellow"/>
-        </w:rPr>
-        <w:t>side</w:t>
-      </w:r>
-      <w:proofErr w:type="spellEnd"/>
-      <w:r>
-        <w:rPr>
-          <w:highlight w:val="yellow"/>
-        </w:rPr>
-        <w:t xml:space="preserve">). Criada originalmente para geração de páginas dinâmicas, a linguagem evoluiu ao longo dos anos e hoje serve de base para diversos frameworks modernos de desenvolvimento </w:t>
-      </w:r>
-      <w:proofErr w:type="spellStart"/>
-      <w:r>
-        <w:rPr>
-          <w:highlight w:val="yellow"/>
-        </w:rPr>
-        <w:t>backend</w:t>
-      </w:r>
-      <w:proofErr w:type="spellEnd"/>
-      <w:r>
-        <w:rPr>
-          <w:highlight w:val="yellow"/>
-        </w:rPr>
-        <w:t xml:space="preserve"> (</w:t>
-      </w:r>
-      <w:proofErr w:type="spellStart"/>
+        <w:t>O PHP (Hypertext Preprocessor) é uma linguagem de programação de código aberto amplamente utilizada no desenvolvimento web, especialmente na criação de sistemas que exigem processamento no lado do servidor (server-side). Criada originalmente para geração de páginas dinâmicas, a linguagem evoluiu ao longo dos anos e hoje serve de base para diversos frameworks modernos de desenvolvimento backend (</w:t>
+      </w:r>
       <w:r>
         <w:rPr>
           <w:highlight w:val="yellow"/>
         </w:rPr>
         <w:t>Php</w:t>
       </w:r>
-      <w:proofErr w:type="spellEnd"/>
-      <w:r>
-        <w:rPr>
-          <w:highlight w:val="yellow"/>
-        </w:rPr>
-        <w:t xml:space="preserve">, 2026). Neste trabalho, o PHP não foi utilizado diretamente em sua forma nativa, mas sim por meio do framework </w:t>
-      </w:r>
-      <w:proofErr w:type="spellStart"/>
+      <w:r>
+        <w:rPr>
+          <w:highlight w:val="yellow"/>
+        </w:rPr>
+        <w:t>, 2026). Neste trabalho, o PHP não foi utilizado diretamente em sua forma nativa, mas sim por meio do framework Laravel, detalhado na seção seguinte, que estende suas funcionalidades e organiza o desenvolvimento em uma estrutura mais robusta e produtiva.</w:t>
+      </w:r>
+    </w:p>
+    <w:p>
+      <w:pPr>
+        <w:pStyle w:val="Ttulo3"/>
+        <w:rPr>
+          <w:highlight w:val="yellow"/>
+        </w:rPr>
+      </w:pPr>
+      <w:bookmarkStart w:id="21" w:name="_Toc239885576"/>
       <w:r>
         <w:rPr>
           <w:highlight w:val="yellow"/>
         </w:rPr>
         <w:t>Laravel</w:t>
       </w:r>
-      <w:proofErr w:type="spellEnd"/>
-      <w:r>
-        <w:rPr>
-          <w:highlight w:val="yellow"/>
-        </w:rPr>
-        <w:t>, detalhado na seção seguinte, que estende suas funcionalidades e organiza o desenvolvimento em uma estrutura mais robusta e produtiva.</w:t>
-      </w:r>
-    </w:p>
-    <w:p>
-      <w:pPr>
-        <w:pStyle w:val="Ttulo3"/>
-        <w:rPr>
-          <w:highlight w:val="yellow"/>
-        </w:rPr>
-      </w:pPr>
-      <w:bookmarkStart w:id="21" w:name="_Toc239885576"/>
-      <w:proofErr w:type="spellStart"/>
-      <w:r>
-        <w:rPr>
-          <w:highlight w:val="yellow"/>
-        </w:rPr>
-        <w:t>Laravel</w:t>
-      </w:r>
       <w:bookmarkEnd w:id="21"/>
-      <w:proofErr w:type="spellEnd"/>
       <w:r>
         <w:rPr>
           <w:highlight w:val="yellow"/>
@@ -10383,115 +9595,21 @@
         <w:rPr>
           <w:highlight w:val="yellow"/>
         </w:rPr>
-        <w:t xml:space="preserve">Para o desenvolvimento do </w:t>
-      </w:r>
-      <w:proofErr w:type="spellStart"/>
-      <w:r>
-        <w:rPr>
-          <w:highlight w:val="yellow"/>
-        </w:rPr>
-        <w:t>backend</w:t>
-      </w:r>
-      <w:proofErr w:type="spellEnd"/>
-      <w:r>
-        <w:rPr>
-          <w:highlight w:val="yellow"/>
-        </w:rPr>
-        <w:t xml:space="preserve">, optou-se pelo </w:t>
-      </w:r>
-      <w:proofErr w:type="spellStart"/>
+        <w:t xml:space="preserve">Para o desenvolvimento do backend, optou-se pelo Laravel, um framework PHP conhecido por sua robustez, organização e facilidade de uso. O Laravel oferece uma estrutura completa e pré-configurada para a construção de aplicações web, disponibilizando recursos como sistema de autenticação, gerenciamento de rotas, </w:t>
+      </w:r>
+      <w:r>
+        <w:rPr>
+          <w:highlight w:val="yellow"/>
+        </w:rPr>
+        <w:lastRenderedPageBreak/>
+        <w:t>controllers e camada de acesso a banco de dados por meio de um ORM próprio (Eloquent). A escolha do framework também considerou a familiaridade da equipe com a linguagem PHP, o que contribuiu para agilizar o desenvolvimento e simplificar a manutenção do projeto. Ademais, o Laravel é reconhecido por sua escalabilidade, característica que o torna adequado tanto para aplicações de pequeno porte quanto para sistemas de médio e grande porte (</w:t>
+      </w:r>
       <w:r>
         <w:rPr>
           <w:highlight w:val="yellow"/>
         </w:rPr>
         <w:t>Laravel</w:t>
       </w:r>
-      <w:proofErr w:type="spellEnd"/>
-      <w:r>
-        <w:rPr>
-          <w:highlight w:val="yellow"/>
-        </w:rPr>
-        <w:t xml:space="preserve">, um framework PHP conhecido por sua robustez, organização e facilidade de uso. O </w:t>
-      </w:r>
-      <w:proofErr w:type="spellStart"/>
-      <w:r>
-        <w:rPr>
-          <w:highlight w:val="yellow"/>
-        </w:rPr>
-        <w:t>Laravel</w:t>
-      </w:r>
-      <w:proofErr w:type="spellEnd"/>
-      <w:r>
-        <w:rPr>
-          <w:highlight w:val="yellow"/>
-        </w:rPr>
-        <w:t xml:space="preserve"> oferece uma estrutura completa e </w:t>
-      </w:r>
-      <w:proofErr w:type="spellStart"/>
-      <w:r>
-        <w:rPr>
-          <w:highlight w:val="yellow"/>
-        </w:rPr>
-        <w:t>pré</w:t>
-      </w:r>
-      <w:proofErr w:type="spellEnd"/>
-      <w:r>
-        <w:rPr>
-          <w:highlight w:val="yellow"/>
-        </w:rPr>
-        <w:t xml:space="preserve">-configurada para a construção de aplicações web, disponibilizando recursos como sistema de autenticação, gerenciamento de rotas, </w:t>
-      </w:r>
-      <w:proofErr w:type="spellStart"/>
-      <w:r>
-        <w:rPr>
-          <w:highlight w:val="yellow"/>
-        </w:rPr>
-        <w:lastRenderedPageBreak/>
-        <w:t>controllers</w:t>
-      </w:r>
-      <w:proofErr w:type="spellEnd"/>
-      <w:r>
-        <w:rPr>
-          <w:highlight w:val="yellow"/>
-        </w:rPr>
-        <w:t xml:space="preserve"> e camada de acesso a banco de dados por meio de um ORM próprio (</w:t>
-      </w:r>
-      <w:proofErr w:type="spellStart"/>
-      <w:r>
-        <w:rPr>
-          <w:highlight w:val="yellow"/>
-        </w:rPr>
-        <w:t>Eloquent</w:t>
-      </w:r>
-      <w:proofErr w:type="spellEnd"/>
-      <w:r>
-        <w:rPr>
-          <w:highlight w:val="yellow"/>
-        </w:rPr>
-        <w:t xml:space="preserve">). A escolha do framework também considerou a familiaridade da equipe com a linguagem PHP, o que contribuiu para agilizar o desenvolvimento e simplificar a manutenção do projeto. Ademais, o </w:t>
-      </w:r>
-      <w:proofErr w:type="spellStart"/>
-      <w:r>
-        <w:rPr>
-          <w:highlight w:val="yellow"/>
-        </w:rPr>
-        <w:t>Laravel</w:t>
-      </w:r>
-      <w:proofErr w:type="spellEnd"/>
-      <w:r>
-        <w:rPr>
-          <w:highlight w:val="yellow"/>
-        </w:rPr>
-        <w:t xml:space="preserve"> é reconhecido por sua escalabilidade, característica que o torna adequado tanto para aplicações de pequeno porte quanto para sistemas de médio e grande porte (</w:t>
-      </w:r>
-      <w:proofErr w:type="spellStart"/>
-      <w:r>
-        <w:rPr>
-          <w:highlight w:val="yellow"/>
-        </w:rPr>
-        <w:t>Laravel</w:t>
-      </w:r>
-      <w:proofErr w:type="spellEnd"/>
       <w:r>
         <w:rPr>
           <w:highlight w:val="yellow"/>
@@ -10520,72 +9638,14 @@
         <w:rPr>
           <w:highlight w:val="yellow"/>
         </w:rPr>
-        <w:t>MySQL, um sistema de gerenciamento de banco de dados relacional (SGBDR) de código aberto, amplamente utilizado em aplicações web de pequeno, médio e grande porte. O MySQL organiza os dados em tabelas relacionadas entre si, permitindo consultas eficientes por meio da linguagem SQL (</w:t>
-      </w:r>
-      <w:proofErr w:type="spellStart"/>
-      <w:r>
-        <w:rPr>
-          <w:highlight w:val="yellow"/>
-        </w:rPr>
-        <w:t>Structured</w:t>
-      </w:r>
-      <w:proofErr w:type="spellEnd"/>
-      <w:r>
-        <w:rPr>
-          <w:highlight w:val="yellow"/>
-        </w:rPr>
-        <w:t xml:space="preserve"> Query </w:t>
-      </w:r>
-      <w:proofErr w:type="spellStart"/>
-      <w:r>
-        <w:rPr>
-          <w:highlight w:val="yellow"/>
-        </w:rPr>
-        <w:t>Language</w:t>
-      </w:r>
-      <w:proofErr w:type="spellEnd"/>
-      <w:r>
-        <w:rPr>
-          <w:highlight w:val="yellow"/>
-        </w:rPr>
-        <w:t xml:space="preserve">), além de oferecer suporte a transações, integridade referencial e índices para otimização de desempenho. A escolha dessa tecnologia se justifica pela sua ampla adoção no mercado, pela estabilidade e maturidade que oferece, e pela integração nativa com o </w:t>
-      </w:r>
-      <w:proofErr w:type="spellStart"/>
-      <w:r>
-        <w:rPr>
-          <w:highlight w:val="yellow"/>
-        </w:rPr>
-        <w:t>Laravel</w:t>
-      </w:r>
-      <w:proofErr w:type="spellEnd"/>
-      <w:r>
-        <w:rPr>
-          <w:highlight w:val="yellow"/>
-        </w:rPr>
-        <w:t xml:space="preserve">, que disponibiliza, por meio do </w:t>
-      </w:r>
-      <w:proofErr w:type="spellStart"/>
-      <w:r>
-        <w:rPr>
-          <w:highlight w:val="yellow"/>
-        </w:rPr>
-        <w:t>Eloquent</w:t>
-      </w:r>
-      <w:proofErr w:type="spellEnd"/>
-      <w:r>
-        <w:rPr>
-          <w:highlight w:val="yellow"/>
-        </w:rPr>
-        <w:t xml:space="preserve"> ORM, uma camada simplificada para manipulação do banco de dados sem a necessidade de escrever consultas SQL manualmente na maior parte das operações (</w:t>
-      </w:r>
-      <w:proofErr w:type="spellStart"/>
+        <w:t>MySQL, um sistema de gerenciamento de banco de dados relacional (SGBDR) de código aberto, amplamente utilizado em aplicações web de pequeno, médio e grande porte. O MySQL organiza os dados em tabelas relacionadas entre si, permitindo consultas eficientes por meio da linguagem SQL (Structured Query Language), além de oferecer suporte a transações, integridade referencial e índices para otimização de desempenho. A escolha dessa tecnologia se justifica pela sua ampla adoção no mercado, pela estabilidade e maturidade que oferece, e pela integração nativa com o Laravel, que disponibiliza, por meio do Eloquent ORM, uma camada simplificada para manipulação do banco de dados sem a necessidade de escrever consultas SQL manualmente na maior parte das operações (</w:t>
+      </w:r>
       <w:r>
         <w:rPr>
           <w:highlight w:val="yellow"/>
         </w:rPr>
         <w:t>Mysql</w:t>
       </w:r>
-      <w:proofErr w:type="spellEnd"/>
       <w:r>
         <w:rPr>
           <w:highlight w:val="yellow"/>
@@ -10649,18 +9709,8 @@
           <w:iCs/>
           <w:highlight w:val="yellow"/>
         </w:rPr>
-        <w:t xml:space="preserve">Design </w:t>
-      </w:r>
-      <w:proofErr w:type="spellStart"/>
-      <w:r>
-        <w:rPr>
-          <w:i/>
-          <w:iCs/>
-          <w:highlight w:val="yellow"/>
-        </w:rPr>
-        <w:t>Thinking</w:t>
-      </w:r>
-      <w:proofErr w:type="spellEnd"/>
+        <w:t>Design Thinking</w:t>
+      </w:r>
       <w:r>
         <w:rPr>
           <w:highlight w:val="yellow"/>
@@ -10715,21 +9765,7 @@
         <w:rPr>
           <w:highlight w:val="yellow"/>
         </w:rPr>
-        <w:t xml:space="preserve">Caderno de Sensibilidade (ou caderno de sensibilização) é uma ferramenta usada na fase de Imersão do Design </w:t>
-      </w:r>
-      <w:proofErr w:type="spellStart"/>
-      <w:r>
-        <w:rPr>
-          <w:highlight w:val="yellow"/>
-        </w:rPr>
-        <w:t>Thinking</w:t>
-      </w:r>
-      <w:proofErr w:type="spellEnd"/>
-      <w:r>
-        <w:rPr>
-          <w:highlight w:val="yellow"/>
-        </w:rPr>
-        <w:t>. Serve para coletar informações sobre o universo pessoal do usuário — seus hábitos, sonhos e expectativas — com o mínimo de interferência do pesquisador, já que é o próprio usuário quem registra suas vivências no dia a dia.</w:t>
+        <w:t>Caderno de Sensibilidade (ou caderno de sensibilização) é uma ferramenta usada na fase de Imersão do Design Thinking. Serve para coletar informações sobre o universo pessoal do usuário — seus hábitos, sonhos e expectativas — com o mínimo de interferência do pesquisador, já que é o próprio usuário quem registra suas vivências no dia a dia.</w:t>
       </w:r>
     </w:p>
     <w:p>
@@ -10825,35 +9861,7 @@
         <w:rPr>
           <w:highlight w:val="yellow"/>
         </w:rPr>
-        <w:t>Para montá-lo, a equipe define o que deseja descobrir e cria exercícios simples (relatos de tarefas, colagens, fotos) para o usuário preencher, gerando registros ricos sobre seu contexto de vida (</w:t>
-      </w:r>
-      <w:proofErr w:type="spellStart"/>
-      <w:r>
-        <w:rPr>
-          <w:highlight w:val="yellow"/>
-        </w:rPr>
-        <w:t>Mjv</w:t>
-      </w:r>
-      <w:proofErr w:type="spellEnd"/>
-      <w:r>
-        <w:rPr>
-          <w:highlight w:val="yellow"/>
-        </w:rPr>
-        <w:t xml:space="preserve"> </w:t>
-      </w:r>
-      <w:proofErr w:type="spellStart"/>
-      <w:r>
-        <w:rPr>
-          <w:highlight w:val="yellow"/>
-        </w:rPr>
-        <w:t>Innovation</w:t>
-      </w:r>
-      <w:proofErr w:type="spellEnd"/>
-      <w:r>
-        <w:rPr>
-          <w:highlight w:val="yellow"/>
-        </w:rPr>
-        <w:t>, 2022).</w:t>
+        <w:t>Para montá-lo, a equipe define o que deseja descobrir e cria exercícios simples (relatos de tarefas, colagens, fotos) para o usuário preencher, gerando registros ricos sobre seu contexto de vida (Mjv Innovation, 2022).</w:t>
       </w:r>
     </w:p>
     <w:p>
@@ -10903,16 +9911,8 @@
         <w:rPr>
           <w:highlight w:val="yellow"/>
         </w:rPr>
-        <w:t xml:space="preserve">da plataforma </w:t>
-      </w:r>
-      <w:proofErr w:type="spellStart"/>
-      <w:r>
-        <w:rPr>
-          <w:highlight w:val="yellow"/>
-        </w:rPr>
-        <w:t>Viridis</w:t>
-      </w:r>
-      <w:proofErr w:type="spellEnd"/>
+        <w:t>da plataforma Viridis</w:t>
+      </w:r>
       <w:r>
         <w:rPr>
           <w:highlight w:val="yellow"/>
@@ -10969,7 +9969,7 @@
         </w:rPr>
         <w:lastRenderedPageBreak/>
         <w:drawing>
-          <wp:inline distT="0" distB="0" distL="0" distR="0" wp14:anchorId="6CEC26FC" wp14:editId="41EC5990">
+          <wp:inline distT="0" distB="0" distL="0" distR="0" wp14:anchorId="6CEC26FC" wp14:editId="6DBEFC26">
             <wp:extent cx="6097237" cy="3431250"/>
             <wp:effectExtent l="0" t="0" r="0" b="0"/>
             <wp:docPr id="4" name="Imagem 4"/>
@@ -11047,41 +10047,13 @@
         <w:rPr>
           <w:highlight w:val="yellow"/>
         </w:rPr>
-        <w:t xml:space="preserve">o público-alvo do </w:t>
-      </w:r>
-      <w:proofErr w:type="spellStart"/>
-      <w:r>
-        <w:rPr>
-          <w:highlight w:val="yellow"/>
-        </w:rPr>
-        <w:t>Viridis</w:t>
-      </w:r>
-      <w:proofErr w:type="spellEnd"/>
-      <w:r>
-        <w:rPr>
-          <w:highlight w:val="yellow"/>
-        </w:rPr>
-        <w:t>, foi desenvolvida uma pesquisa de campo com o objetivo de identificar em quais meios sociais e quais tipos de benefícios e recompensas seriam preferíveis aos clientes da plataforma</w:t>
-      </w:r>
-      <w:r>
-        <w:rPr>
-          <w:highlight w:val="yellow"/>
-        </w:rPr>
-        <w:t xml:space="preserve">. A pesquisa foi empenhada nos meses de </w:t>
-      </w:r>
-      <w:proofErr w:type="gramStart"/>
-      <w:r>
-        <w:rPr>
-          <w:highlight w:val="yellow"/>
-        </w:rPr>
-        <w:t>Junho</w:t>
-      </w:r>
-      <w:proofErr w:type="gramEnd"/>
-      <w:r>
-        <w:rPr>
-          <w:highlight w:val="yellow"/>
-        </w:rPr>
-        <w:t xml:space="preserve"> a Agosto de 2026 e resultaram em um total de 212 respostas</w:t>
+        <w:t>o público-alvo do Viridis, foi desenvolvida uma pesquisa de campo com o objetivo de identificar em quais meios sociais e quais tipos de benefícios e recompensas seriam preferíveis aos clientes da plataforma</w:t>
+      </w:r>
+      <w:r>
+        <w:rPr>
+          <w:highlight w:val="yellow"/>
+        </w:rPr>
+        <w:t>. A pesquisa foi empenhada nos meses de Junho a Agosto de 2026 e resultaram em um total de 212 respostas</w:t>
       </w:r>
       <w:r>
         <w:rPr>
@@ -11117,21 +10089,7 @@
         <w:rPr>
           <w:highlight w:val="yellow"/>
         </w:rPr>
-        <w:t xml:space="preserve">que gostariam de utilizar a </w:t>
-      </w:r>
-      <w:proofErr w:type="spellStart"/>
-      <w:r>
-        <w:rPr>
-          <w:highlight w:val="yellow"/>
-        </w:rPr>
-        <w:t>Viridis</w:t>
-      </w:r>
-      <w:proofErr w:type="spellEnd"/>
-      <w:r>
-        <w:rPr>
-          <w:highlight w:val="yellow"/>
-        </w:rPr>
-        <w:t>.</w:t>
+        <w:t>que gostariam de utilizar a Viridis.</w:t>
       </w:r>
     </w:p>
     <w:p>
@@ -11425,15 +10383,7 @@
         <w:t>m</w:t>
       </w:r>
       <w:r>
-        <w:t xml:space="preserve">, a maioria das pessoas (64%) se interessam mais por utilizar a </w:t>
-      </w:r>
-      <w:proofErr w:type="spellStart"/>
-      <w:r>
-        <w:t>Viridis</w:t>
-      </w:r>
-      <w:proofErr w:type="spellEnd"/>
-      <w:r>
-        <w:t xml:space="preserve"> em ambiente escolar, enquanto também uma grande parcela (34,5%) das pessoas se interessam por utilizar a plataforma livremente com as comunidades de seus próprios interesses. Apenas poucas pessoas (1,5%) demonstraram interesse em utilizar a plataforma em ambiente profissional.</w:t>
+        <w:t>, a maioria das pessoas (64%) se interessam mais por utilizar a Viridis em ambiente escolar, enquanto também uma grande parcela (34,5%) das pessoas se interessam por utilizar a plataforma livremente com as comunidades de seus próprios interesses. Apenas poucas pessoas (1,5%) demonstraram interesse em utilizar a plataforma em ambiente profissional.</w:t>
       </w:r>
     </w:p>
     <w:p>
@@ -11578,15 +10528,7 @@
         <w:t>ê</w:t>
       </w:r>
       <w:r>
-        <w:t xml:space="preserve">ncia da </w:t>
-      </w:r>
-      <w:proofErr w:type="spellStart"/>
-      <w:r>
-        <w:t>Viridis</w:t>
-      </w:r>
-      <w:proofErr w:type="spellEnd"/>
-      <w:r>
-        <w:t xml:space="preserve"> em ambiente de ensino foram dadas por estudantes da rede pública de ensino.</w:t>
+        <w:t>ncia da Viridis em ambiente de ensino foram dadas por estudantes da rede pública de ensino.</w:t>
       </w:r>
     </w:p>
     <w:p>
@@ -12122,15 +11064,7 @@
         <w:t>m</w:t>
       </w:r>
       <w:r>
-        <w:t xml:space="preserve">, a preferência dos alunos ficou majoritariamente dividida entre ver as mudanças na horta e acompanhar as suas pontuações. Uma parcela menor de alunos se dividiu entre colecionar as medalhas ou </w:t>
-      </w:r>
-      <w:proofErr w:type="spellStart"/>
-      <w:r>
-        <w:t>badges</w:t>
-      </w:r>
-      <w:proofErr w:type="spellEnd"/>
-      <w:r>
-        <w:t xml:space="preserve"> e consumir materiais educativos sobre cultivo.</w:t>
+        <w:t>, a preferência dos alunos ficou majoritariamente dividida entre ver as mudanças na horta e acompanhar as suas pontuações. Uma parcela menor de alunos se dividiu entre colecionar as medalhas ou badges e consumir materiais educativos sobre cultivo.</w:t>
       </w:r>
     </w:p>
     <w:p>
@@ -12145,23 +11079,10 @@
     </w:p>
     <w:p>
       <w:r>
-        <w:t xml:space="preserve">As seguintes perguntas foram feitas para pessoas que optariam por utilizar a </w:t>
-      </w:r>
-      <w:proofErr w:type="spellStart"/>
-      <w:proofErr w:type="gramStart"/>
-      <w:r>
-        <w:t>Viridis</w:t>
-      </w:r>
-      <w:proofErr w:type="spellEnd"/>
-      <w:r>
-        <w:t xml:space="preserve"> </w:t>
-      </w:r>
-      <w:r>
-        <w:t xml:space="preserve"> para</w:t>
-      </w:r>
-      <w:proofErr w:type="gramEnd"/>
-      <w:r>
-        <w:t xml:space="preserve"> fins não escolares</w:t>
+        <w:t xml:space="preserve">As seguintes perguntas foram feitas para pessoas que optariam por utilizar a Viridis </w:t>
+      </w:r>
+      <w:r>
+        <w:t xml:space="preserve"> para fins não escolares</w:t>
       </w:r>
       <w:r>
         <w:t xml:space="preserve"> ou acadêmicos, como em grupos sociais diversos (igrejas, condomínios, clube</w:t>
@@ -12199,15 +11120,7 @@
         <w:t xml:space="preserve"> </w:t>
       </w:r>
       <w:r>
-        <w:t xml:space="preserve">Qual seria o principal benefício de implementar uma horta gerenciada em um aplicativo </w:t>
-      </w:r>
-      <w:proofErr w:type="spellStart"/>
-      <w:r>
-        <w:t>gamificado</w:t>
-      </w:r>
-      <w:proofErr w:type="spellEnd"/>
-      <w:r>
-        <w:t>?</w:t>
+        <w:t>Qual seria o principal benefício de implementar uma horta gerenciada em um aplicativo gamificado?</w:t>
       </w:r>
       <w:bookmarkEnd w:id="38"/>
     </w:p>
@@ -12293,15 +11206,7 @@
         <w:t>m</w:t>
       </w:r>
       <w:r>
-        <w:t xml:space="preserve">, para pessoas que utilizariam a </w:t>
-      </w:r>
-      <w:proofErr w:type="spellStart"/>
-      <w:r>
-        <w:t>Viridis</w:t>
-      </w:r>
-      <w:proofErr w:type="spellEnd"/>
-      <w:r>
-        <w:t xml:space="preserve"> em outros grupos sociais, é unânime que o principal benefício seria o diferencial que o grupo teria.</w:t>
+        <w:t>, para pessoas que utilizariam a Viridis em outros grupos sociais, é unânime que o principal benefício seria o diferencial que o grupo teria.</w:t>
       </w:r>
     </w:p>
     <w:p>
@@ -12402,15 +11307,7 @@
         <w:t>m</w:t>
       </w:r>
       <w:r>
-        <w:t xml:space="preserve">, para pessoas que utilizariam a </w:t>
-      </w:r>
-      <w:proofErr w:type="spellStart"/>
-      <w:r>
-        <w:t>Viridis</w:t>
-      </w:r>
-      <w:proofErr w:type="spellEnd"/>
-      <w:r>
-        <w:t xml:space="preserve"> em outros grupos sociais, é unânime que apesar de facilitar a rotina dos grupos de cuidado da horta, ainda seria necessário a supervisão da divisão de atividades por um terceiro.</w:t>
+        <w:t>, para pessoas que utilizariam a Viridis em outros grupos sociais, é unânime que apesar de facilitar a rotina dos grupos de cuidado da horta, ainda seria necessário a supervisão da divisão de atividades por um terceiro.</w:t>
       </w:r>
       <w:r>
         <w:t xml:space="preserve"> </w:t>
@@ -12427,21 +11324,7 @@
         <w:rPr>
           <w:highlight w:val="yellow"/>
         </w:rPr>
-        <w:t xml:space="preserve">as preferências de futuros usuários, foi possível mapear que </w:t>
-      </w:r>
-      <w:proofErr w:type="gramStart"/>
-      <w:r>
-        <w:rPr>
-          <w:highlight w:val="yellow"/>
-        </w:rPr>
-        <w:t>tanto alunos</w:t>
-      </w:r>
-      <w:proofErr w:type="gramEnd"/>
-      <w:r>
-        <w:rPr>
-          <w:highlight w:val="yellow"/>
-        </w:rPr>
-        <w:t>, professores, estudantes e administradores adotariam a participação docente como nota para o boletim ou como um benefício – no caso de uma instituição empresarial. Além disso, em relação aos grupos de cuidados com a horta, foi identificado que o mais adequado para o projeto seriam horários rotativos, os quais os integrantes escolheriam seus companheiros.</w:t>
+        <w:t>as preferências de futuros usuários, foi possível mapear que tanto alunos, professores, estudantes e administradores adotariam a participação docente como nota para o boletim ou como um benefício – no caso de uma instituição empresarial. Além disso, em relação aos grupos de cuidados com a horta, foi identificado que o mais adequado para o projeto seriam horários rotativos, os quais os integrantes escolheriam seus companheiros.</w:t>
       </w:r>
     </w:p>
     <w:p>
@@ -12478,6 +11361,21 @@
       <w:bookmarkEnd w:id="40"/>
     </w:p>
     <w:p>
+      <w:r>
+        <w:t xml:space="preserve">Esse capítulo tem como objetivo formular uma abordagem segundo os dados coletados através das pesquisas realizadas (pesquisa de campo). Assim, constitui a fase em que molda-se o projeto para que este atenda o seu público da forma que seja mais eficaz. Seguindo a metodologia do </w:t>
+      </w:r>
+      <w:r>
+        <w:rPr>
+          <w:i/>
+          <w:iCs/>
+        </w:rPr>
+        <w:t xml:space="preserve">Design Thinking, </w:t>
+      </w:r>
+      <w:r>
+        <w:t xml:space="preserve">após a coleta dos dados, construímos personagens que representam o público alvo do Viridis. </w:t>
+      </w:r>
+    </w:p>
+    <w:p>
       <w:pPr>
         <w:pStyle w:val="Ttulo2"/>
         <w:rPr>
@@ -12512,56 +11410,33 @@
       <w:bookmarkEnd w:id="41"/>
     </w:p>
     <w:p>
-      <w:pPr>
-        <w:rPr>
-          <w:lang w:eastAsia="pt-BR"/>
-        </w:rPr>
-      </w:pPr>
-      <w:r>
-        <w:rPr>
-          <w:lang w:eastAsia="pt-BR"/>
-        </w:rPr>
-        <w:t xml:space="preserve">No desenvolvimento do </w:t>
-      </w:r>
-      <w:proofErr w:type="spellStart"/>
-      <w:r>
-        <w:rPr>
-          <w:lang w:eastAsia="pt-BR"/>
-        </w:rPr>
-        <w:t>Viridis</w:t>
-      </w:r>
-      <w:proofErr w:type="spellEnd"/>
-      <w:r>
-        <w:rPr>
-          <w:lang w:eastAsia="pt-BR"/>
-        </w:rPr>
-        <w:t>, a definição de personas foi essencial para representar os diferentes perfis de usuários identificados no sistema de gamificação de hortas escolares, uma vez que a plataforma atende públicos com necessidades e objetivos distintos: o estudante, que interage diretamente com o registro de atividades e com os mecanismos de gamificação; o professor, responsável pelo acompanhamento pedagógico das turmas e pela validação das atividades realizadas na horta; e o gestor escolar, encarregado da organização e da continuidade da iniciativa dentro da instituição de ensino. A construção dessas personas, apresentadas a seguir, permitiu à equipe antecipar dores, motivações e expectativas de cada perfil antes da definição das funcionalidades do sistema, bem como subsidiou a posterior elaboração do Diagrama de</w:t>
-      </w:r>
-      <w:r>
-        <w:rPr>
-          <w:lang w:eastAsia="pt-BR"/>
-        </w:rPr>
-        <w:t xml:space="preserve"> Casos de Uso, descrito no </w:t>
-      </w:r>
-      <w:proofErr w:type="spellStart"/>
-      <w:r>
-        <w:rPr>
-          <w:lang w:eastAsia="pt-BR"/>
-        </w:rPr>
-        <w:t>Capí</w:t>
-      </w:r>
-      <w:r>
-        <w:rPr>
-          <w:lang w:eastAsia="pt-BR"/>
-        </w:rPr>
-        <w:t>ulo</w:t>
-      </w:r>
-      <w:proofErr w:type="spellEnd"/>
-      <w:r>
-        <w:rPr>
-          <w:lang w:eastAsia="pt-BR"/>
-        </w:rPr>
-        <w:t xml:space="preserve"> 5.</w:t>
+      <w:r>
+        <w:rPr>
+          <w:lang w:eastAsia="pt-BR"/>
+        </w:rPr>
+        <w:t>No desenvolvimento do Viridis, a definição de personas foi essencial para representar os diferentes perfis de usuários identificados no sistema de gamificação de hortas escolares, uma vez que a plataforma atende públicos com necessidades e objetivos distintos: o estudante, que interage diretamente com o registro de atividades e com os mecanismos de gamificação; o professor, responsável pelo acompanhamento pedagógico das turmas e pela validação das atividades realizadas na horta; e o gestor escolar, encarregado da organização e da continuidade da iniciativa dentro da instituição de ensino. A construção dessas personas, apresentadas a seguir, permitiu à equipe antecipar dores, motivações e expectativas de cada perfil antes da definição das funcionalidades do sistema, bem como subsidiou a posterior elaboração do Diagrama de</w:t>
+      </w:r>
+      <w:r>
+        <w:rPr>
+          <w:lang w:eastAsia="pt-BR"/>
+        </w:rPr>
+        <w:t xml:space="preserve"> Casos de Uso, descrito no Capí</w:t>
+      </w:r>
+      <w:r>
+        <w:rPr>
+          <w:lang w:eastAsia="pt-BR"/>
+        </w:rPr>
+        <w:t>ulo 5.</w:t>
+      </w:r>
+    </w:p>
+    <w:p>
+      <w:pPr>
+        <w:rPr>
+          <w:lang w:eastAsia="pt-BR"/>
+        </w:rPr>
+      </w:pPr>
+      <w:r>
+        <w:t>As três personas apresentadas correspondem diretamente aos perfis identificados no Diagrama de Casos de Uso do Viridis (Capítulo 5), o que assegura a coerência entre a fase de pesquisa com usuários e a posterior definição dos requisitos funcionais do sistema. O quarto ator do sistema, o Administrador do site, não possui persona dedicada por se tratar de um perfil interno de gestão da plataforma.</w:t>
       </w:r>
     </w:p>
     <w:p>
@@ -12583,15 +11458,27 @@
       <w:bookmarkEnd w:id="42"/>
     </w:p>
     <w:p>
-      <w:r>
-        <w:t>A persona do estudante representa o público que efetivamente executa as atividades práticas na horta escolar e participa dos mecanismos de gamificação da plataforma, como missões, pontuação e ranking.</w:t>
+      <w:pPr>
+        <w:rPr>
+          <w:b/>
+          <w:i/>
+          <w:iCs/>
+        </w:rPr>
+      </w:pPr>
+      <w:bookmarkStart w:id="43" w:name="_Toc238716039"/>
+      <w:r>
+        <w:rPr>
+          <w:i/>
+          <w:iCs/>
+          <w:highlight w:val="yellow"/>
+        </w:rPr>
+        <w:t>"Aprender sobre o meio ambiente e cuidar da horta fica muito mais motivador quando se transforma em uma experiência prática, divertida e recompensadora no meu dia a dia escolar."</w:t>
       </w:r>
     </w:p>
     <w:p>
       <w:pPr>
         <w:pStyle w:val="Legenda"/>
       </w:pPr>
-      <w:bookmarkStart w:id="43" w:name="_Toc238716039"/>
       <w:r>
         <w:t xml:space="preserve">Figura </w:t>
       </w:r>
@@ -12692,6 +11579,155 @@
     </w:p>
     <w:p>
       <w:pPr>
+        <w:pStyle w:val="Ttulo4"/>
+        <w:rPr>
+          <w:highlight w:val="yellow"/>
+        </w:rPr>
+      </w:pPr>
+      <w:r>
+        <w:rPr>
+          <w:highlight w:val="yellow"/>
+        </w:rPr>
+        <w:t>Sobre Jéssica Alves</w:t>
+      </w:r>
+    </w:p>
+    <w:p>
+      <w:pPr>
+        <w:rPr>
+          <w:highlight w:val="yellow"/>
+        </w:rPr>
+      </w:pPr>
+      <w:r>
+        <w:rPr>
+          <w:highlight w:val="yellow"/>
+        </w:rPr>
+        <w:t>Jéssica Alves é uma jovem estudante do ensino médio com 16 anos de idade, muito interessada em Biologia, Nutrição, Agricultura e Hortas — sendo Biologia a única dessas matérias presente na sua grade curricular escolar. Jéssica é uma aluna responsável e possui grande comprometimento com seus deveres, aos quais se dedica com bastante cuidado e pontualidade. Em seus momentos livres, gosta de caminhar pelo centro da cidade e frequentar lojinhas locais.</w:t>
+      </w:r>
+    </w:p>
+    <w:p>
+      <w:pPr>
+        <w:pStyle w:val="Ttulo4"/>
+        <w:rPr>
+          <w:highlight w:val="yellow"/>
+        </w:rPr>
+      </w:pPr>
+      <w:r>
+        <w:rPr>
+          <w:highlight w:val="yellow"/>
+        </w:rPr>
+        <w:t>Hábitos tecnológicos de Jéssica</w:t>
+      </w:r>
+    </w:p>
+    <w:p>
+      <w:pPr>
+        <w:rPr>
+          <w:highlight w:val="yellow"/>
+        </w:rPr>
+      </w:pPr>
+      <w:r>
+        <w:rPr>
+          <w:highlight w:val="yellow"/>
+        </w:rPr>
+        <w:t>Como uma típica estudante de ensino médio, Jéssica tem bastante facilidade com o uso do smartphone. Ela utiliza o celular para as mais diversas tarefas rotineiras, como agendar compromissos e lembretes para não esquecer seus afazeres, estudar conteúdos escolares e, nos momentos de lazer, jogar jogos casuais e simples.</w:t>
+      </w:r>
+    </w:p>
+    <w:p>
+      <w:pPr>
+        <w:pStyle w:val="Ttulo4"/>
+        <w:rPr>
+          <w:highlight w:val="yellow"/>
+        </w:rPr>
+      </w:pPr>
+      <w:r>
+        <w:rPr>
+          <w:highlight w:val="yellow"/>
+        </w:rPr>
+        <w:t>Objetivos de Jéssica</w:t>
+      </w:r>
+    </w:p>
+    <w:p>
+      <w:pPr>
+        <w:rPr>
+          <w:highlight w:val="yellow"/>
+        </w:rPr>
+      </w:pPr>
+      <w:r>
+        <w:rPr>
+          <w:highlight w:val="yellow"/>
+        </w:rPr>
+        <w:t xml:space="preserve">Jéssica deseja participar de atividades extracurriculares práticas que contemplem suas áreas de interesse (Biologia, Nutrição, Agricultura e Hortas) em um formato dinâmico e leve. Ela busca garantir pontuações e notas extras no boletim para não depender exclusivamente das avaliações acadêmicas convencionais. Além disso, </w:t>
+      </w:r>
+      <w:r>
+        <w:rPr>
+          <w:highlight w:val="yellow"/>
+        </w:rPr>
+        <w:lastRenderedPageBreak/>
+        <w:t>quer adquirir conhecimentos práticos sobre alimentação saudável e cultivo de hortaliças de forma descontraída.</w:t>
+      </w:r>
+    </w:p>
+    <w:p>
+      <w:pPr>
+        <w:pStyle w:val="Ttulo4"/>
+        <w:rPr>
+          <w:highlight w:val="yellow"/>
+        </w:rPr>
+      </w:pPr>
+      <w:r>
+        <w:rPr>
+          <w:highlight w:val="yellow"/>
+        </w:rPr>
+        <w:t>Dores/</w:t>
+      </w:r>
+      <w:r>
+        <w:rPr>
+          <w:highlight w:val="yellow"/>
+        </w:rPr>
+        <w:t>p</w:t>
+      </w:r>
+      <w:r>
+        <w:rPr>
+          <w:highlight w:val="yellow"/>
+        </w:rPr>
+        <w:t>roblemas de Jéssica</w:t>
+      </w:r>
+    </w:p>
+    <w:p>
+      <w:pPr>
+        <w:rPr>
+          <w:highlight w:val="yellow"/>
+        </w:rPr>
+      </w:pPr>
+      <w:r>
+        <w:rPr>
+          <w:highlight w:val="yellow"/>
+        </w:rPr>
+        <w:t>Jéssica sente falta de diversidade nas opções alimentares fornecidas pela merenda de sua escola e, ao pesquisar sobre o tema, teme a carência de nutrientes essenciais em sua dieta diária. Além disso, embora goste de frequentar a escola, estudar e conviver com seus colegas, por vezes não encontra uma motivação forte o suficiente para o comparecimento diário, sentindo falta de projetos e atividades atrativas que despertem seu real interesse no ambiente escolar.</w:t>
+      </w:r>
+    </w:p>
+    <w:p>
+      <w:pPr>
+        <w:pStyle w:val="Ttulo4"/>
+        <w:rPr>
+          <w:highlight w:val="yellow"/>
+        </w:rPr>
+      </w:pPr>
+      <w:r>
+        <w:rPr>
+          <w:highlight w:val="yellow"/>
+        </w:rPr>
+        <w:t>Como Jéssica usa o Viridis</w:t>
+      </w:r>
+    </w:p>
+    <w:p>
+      <w:r>
+        <w:rPr>
+          <w:highlight w:val="yellow"/>
+        </w:rPr>
+        <w:t>Após a escola adotar a plataforma Viridis para gerenciar o projeto da horta escolar e cadastrar os e-mails dos estudantes, Jéssica passou a acompanhar o sistema diariamente. Logo ao acessar a aplicação, ela verifica seus pontos acumulados, sua posição nos rankings (individual e por turma) e o último registro de atividade salvo na horta. Em seguida, consulta a agenda de turnos e reserva seu horário de plantão conforme a disponibilidade. Por fim, Jéssica navega pelas hortas de outras instituições parceiras para acompanhar a evolução do cultivo e buscar inspirações para aplicar na horta da sua própria escola. Ela também monitora as recompensas e cupons de desconto em comércios locais parceiros e realiza o resgate assim que atinge a pontuação necessária para usufruí-los posteriormente.</w:t>
+      </w:r>
+    </w:p>
+    <w:p>
+      <w:pPr>
         <w:pStyle w:val="Ttulo3"/>
         <w:rPr>
           <w:lang w:eastAsia="pt-BR"/>
@@ -12709,16 +11745,18 @@
     <w:p>
       <w:pPr>
         <w:rPr>
-          <w:rFonts w:ascii="Times New Roman" w:hAnsi="Times New Roman" w:cs="Times New Roman"/>
-          <w:szCs w:val="24"/>
-          <w:lang w:eastAsia="pt-BR"/>
-        </w:rPr>
-      </w:pPr>
-      <w:r>
-        <w:rPr>
-          <w:lang w:eastAsia="pt-BR"/>
-        </w:rPr>
-        <w:t>A persona do professor representa o ator pedagógico responsável por acompanhar o desenvolvimento das turmas, validar as atividades registradas pelos alunos e atribuir avaliações relacionadas à participação no projeto de hortas.</w:t>
+          <w:i/>
+          <w:iCs/>
+        </w:rPr>
+      </w:pPr>
+      <w:bookmarkStart w:id="45" w:name="_Toc238716040"/>
+      <w:r>
+        <w:rPr>
+          <w:i/>
+          <w:iCs/>
+          <w:highlight w:val="yellow"/>
+        </w:rPr>
+        <w:t>"Unir a tecnologia às metodologias ativas é o caminho para transformar o ensino de ciências em algo vivo, onde o aluno aprende na prática e se engaja com a sustentabilidade."</w:t>
       </w:r>
     </w:p>
     <w:p>
@@ -12728,7 +11766,6 @@
           <w:rStyle w:val="RefernciaSutil"/>
         </w:rPr>
       </w:pPr>
-      <w:bookmarkStart w:id="45" w:name="_Toc238716040"/>
       <w:r>
         <w:t xml:space="preserve">Figura </w:t>
       </w:r>
@@ -12770,6 +11807,7 @@
           <w:noProof/>
           <w:lang w:eastAsia="pt-BR"/>
         </w:rPr>
+        <w:lastRenderedPageBreak/>
         <w:drawing>
           <wp:inline distT="0" distB="0" distL="0" distR="0" wp14:anchorId="529EBD18" wp14:editId="46FB8FF2">
             <wp:extent cx="5760720" cy="3238500"/>
@@ -12830,6 +11868,157 @@
     </w:p>
     <w:p>
       <w:pPr>
+        <w:pStyle w:val="Ttulo4"/>
+        <w:rPr>
+          <w:highlight w:val="yellow"/>
+        </w:rPr>
+      </w:pPr>
+      <w:r>
+        <w:rPr>
+          <w:highlight w:val="yellow"/>
+        </w:rPr>
+        <w:t>Sobre Fernanda Souza</w:t>
+      </w:r>
+    </w:p>
+    <w:p>
+      <w:pPr>
+        <w:rPr>
+          <w:highlight w:val="yellow"/>
+        </w:rPr>
+      </w:pPr>
+      <w:r>
+        <w:rPr>
+          <w:highlight w:val="yellow"/>
+        </w:rPr>
+        <w:t>Fernanda Souza tem 41 anos e atua há 15 anos como professora do ensino médio em redes pública e particular, lecionando predominantemente a disciplina de Ciências e matérias correlatas. Na visão da educadora, as metodologias tradicionais e meramente expositivas geram defasagem no aprendizado, pois não proporcionam uma experiência prática aos estudantes. Por isso, Fernanda busca incorporar metodologias ativas e recursos tecnológicos criativos em seu plano de ensino, utilizando a tecnologia como aliada para ensinar sobre sustentabilidade e preservação ambiental. Em suas aulas, costuma manter uma horta escolar como ferramenta pedagógica prática, mas frequentemente enfrenta o desafio de ter que recomeçá-la do zero devido à perda do cultivo em períodos de férias ou por falta de manutenção contínua.</w:t>
+      </w:r>
+    </w:p>
+    <w:p>
+      <w:pPr>
+        <w:pStyle w:val="Ttulo4"/>
+        <w:rPr>
+          <w:highlight w:val="yellow"/>
+        </w:rPr>
+      </w:pPr>
+      <w:r>
+        <w:rPr>
+          <w:highlight w:val="yellow"/>
+        </w:rPr>
+        <w:t>Hábitos tecnológicos de Fernanda</w:t>
+      </w:r>
+    </w:p>
+    <w:p>
+      <w:pPr>
+        <w:rPr>
+          <w:highlight w:val="yellow"/>
+        </w:rPr>
+      </w:pPr>
+      <w:r>
+        <w:rPr>
+          <w:highlight w:val="yellow"/>
+        </w:rPr>
+        <w:t xml:space="preserve">No contexto profissional, Fernanda interage diariamente com os sistemas de gestão escolar para lançamento de notas, registro de conteúdos lecionados, controle de frequência e montagem do cronograma letivo. Embora utilize a plataforma adotada por sua escola atual por ser intuitiva, ainda sente falta de recursos digitais que permitam um acompanhamento mais próximo e contínuo do desenvolvimento dos </w:t>
+      </w:r>
+      <w:r>
+        <w:rPr>
+          <w:highlight w:val="yellow"/>
+        </w:rPr>
+        <w:lastRenderedPageBreak/>
+        <w:t>alunos. Em sala de aula, já utilizou plataformas gamificadas como o Kahoot e possui familiaridade com ferramentas educativas como o Duolingo for Schools.</w:t>
+      </w:r>
+    </w:p>
+    <w:p>
+      <w:pPr>
+        <w:pStyle w:val="Ttulo4"/>
+        <w:rPr>
+          <w:highlight w:val="yellow"/>
+        </w:rPr>
+      </w:pPr>
+      <w:r>
+        <w:rPr>
+          <w:highlight w:val="yellow"/>
+        </w:rPr>
+        <w:t>Objetivos de Fernanda</w:t>
+      </w:r>
+    </w:p>
+    <w:p>
+      <w:pPr>
+        <w:rPr>
+          <w:highlight w:val="yellow"/>
+        </w:rPr>
+      </w:pPr>
+      <w:r>
+        <w:rPr>
+          <w:highlight w:val="yellow"/>
+        </w:rPr>
+        <w:t>Fernanda quer que seus alunos aprendam de forma simples, prática e divertida, pois acredita que o verdadeiro interesse pelo conhecimento é o principal fator impulsionador da aprendizagem. Seu objetivo é aumentar o engajamento das turmas utilizando a horta pedagógica como ambiente de estudo, conseguindo mensurar o desempenho dos estudantes de maneira organizada, justa e transparente.</w:t>
+      </w:r>
+    </w:p>
+    <w:p>
+      <w:pPr>
+        <w:pStyle w:val="Ttulo4"/>
+        <w:rPr>
+          <w:highlight w:val="yellow"/>
+        </w:rPr>
+      </w:pPr>
+      <w:r>
+        <w:rPr>
+          <w:highlight w:val="yellow"/>
+        </w:rPr>
+        <w:t>Dores/problemas de Fernanda</w:t>
+      </w:r>
+    </w:p>
+    <w:p>
+      <w:pPr>
+        <w:rPr>
+          <w:highlight w:val="yellow"/>
+        </w:rPr>
+      </w:pPr>
+      <w:r>
+        <w:rPr>
+          <w:highlight w:val="yellow"/>
+        </w:rPr>
+        <w:t>Apesar de reconhecer a horta como um recurso atrativo, Fernanda enfrenta dificuldades operacionais para torná-la sustentável a longo prazo: acha complexo avaliar o desempenho individual dos alunos de forma precisa, organizar a divisão dos horários de manutenção e manter um histórico documentado do crescimento das plantas. Encontra barreiras para vincular a participação prática à atribuição de notas e precisa fornecer materiais didáticos sobre cultivo por conta própria. Adicionalmente, nota uma queda na frequência escolar dos alunos e atribui esse desinteresse à falta de atividades práticas e motivadoras no cotidiano acadêmico.</w:t>
+      </w:r>
+    </w:p>
+    <w:p>
+      <w:pPr>
+        <w:pStyle w:val="Ttulo4"/>
+        <w:rPr>
+          <w:highlight w:val="yellow"/>
+        </w:rPr>
+      </w:pPr>
+      <w:r>
+        <w:rPr>
+          <w:highlight w:val="yellow"/>
+        </w:rPr>
+        <w:t>Como Fernanda usa o Viridis</w:t>
+      </w:r>
+    </w:p>
+    <w:p>
+      <w:r>
+        <w:rPr>
+          <w:highlight w:val="yellow"/>
+        </w:rPr>
+        <w:t xml:space="preserve">Ao apresentar o Viridis à diretoria da escola, a aplicação foi adotada como sistema oficial de gestão da horta escolar. Como docente responsável por parte das turmas, Fernanda cadastra as tarefas e rotinas de manutenção diretamente na funcionalidade de </w:t>
+      </w:r>
+      <w:r>
+        <w:rPr>
+          <w:i/>
+          <w:iCs/>
+          <w:highlight w:val="yellow"/>
+        </w:rPr>
+        <w:t>tasks</w:t>
+      </w:r>
+      <w:r>
+        <w:rPr>
+          <w:highlight w:val="yellow"/>
+        </w:rPr>
+        <w:t xml:space="preserve"> da plataforma. Ela não precisa mais gastar tempo organizando escalas manuais de horários ou produzindo materiais didáticos sobre cultivo, uma vez que os próprios alunos agendam seus turnos de acordo com os horários disponíveis e realizam os estudos por meio da trilha gamificada do aplicativo. Através do painel do professor, Fernanda acompanha o histórico de atividades registradas na horta, visualiza quem realizou cada tarefa e valida as comprovações enviadas, o que tornou a atribuição e quantificação de notas um processo simples, rápido e transparente.</w:t>
+      </w:r>
+    </w:p>
+    <w:p>
+      <w:pPr>
         <w:pStyle w:val="Ttulo3"/>
         <w:rPr>
           <w:lang w:eastAsia="pt-BR"/>
@@ -12848,21 +12037,24 @@
     <w:p>
       <w:pPr>
         <w:rPr>
-          <w:lang w:eastAsia="pt-BR"/>
-        </w:rPr>
-      </w:pPr>
-      <w:r>
-        <w:rPr>
-          <w:lang w:eastAsia="pt-BR"/>
-        </w:rPr>
-        <w:t>A persona do diretor representa a liderança escolar responsável pela organização institucional do projeto de horta, pela infraestrutura necessária à sua manutenção e pela mobilização dos demais atores da escola.</w:t>
+          <w:i/>
+          <w:iCs/>
+        </w:rPr>
+      </w:pPr>
+      <w:bookmarkStart w:id="47" w:name="_Toc238716041"/>
+      <w:r>
+        <w:rPr>
+          <w:i/>
+          <w:iCs/>
+          <w:highlight w:val="yellow"/>
+        </w:rPr>
+        <w:t>"Inovar na gestão escolar não é apenas adotar novas tecnologias, mas transformar a rotina da escola em uma experiência sustentável, eficiente e envolvente para toda a comunidade."</w:t>
       </w:r>
     </w:p>
     <w:p>
       <w:pPr>
         <w:pStyle w:val="Legenda"/>
       </w:pPr>
-      <w:bookmarkStart w:id="47" w:name="_Toc238716041"/>
       <w:r>
         <w:t xml:space="preserve">Figura </w:t>
       </w:r>
@@ -12963,16 +12155,153 @@
       </w:r>
     </w:p>
     <w:p>
-      <w:r>
-        <w:t xml:space="preserve">As três personas apresentadas correspondem diretamente aos perfis identificados no Diagrama de Casos de Uso do </w:t>
-      </w:r>
-      <w:proofErr w:type="spellStart"/>
-      <w:r>
-        <w:t>Viridis</w:t>
-      </w:r>
-      <w:proofErr w:type="spellEnd"/>
-      <w:r>
-        <w:t xml:space="preserve"> (Capítulo 5), o que assegura a coerência entre a fase de pesquisa com usuários e a posterior definição dos requisitos funcionais do sistema. O quarto ator do sistema, o Administrador do site, não possui persona dedicada por se tratar de um perfil interno de gestão da plataforma.</w:t>
+      <w:pPr>
+        <w:pStyle w:val="Ttulo4"/>
+        <w:rPr>
+          <w:highlight w:val="yellow"/>
+        </w:rPr>
+      </w:pPr>
+      <w:r>
+        <w:rPr>
+          <w:highlight w:val="yellow"/>
+        </w:rPr>
+        <w:t>Sobre Antonio Trujillo</w:t>
+      </w:r>
+    </w:p>
+    <w:p>
+      <w:pPr>
+        <w:rPr>
+          <w:highlight w:val="yellow"/>
+        </w:rPr>
+      </w:pPr>
+      <w:r>
+        <w:rPr>
+          <w:highlight w:val="yellow"/>
+        </w:rPr>
+        <w:t>Antonio Trujillo tem 49 anos e atua como Diretor Acadêmico. Possui uma trajetória profissional de 25 anos na área da educação, sendo 12 destes anos dedicados exclusivamente à gestão e direção escolar. Por ter uma longa vivência prévia em sala de aula como professor, Antonio compreende profundamente os desafios do cotidiano pedagógico, o desinteresse gradual dos alunos por metodologias passivas e as barreiras operacionais que os docentes enfrentam ao tentar manter projetos extracurriculares.</w:t>
+      </w:r>
+    </w:p>
+    <w:p>
+      <w:pPr>
+        <w:rPr>
+          <w:highlight w:val="yellow"/>
+        </w:rPr>
+      </w:pPr>
+      <w:r>
+        <w:rPr>
+          <w:highlight w:val="yellow"/>
+        </w:rPr>
+        <w:t>Como gestor, Antonio busca constantemente soluções modernas, inovadoras e ativas para tornar o ambiente escolar mais atrativo e dinâmico. Ele acredita firmemente que a escola deve promover a sustentabilidade de forma prática e que a otimização de custos — aliada à melhoria da infraestrutura — é essencial para garantir o crescimento e a eficiência da instituição de ensino.</w:t>
+      </w:r>
+    </w:p>
+    <w:p>
+      <w:pPr>
+        <w:pStyle w:val="Ttulo4"/>
+        <w:rPr>
+          <w:highlight w:val="yellow"/>
+        </w:rPr>
+      </w:pPr>
+      <w:r>
+        <w:rPr>
+          <w:highlight w:val="yellow"/>
+        </w:rPr>
+        <w:lastRenderedPageBreak/>
+        <w:t>Hábitos tecnológicos de Antonio</w:t>
+      </w:r>
+    </w:p>
+    <w:p>
+      <w:pPr>
+        <w:rPr>
+          <w:highlight w:val="yellow"/>
+        </w:rPr>
+      </w:pPr>
+      <w:r>
+        <w:rPr>
+          <w:highlight w:val="yellow"/>
+        </w:rPr>
+        <w:t>Devido às demandas administrativas do seu cargo, Antonio utiliza diariamente sistemas de gestão escolar para acompanhar relatórios institucionais, gerenciar dados de turmas, acompanhar o desempenho geral da equipe docente e monitorar o orçamento da escola. Possui bom letramento digital e valoriza dashboards funcionais, relatórios sintéticos e plataformas integradas que reduzam o trabalho burocrático manual. Costuma acessar aplicações web tanto pelo computador de sua sala quanto pelo celular durante a rotina escolar.</w:t>
+      </w:r>
+    </w:p>
+    <w:p>
+      <w:pPr>
+        <w:pStyle w:val="Ttulo4"/>
+        <w:rPr>
+          <w:highlight w:val="yellow"/>
+        </w:rPr>
+      </w:pPr>
+      <w:r>
+        <w:rPr>
+          <w:highlight w:val="yellow"/>
+        </w:rPr>
+        <w:t>Objetivos de Antonio</w:t>
+      </w:r>
+    </w:p>
+    <w:p>
+      <w:pPr>
+        <w:rPr>
+          <w:highlight w:val="yellow"/>
+        </w:rPr>
+      </w:pPr>
+      <w:r>
+        <w:rPr>
+          <w:highlight w:val="yellow"/>
+        </w:rPr>
+        <w:t>Antonio busca tornar o ensino cada vez mais efetivo, leve e divertido para os alunos, estimulando o autoaprendizado e o interesse contínuo pelo estudo. No âmbito da gestão, seu objetivo é otimizar a infraestrutura e a organização escolar de forma orgânica, eficaz e com baixo custo. Além disso, deseja transformar a cantina da escola em um ambiente autossuficiente em hortaliças e verduras, promovendo a alimentação saudável na merenda escolar e reduzindo custos operacionais com insumos alimentícios.</w:t>
+      </w:r>
+    </w:p>
+    <w:p>
+      <w:pPr>
+        <w:pStyle w:val="Ttulo4"/>
+        <w:rPr>
+          <w:highlight w:val="yellow"/>
+        </w:rPr>
+      </w:pPr>
+      <w:r>
+        <w:rPr>
+          <w:highlight w:val="yellow"/>
+        </w:rPr>
+        <w:t>Dores/problemas de Antonio</w:t>
+      </w:r>
+    </w:p>
+    <w:p>
+      <w:pPr>
+        <w:rPr>
+          <w:highlight w:val="yellow"/>
+        </w:rPr>
+      </w:pPr>
+      <w:r>
+        <w:rPr>
+          <w:highlight w:val="yellow"/>
+        </w:rPr>
+        <w:t>A principal dor de Antonio reside na dificuldade estrutural de organizar e dar continuidade aos cuidados de projetos sustentáveis na escola. Frequentemente, iniciativas como a horta escolar acabam abandonadas por falta de um cronograma claro de responsabilidades, ausência de monitoramento sobre quem realizou cada tarefa e escassez de recursos humanos dedicados para a supervisão presencial contínua. Além disso, enfrenta o desafio de engajar os alunos de forma constante sem gerar custos altos para a instituição ou sobrecarregar a carga horária dos professores.</w:t>
+      </w:r>
+    </w:p>
+    <w:p>
+      <w:pPr>
+        <w:rPr>
+          <w:highlight w:val="yellow"/>
+        </w:rPr>
+      </w:pPr>
+      <w:r>
+        <w:rPr>
+          <w:highlight w:val="yellow"/>
+        </w:rPr>
+        <w:t>Como Antonio usa o Viridis</w:t>
+      </w:r>
+    </w:p>
+    <w:p>
+      <w:r>
+        <w:rPr>
+          <w:highlight w:val="yellow"/>
+        </w:rPr>
+        <w:t xml:space="preserve">Ao implementar o Viridis na instituição de ensino, Antonio passou a ter uma visão centralizada do projeto de horta sem a necessidade de intervenção diária em tarefas manuais. Por meio do painel do Gestor na aplicação Web, Antonio realiza o cadastro da instituição, cria as turmas, vincula os professores responsáveis e acompanha relatórios consolidados sobre a participação dos estudantes e o progresso </w:t>
+      </w:r>
+      <w:r>
+        <w:rPr>
+          <w:highlight w:val="yellow"/>
+        </w:rPr>
+        <w:lastRenderedPageBreak/>
+        <w:t>do cultivo. A automação do agendamento e da escala de plantões reduziu a necessidade de supervisão presencial constante por parte da equipe administrativa. Dessa forma, Antonio consegue comprovar o impacto da inovação tecnológica na escola, otimizar os custos da cantina e promover o engajamento sustentável de forma organizada e eficiente.</w:t>
       </w:r>
       <w:r>
         <w:rPr>
@@ -12980,6 +12309,14 @@
           <w:szCs w:val="24"/>
           <w:lang w:eastAsia="pt-BR"/>
         </w:rPr>
+        <w:t xml:space="preserve"> </w:t>
+      </w:r>
+      <w:r>
+        <w:rPr>
+          <w:rFonts w:ascii="Times New Roman" w:hAnsi="Times New Roman" w:cs="Times New Roman"/>
+          <w:szCs w:val="24"/>
+          <w:lang w:eastAsia="pt-BR"/>
+        </w:rPr>
         <w:br w:type="page"/>
       </w:r>
     </w:p>
@@ -13020,92 +12357,27 @@
           <w:highlight w:val="yellow"/>
           <w:lang w:eastAsia="pt-BR"/>
         </w:rPr>
-        <w:t xml:space="preserve">Golden </w:t>
-      </w:r>
-      <w:proofErr w:type="spellStart"/>
-      <w:r>
-        <w:rPr>
-          <w:highlight w:val="yellow"/>
-          <w:lang w:eastAsia="pt-BR"/>
-        </w:rPr>
-        <w:t>circle</w:t>
+        <w:t>Golden circle</w:t>
       </w:r>
       <w:bookmarkEnd w:id="49"/>
-      <w:proofErr w:type="spellEnd"/>
-    </w:p>
-    <w:p>
-      <w:pPr>
-        <w:rPr>
-          <w:lang w:eastAsia="pt-BR"/>
-        </w:rPr>
-      </w:pPr>
-      <w:r>
-        <w:rPr>
-          <w:highlight w:val="yellow"/>
-          <w:lang w:eastAsia="pt-BR"/>
-        </w:rPr>
-        <w:t xml:space="preserve">O Golden Circle (Círculo Dourado) é um modelo conceitual desenvolvido pelo escritor e consultor britânico Simon </w:t>
-      </w:r>
-      <w:proofErr w:type="spellStart"/>
-      <w:r>
-        <w:rPr>
-          <w:highlight w:val="yellow"/>
-          <w:lang w:eastAsia="pt-BR"/>
-        </w:rPr>
-        <w:t>Sinek</w:t>
-      </w:r>
-      <w:proofErr w:type="spellEnd"/>
-      <w:r>
-        <w:rPr>
-          <w:highlight w:val="yellow"/>
-          <w:lang w:eastAsia="pt-BR"/>
-        </w:rPr>
-        <w:t>. O modelo propõe que organizações e projetos verdadeiramente inspiradores se comunicam de dentro para fora, partindo do propósito central que motiva sua existência (Por quê?), passando pelo processo que viabiliza esse propósito (Como?), até chegar ao produto ou serviço concreto entregue ao usuário final (O quê?). Essa lógica se contrapõe à comunicação convencional, que tende a iniciar pela descrição do produto, deixando o propósito em segundo plano (</w:t>
-      </w:r>
-      <w:proofErr w:type="spellStart"/>
-      <w:r>
-        <w:rPr>
-          <w:highlight w:val="yellow"/>
-          <w:lang w:eastAsia="pt-BR"/>
-        </w:rPr>
-        <w:t>Zendesk</w:t>
-      </w:r>
-      <w:proofErr w:type="spellEnd"/>
-      <w:r>
-        <w:rPr>
-          <w:highlight w:val="yellow"/>
-          <w:lang w:eastAsia="pt-BR"/>
-        </w:rPr>
-        <w:t>, 2024).</w:t>
-      </w:r>
-    </w:p>
-    <w:p>
-      <w:r>
-        <w:t xml:space="preserve">Na fase de Ideação do Design </w:t>
-      </w:r>
-      <w:proofErr w:type="spellStart"/>
-      <w:r>
-        <w:t>Thinking</w:t>
-      </w:r>
-      <w:proofErr w:type="spellEnd"/>
-      <w:r>
-        <w:t xml:space="preserve"> aplicada ao projeto </w:t>
-      </w:r>
-      <w:proofErr w:type="spellStart"/>
-      <w:r>
-        <w:t>Viridis</w:t>
-      </w:r>
-      <w:proofErr w:type="spellEnd"/>
-      <w:r>
-        <w:t xml:space="preserve">, a ferramenta foi utilizada para alinhar a equipe em torno do propósito da iniciativa. Aplicando o modelo ao </w:t>
-      </w:r>
-      <w:proofErr w:type="spellStart"/>
-      <w:r>
-        <w:t>Viridis</w:t>
-      </w:r>
-      <w:proofErr w:type="spellEnd"/>
-      <w:r>
-        <w:t>, definiu-se a seguinte estrutura:</w:t>
+    </w:p>
+    <w:p>
+      <w:pPr>
+        <w:rPr>
+          <w:lang w:eastAsia="pt-BR"/>
+        </w:rPr>
+      </w:pPr>
+      <w:r>
+        <w:rPr>
+          <w:highlight w:val="yellow"/>
+          <w:lang w:eastAsia="pt-BR"/>
+        </w:rPr>
+        <w:t>O Golden Circle (Círculo Dourado) é um modelo conceitual desenvolvido pelo escritor e consultor britânico Simon Sinek. O modelo propõe que organizações e projetos verdadeiramente inspiradores se comunicam de dentro para fora, partindo do propósito central que motiva sua existência (Por quê?), passando pelo processo que viabiliza esse propósito (Como?), até chegar ao produto ou serviço concreto entregue ao usuário final (O quê?). Essa lógica se contrapõe à comunicação convencional, que tende a iniciar pela descrição do produto, deixando o propósito em segundo plano (Zendesk, 2024).</w:t>
+      </w:r>
+    </w:p>
+    <w:p>
+      <w:r>
+        <w:t>Na fase de Ideação do Design Thinking aplicada ao projeto Viridis, a ferramenta foi utilizada para alinhar a equipe em torno do propósito da iniciativa. Aplicando o modelo ao Viridis, definiu-se a seguinte estrutura:</w:t>
       </w:r>
     </w:p>
     <w:p>
@@ -13125,15 +12397,7 @@
     </w:p>
     <w:p>
       <w:r>
-        <w:t xml:space="preserve">A estruturação do propósito do </w:t>
-      </w:r>
-      <w:proofErr w:type="spellStart"/>
-      <w:r>
-        <w:t>Viridis</w:t>
-      </w:r>
-      <w:proofErr w:type="spellEnd"/>
-      <w:r>
-        <w:t xml:space="preserve"> por meio do Golden Circle orientou diretamente as decisões tomadas nas etapas seguintes de ideação.</w:t>
+        <w:t>A estruturação do propósito do Viridis por meio do Golden Circle orientou diretamente as decisões tomadas nas etapas seguintes de ideação.</w:t>
       </w:r>
       <w:r>
         <w:t xml:space="preserve"> </w:t>
@@ -13306,21 +12570,7 @@
         <w:rPr>
           <w:highlight w:val="yellow"/>
         </w:rPr>
-        <w:t xml:space="preserve">No projeto </w:t>
-      </w:r>
-      <w:proofErr w:type="spellStart"/>
-      <w:r>
-        <w:rPr>
-          <w:highlight w:val="yellow"/>
-        </w:rPr>
-        <w:t>Viridis</w:t>
-      </w:r>
-      <w:proofErr w:type="spellEnd"/>
-      <w:r>
-        <w:rPr>
-          <w:highlight w:val="yellow"/>
-        </w:rPr>
-        <w:t xml:space="preserve">, a equipe organizou as ideias geradas em um mapa mental estruturado em seis eixos centrais: Análise, Público, Objetivos, Estratégia, Ação e KPIs. </w:t>
+        <w:t xml:space="preserve">No projeto Viridis, a equipe organizou as ideias geradas em um mapa mental estruturado em seis eixos centrais: Análise, Público, Objetivos, Estratégia, Ação e KPIs. </w:t>
       </w:r>
     </w:p>
     <w:p>
@@ -13374,31 +12624,9 @@
         <w:rPr>
           <w:highlight w:val="yellow"/>
         </w:rPr>
-        <w:t xml:space="preserve">: </w:t>
-      </w:r>
-      <w:proofErr w:type="spellStart"/>
-      <w:r>
-        <w:rPr>
-          <w:highlight w:val="yellow"/>
-        </w:rPr>
-        <w:t>Brain</w:t>
-      </w:r>
-      <w:proofErr w:type="spellEnd"/>
-      <w:r>
-        <w:rPr>
-          <w:highlight w:val="yellow"/>
-        </w:rPr>
-        <w:t xml:space="preserve"> </w:t>
-      </w:r>
-      <w:proofErr w:type="spellStart"/>
-      <w:r>
-        <w:rPr>
-          <w:highlight w:val="yellow"/>
-        </w:rPr>
-        <w:t>Storming</w:t>
+        <w:t>: Brain Storming</w:t>
       </w:r>
       <w:bookmarkEnd w:id="52"/>
-      <w:proofErr w:type="spellEnd"/>
     </w:p>
     <w:p>
       <w:pPr>
@@ -13655,21 +12883,7 @@
         <w:rPr>
           <w:highlight w:val="yellow"/>
         </w:rPr>
-        <w:t xml:space="preserve"> </w:t>
-      </w:r>
-      <w:proofErr w:type="spellStart"/>
-      <w:r>
-        <w:rPr>
-          <w:highlight w:val="yellow"/>
-        </w:rPr>
-        <w:t>Viridis</w:t>
-      </w:r>
-      <w:proofErr w:type="spellEnd"/>
-      <w:r>
-        <w:rPr>
-          <w:highlight w:val="yellow"/>
-        </w:rPr>
-        <w:t>, foram eleitas algumas ideias base para alcançar determinados objetivos que se seguem.</w:t>
+        <w:t xml:space="preserve"> Viridis, foram eleitas algumas ideias base para alcançar determinados objetivos que se seguem.</w:t>
       </w:r>
     </w:p>
     <w:p>
@@ -13812,21 +13026,7 @@
         <w:rPr>
           <w:highlight w:val="yellow"/>
         </w:rPr>
-        <w:t xml:space="preserve">Para alcançar os objetivos propostos, chegamos a essas ideias iniciais que são a base do sistema </w:t>
-      </w:r>
-      <w:proofErr w:type="spellStart"/>
-      <w:r>
-        <w:rPr>
-          <w:highlight w:val="yellow"/>
-        </w:rPr>
-        <w:t>Viridis</w:t>
-      </w:r>
-      <w:proofErr w:type="spellEnd"/>
-      <w:r>
-        <w:rPr>
-          <w:highlight w:val="yellow"/>
-        </w:rPr>
-        <w:t>.</w:t>
+        <w:t>Para alcançar os objetivos propostos, chegamos a essas ideias iniciais que são a base do sistema Viridis.</w:t>
       </w:r>
     </w:p>
     <w:p/>
@@ -13923,15 +13123,7 @@
     </w:p>
     <w:p>
       <w:r>
-        <w:t xml:space="preserve">No projeto </w:t>
-      </w:r>
-      <w:proofErr w:type="spellStart"/>
-      <w:r>
-        <w:t>Viridis</w:t>
-      </w:r>
-      <w:proofErr w:type="spellEnd"/>
-      <w:r>
-        <w:t>, foram mapeadas as interações de quatro perfis de atores.</w:t>
+        <w:t>No projeto Viridis, foram mapeadas as interações de quatro perfis de atores.</w:t>
       </w:r>
     </w:p>
     <w:p>
@@ -14055,14 +13247,12 @@
       <w:r>
         <w:t xml:space="preserve"> interage com o sistema por meio das funcionalidades: participar de turma, registrar atividade na horta (que inclui enviar fotos da atividade), visualizar comentário, realizar aulas </w:t>
       </w:r>
-      <w:proofErr w:type="spellStart"/>
       <w:r>
         <w:rPr>
           <w:i/>
         </w:rPr>
         <w:t>gamificadas</w:t>
       </w:r>
-      <w:proofErr w:type="spellEnd"/>
       <w:r>
         <w:t xml:space="preserve"> (que inclui responder exercícios), visualizar progresso e receber pontos/conquistas.</w:t>
       </w:r>
@@ -14575,7 +13765,6 @@
       <w:r>
         <w:t xml:space="preserve">A entidade </w:t>
       </w:r>
-      <w:proofErr w:type="spellStart"/>
       <w:r>
         <w:rPr>
           <w:color w:val="188038"/>
@@ -14585,7 +13774,6 @@
         </w:rPr>
         <w:t>instituicao</w:t>
       </w:r>
-      <w:proofErr w:type="spellEnd"/>
       <w:r>
         <w:t xml:space="preserve"> armazena os dados das escolas cadastradas, enquanto a entidade </w:t>
       </w:r>
@@ -14601,7 +13789,6 @@
       <w:r>
         <w:t xml:space="preserve"> define os diferentes papéis de acesso. Todos os atores são centralizados na entidade </w:t>
       </w:r>
-      <w:proofErr w:type="spellStart"/>
       <w:r>
         <w:rPr>
           <w:color w:val="188038"/>
@@ -14611,7 +13798,6 @@
         </w:rPr>
         <w:t>usuario</w:t>
       </w:r>
-      <w:proofErr w:type="spellEnd"/>
       <w:r>
         <w:t>, que se relaciona com as instituições e perfis.</w:t>
       </w:r>
@@ -14637,7 +13823,6 @@
       <w:r>
         <w:t xml:space="preserve">, cujas manutenções são documentadas na tabela </w:t>
       </w:r>
-      <w:proofErr w:type="spellStart"/>
       <w:r>
         <w:rPr>
           <w:color w:val="188038"/>
@@ -14647,11 +13832,9 @@
         </w:rPr>
         <w:t>inspecao_horta</w:t>
       </w:r>
-      <w:proofErr w:type="spellEnd"/>
       <w:r>
         <w:t xml:space="preserve">. A camada de gamificação e atividades dos alunos é sustentada pelas entidades </w:t>
       </w:r>
-      <w:proofErr w:type="spellStart"/>
       <w:r>
         <w:rPr>
           <w:color w:val="188038"/>
@@ -14661,11 +13844,9 @@
         </w:rPr>
         <w:t>missao</w:t>
       </w:r>
-      <w:proofErr w:type="spellEnd"/>
       <w:r>
         <w:t xml:space="preserve">, </w:t>
       </w:r>
-      <w:proofErr w:type="spellStart"/>
       <w:r>
         <w:rPr>
           <w:color w:val="188038"/>
@@ -14675,11 +13856,9 @@
         </w:rPr>
         <w:t>submissao_missao</w:t>
       </w:r>
-      <w:proofErr w:type="spellEnd"/>
       <w:r>
         <w:t xml:space="preserve"> (que registra fotos e a aprovação por Inteligência Artificial e professores) e </w:t>
       </w:r>
-      <w:proofErr w:type="spellStart"/>
       <w:r>
         <w:rPr>
           <w:color w:val="188038"/>
@@ -14689,11 +13868,9 @@
         </w:rPr>
         <w:t>cronograma_aluno</w:t>
       </w:r>
-      <w:proofErr w:type="spellEnd"/>
       <w:r>
         <w:t xml:space="preserve">. O aspecto educacional interativo é gerenciado pelas tabelas </w:t>
       </w:r>
-      <w:proofErr w:type="spellStart"/>
       <w:r>
         <w:rPr>
           <w:color w:val="188038"/>
@@ -14703,11 +13880,9 @@
         </w:rPr>
         <w:t>pergunta_quiz</w:t>
       </w:r>
-      <w:proofErr w:type="spellEnd"/>
       <w:r>
         <w:t xml:space="preserve">, </w:t>
       </w:r>
-      <w:proofErr w:type="spellStart"/>
       <w:r>
         <w:rPr>
           <w:color w:val="188038"/>
@@ -14717,11 +13892,9 @@
         </w:rPr>
         <w:t>opcao_quiz</w:t>
       </w:r>
-      <w:proofErr w:type="spellEnd"/>
       <w:r>
         <w:t xml:space="preserve"> e </w:t>
       </w:r>
-      <w:proofErr w:type="spellStart"/>
       <w:r>
         <w:rPr>
           <w:color w:val="188038"/>
@@ -14731,7 +13904,6 @@
         </w:rPr>
         <w:t>progresso_quiz</w:t>
       </w:r>
-      <w:proofErr w:type="spellEnd"/>
       <w:r>
         <w:t xml:space="preserve">. Por fim, os reconhecimentos alcançados pelos estudantes são registrados na entidade </w:t>
       </w:r>
@@ -14807,35 +13979,7 @@
         <w:rPr>
           <w:highlight w:val="yellow"/>
         </w:rPr>
-        <w:t xml:space="preserve">A análise de concorrência (ou análise competitiva) é o processo de identificar concorrentes de mesmo setor, analisando suas estratégias de marketing, pontos fortes e pontos fracos. Desta forma, essa ferramenta contribui para explorar novas oportunidades e projetar futuras ameaças ao projeto, visando realizar um planejamento que agreguem diferenciais estratégicos ao </w:t>
-      </w:r>
-      <w:proofErr w:type="spellStart"/>
-      <w:r>
-        <w:rPr>
-          <w:highlight w:val="yellow"/>
-        </w:rPr>
-        <w:t>Viridis</w:t>
-      </w:r>
-      <w:proofErr w:type="spellEnd"/>
-      <w:r>
-        <w:rPr>
-          <w:highlight w:val="yellow"/>
-        </w:rPr>
-        <w:t>. (</w:t>
-      </w:r>
-      <w:proofErr w:type="spellStart"/>
-      <w:r>
-        <w:rPr>
-          <w:highlight w:val="yellow"/>
-        </w:rPr>
-        <w:t>Mailchimp</w:t>
-      </w:r>
-      <w:proofErr w:type="spellEnd"/>
-      <w:r>
-        <w:rPr>
-          <w:highlight w:val="yellow"/>
-        </w:rPr>
-        <w:t>, 2026).</w:t>
+        <w:t>A análise de concorrência (ou análise competitiva) é o processo de identificar concorrentes de mesmo setor, analisando suas estratégias de marketing, pontos fortes e pontos fracos. Desta forma, essa ferramenta contribui para explorar novas oportunidades e projetar futuras ameaças ao projeto, visando realizar um planejamento que agreguem diferenciais estratégicos ao Viridis. (Mailchimp, 2026).</w:t>
       </w:r>
     </w:p>
     <w:bookmarkEnd w:id="66"/>
@@ -14864,84 +14008,20 @@
         <w:rPr>
           <w:highlight w:val="yellow"/>
         </w:rPr>
-        <w:t xml:space="preserve">Green </w:t>
-      </w:r>
-      <w:proofErr w:type="spellStart"/>
-      <w:r>
-        <w:rPr>
-          <w:highlight w:val="yellow"/>
-        </w:rPr>
-        <w:t>School</w:t>
-      </w:r>
-      <w:proofErr w:type="spellEnd"/>
-    </w:p>
-    <w:p>
-      <w:pPr>
-        <w:rPr>
-          <w:highlight w:val="yellow"/>
-        </w:rPr>
-      </w:pPr>
-      <w:r>
-        <w:rPr>
-          <w:highlight w:val="yellow"/>
-        </w:rPr>
-        <w:t xml:space="preserve">O Green </w:t>
-      </w:r>
-      <w:proofErr w:type="spellStart"/>
-      <w:r>
-        <w:rPr>
-          <w:highlight w:val="yellow"/>
-        </w:rPr>
-        <w:t>School</w:t>
-      </w:r>
-      <w:proofErr w:type="spellEnd"/>
-      <w:r>
-        <w:rPr>
-          <w:highlight w:val="yellow"/>
-        </w:rPr>
-        <w:t xml:space="preserve"> apresenta como principal característica o gerenciamento de hortas escolares, permitindo o acompanhamento de atividades relacionadas ao plantio, à colheita e à compostagem. Seu principal diferencial está na relação direta com o ambiente escolar. Entretanto, a solução não apresenta recursos de gamificação, como pontuação, missões e </w:t>
-      </w:r>
-      <w:proofErr w:type="spellStart"/>
-      <w:r>
-        <w:rPr>
-          <w:highlight w:val="yellow"/>
-        </w:rPr>
-        <w:t>quizzes</w:t>
-      </w:r>
-      <w:proofErr w:type="spellEnd"/>
-      <w:r>
-        <w:rPr>
-          <w:highlight w:val="yellow"/>
-        </w:rPr>
-        <w:t xml:space="preserve">, características presentes na proposta do </w:t>
-      </w:r>
-      <w:proofErr w:type="spellStart"/>
-      <w:r>
-        <w:rPr>
-          <w:highlight w:val="yellow"/>
-        </w:rPr>
-        <w:t>Viridis</w:t>
-      </w:r>
-      <w:proofErr w:type="spellEnd"/>
-      <w:r>
-        <w:rPr>
-          <w:highlight w:val="yellow"/>
-        </w:rPr>
-        <w:t xml:space="preserve">. (Green </w:t>
-      </w:r>
-      <w:proofErr w:type="spellStart"/>
-      <w:r>
-        <w:rPr>
-          <w:highlight w:val="yellow"/>
-        </w:rPr>
-        <w:t>Schools</w:t>
-      </w:r>
-      <w:proofErr w:type="spellEnd"/>
-      <w:r>
-        <w:rPr>
-          <w:highlight w:val="yellow"/>
-        </w:rPr>
-        <w:t>, 2026).</w:t>
+        <w:t>Green School</w:t>
+      </w:r>
+    </w:p>
+    <w:p>
+      <w:pPr>
+        <w:rPr>
+          <w:highlight w:val="yellow"/>
+        </w:rPr>
+      </w:pPr>
+      <w:r>
+        <w:rPr>
+          <w:highlight w:val="yellow"/>
+        </w:rPr>
+        <w:t>O Green School apresenta como principal característica o gerenciamento de hortas escolares, permitindo o acompanhamento de atividades relacionadas ao plantio, à colheita e à compostagem. Seu principal diferencial está na relação direta com o ambiente escolar. Entretanto, a solução não apresenta recursos de gamificação, como pontuação, missões e quizzes, características presentes na proposta do Viridis. (Green Schools, 2026).</w:t>
       </w:r>
     </w:p>
     <w:p>
@@ -14951,74 +14031,30 @@
           <w:highlight w:val="yellow"/>
         </w:rPr>
       </w:pPr>
-      <w:proofErr w:type="spellStart"/>
       <w:r>
         <w:rPr>
           <w:highlight w:val="yellow"/>
         </w:rPr>
         <w:t>AsparGo</w:t>
       </w:r>
-      <w:proofErr w:type="spellEnd"/>
-    </w:p>
-    <w:p>
-      <w:pPr>
-        <w:rPr>
-          <w:highlight w:val="yellow"/>
-        </w:rPr>
-      </w:pPr>
-      <w:r>
-        <w:rPr>
-          <w:highlight w:val="yellow"/>
-        </w:rPr>
-        <w:t xml:space="preserve">O </w:t>
-      </w:r>
-      <w:proofErr w:type="spellStart"/>
-      <w:r>
-        <w:rPr>
-          <w:highlight w:val="yellow"/>
-        </w:rPr>
-        <w:t>AsparGo</w:t>
-      </w:r>
-      <w:proofErr w:type="spellEnd"/>
-      <w:r>
-        <w:rPr>
-          <w:highlight w:val="yellow"/>
-        </w:rPr>
-        <w:t xml:space="preserve"> utiliza missões, conteúdos progressivos, pontos de experiência e insígnias para auxiliar no aprendizado relacionado à jardinagem. Dessa forma, apresenta características semelhantes às propostas de aprendizagem e gamificação do </w:t>
-      </w:r>
-      <w:proofErr w:type="spellStart"/>
-      <w:r>
-        <w:rPr>
-          <w:highlight w:val="yellow"/>
-        </w:rPr>
-        <w:t>Viridis</w:t>
-      </w:r>
-      <w:proofErr w:type="spellEnd"/>
-      <w:r>
-        <w:rPr>
-          <w:highlight w:val="yellow"/>
-        </w:rPr>
-        <w:t>. Entretanto, possui foco no cultivo doméstico e individual, não sendo direcionado ao ambiente escolar ou à participação conjunta de alunos, professores e gestores.</w:t>
-      </w:r>
-      <w:r>
-        <w:rPr>
-          <w:highlight w:val="yellow"/>
-        </w:rPr>
-        <w:t xml:space="preserve"> (</w:t>
-      </w:r>
-      <w:proofErr w:type="spellStart"/>
-      <w:r>
-        <w:rPr>
-          <w:highlight w:val="yellow"/>
-        </w:rPr>
-        <w:t>AsparGo</w:t>
-      </w:r>
-      <w:proofErr w:type="spellEnd"/>
-      <w:r>
-        <w:rPr>
-          <w:highlight w:val="yellow"/>
-        </w:rPr>
-        <w:t>, 2026).</w:t>
+    </w:p>
+    <w:p>
+      <w:pPr>
+        <w:rPr>
+          <w:highlight w:val="yellow"/>
+        </w:rPr>
+      </w:pPr>
+      <w:r>
+        <w:rPr>
+          <w:highlight w:val="yellow"/>
+        </w:rPr>
+        <w:t>O AsparGo utiliza missões, conteúdos progressivos, pontos de experiência e insígnias para auxiliar no aprendizado relacionado à jardinagem. Dessa forma, apresenta características semelhantes às propostas de aprendizagem e gamificação do Viridis. Entretanto, possui foco no cultivo doméstico e individual, não sendo direcionado ao ambiente escolar ou à participação conjunta de alunos, professores e gestores.</w:t>
+      </w:r>
+      <w:r>
+        <w:rPr>
+          <w:highlight w:val="yellow"/>
+        </w:rPr>
+        <w:t xml:space="preserve"> (AsparGo, 2026).</w:t>
       </w:r>
     </w:p>
     <w:p>
@@ -15042,54 +14078,24 @@
           <w:highlight w:val="yellow"/>
         </w:rPr>
       </w:pPr>
-      <w:proofErr w:type="spellStart"/>
       <w:r>
         <w:rPr>
           <w:highlight w:val="yellow"/>
         </w:rPr>
         <w:t>Classcraft</w:t>
       </w:r>
-      <w:proofErr w:type="spellEnd"/>
-    </w:p>
-    <w:p>
-      <w:pPr>
-        <w:rPr>
-          <w:highlight w:val="yellow"/>
-        </w:rPr>
-      </w:pPr>
-      <w:r>
-        <w:rPr>
-          <w:highlight w:val="yellow"/>
-        </w:rPr>
-        <w:t xml:space="preserve">O </w:t>
-      </w:r>
-      <w:proofErr w:type="spellStart"/>
-      <w:r>
-        <w:rPr>
-          <w:highlight w:val="yellow"/>
-        </w:rPr>
-        <w:t>AsparGo</w:t>
-      </w:r>
-      <w:proofErr w:type="spellEnd"/>
-      <w:r>
-        <w:rPr>
-          <w:highlight w:val="yellow"/>
-        </w:rPr>
-        <w:t xml:space="preserve"> utiliza missões, conteúdos progressivos, pontos de experiência e insígnias para auxiliar no aprendizado relacionado à jardinagem. Dessa forma, apresenta características semelhantes às propostas de aprendizagem e gamificação do </w:t>
-      </w:r>
-      <w:proofErr w:type="spellStart"/>
-      <w:r>
-        <w:rPr>
-          <w:highlight w:val="yellow"/>
-        </w:rPr>
-        <w:t>Viridis</w:t>
-      </w:r>
-      <w:proofErr w:type="spellEnd"/>
-      <w:r>
-        <w:rPr>
-          <w:highlight w:val="yellow"/>
-        </w:rPr>
-        <w:t xml:space="preserve">. Entretanto, possui foco no cultivo doméstico e individual, não sendo </w:t>
+    </w:p>
+    <w:p>
+      <w:pPr>
+        <w:rPr>
+          <w:highlight w:val="yellow"/>
+        </w:rPr>
+      </w:pPr>
+      <w:r>
+        <w:rPr>
+          <w:highlight w:val="yellow"/>
+        </w:rPr>
+        <w:t xml:space="preserve">O AsparGo utiliza missões, conteúdos progressivos, pontos de experiência e insígnias para auxiliar no aprendizado relacionado à jardinagem. Dessa forma, apresenta características semelhantes às propostas de aprendizagem e gamificação do Viridis. Entretanto, possui foco no cultivo doméstico e individual, não sendo </w:t>
       </w:r>
       <w:r>
         <w:rPr>
@@ -15102,21 +14108,7 @@
         <w:rPr>
           <w:highlight w:val="yellow"/>
         </w:rPr>
-        <w:t xml:space="preserve"> (</w:t>
-      </w:r>
-      <w:proofErr w:type="spellStart"/>
-      <w:r>
-        <w:rPr>
-          <w:highlight w:val="yellow"/>
-        </w:rPr>
-        <w:t>Classcraft</w:t>
-      </w:r>
-      <w:proofErr w:type="spellEnd"/>
-      <w:r>
-        <w:rPr>
-          <w:highlight w:val="yellow"/>
-        </w:rPr>
-        <w:t>, 2026).</w:t>
+        <w:t xml:space="preserve"> (Classcraft, 2026).</w:t>
       </w:r>
     </w:p>
     <w:p>
@@ -15126,88 +14118,30 @@
           <w:highlight w:val="yellow"/>
         </w:rPr>
       </w:pPr>
-      <w:proofErr w:type="spellStart"/>
       <w:r>
         <w:rPr>
           <w:highlight w:val="yellow"/>
         </w:rPr>
         <w:t>Kahoot</w:t>
       </w:r>
-      <w:proofErr w:type="spellEnd"/>
-    </w:p>
-    <w:p>
-      <w:pPr>
-        <w:rPr>
-          <w:highlight w:val="yellow"/>
-        </w:rPr>
-      </w:pPr>
-      <w:r>
-        <w:rPr>
-          <w:highlight w:val="yellow"/>
-        </w:rPr>
-        <w:t xml:space="preserve">O </w:t>
-      </w:r>
-      <w:proofErr w:type="spellStart"/>
-      <w:r>
-        <w:rPr>
-          <w:highlight w:val="yellow"/>
-        </w:rPr>
-        <w:t>Kahoot</w:t>
-      </w:r>
-      <w:proofErr w:type="spellEnd"/>
-      <w:r>
-        <w:rPr>
-          <w:highlight w:val="yellow"/>
-        </w:rPr>
-        <w:t xml:space="preserve"> destaca-se pela utilização de </w:t>
-      </w:r>
-      <w:proofErr w:type="spellStart"/>
-      <w:r>
-        <w:rPr>
-          <w:highlight w:val="yellow"/>
-        </w:rPr>
-        <w:t>quizzes</w:t>
-      </w:r>
-      <w:proofErr w:type="spellEnd"/>
-      <w:r>
-        <w:rPr>
-          <w:highlight w:val="yellow"/>
-        </w:rPr>
-        <w:t xml:space="preserve"> e rankings, tornando as atividades educacionais mais dinâmicas e estimulando a participação dos alunos. Apesar da semelhança com os recursos de gamificação propostos pelo </w:t>
-      </w:r>
-      <w:proofErr w:type="spellStart"/>
-      <w:r>
-        <w:rPr>
-          <w:highlight w:val="yellow"/>
-        </w:rPr>
-        <w:t>Viridis</w:t>
-      </w:r>
-      <w:proofErr w:type="spellEnd"/>
-      <w:r>
-        <w:rPr>
-          <w:highlight w:val="yellow"/>
-        </w:rPr>
-        <w:t>, sua aplicação é mais pontual, concentrada em perguntas e respostas, não abrangendo missões contínuas ou atividades práticas relacionadas ao cultivo.</w:t>
-      </w:r>
-      <w:r>
-        <w:rPr>
-          <w:highlight w:val="yellow"/>
-        </w:rPr>
-        <w:t xml:space="preserve"> (</w:t>
-      </w:r>
-      <w:proofErr w:type="spellStart"/>
-      <w:r>
-        <w:rPr>
-          <w:highlight w:val="yellow"/>
-        </w:rPr>
-        <w:t>Kahoot</w:t>
-      </w:r>
-      <w:proofErr w:type="spellEnd"/>
-      <w:r>
-        <w:rPr>
-          <w:highlight w:val="yellow"/>
-        </w:rPr>
-        <w:t>, 2026).</w:t>
+    </w:p>
+    <w:p>
+      <w:pPr>
+        <w:rPr>
+          <w:highlight w:val="yellow"/>
+        </w:rPr>
+      </w:pPr>
+      <w:r>
+        <w:rPr>
+          <w:highlight w:val="yellow"/>
+        </w:rPr>
+        <w:t>O Kahoot destaca-se pela utilização de quizzes e rankings, tornando as atividades educacionais mais dinâmicas e estimulando a participação dos alunos. Apesar da semelhança com os recursos de gamificação propostos pelo Viridis, sua aplicação é mais pontual, concentrada em perguntas e respostas, não abrangendo missões contínuas ou atividades práticas relacionadas ao cultivo.</w:t>
+      </w:r>
+      <w:r>
+        <w:rPr>
+          <w:highlight w:val="yellow"/>
+        </w:rPr>
+        <w:t xml:space="preserve"> (Kahoot, 2026).</w:t>
       </w:r>
     </w:p>
     <w:p>
@@ -15238,54 +14172,22 @@
           <w:highlight w:val="yellow"/>
           <w:lang w:eastAsia="pt-BR"/>
         </w:rPr>
-        <w:t xml:space="preserve">A partir da análise realizada, observa-se que cada solução apresenta características que podem servir como referência para o desenvolvimento do </w:t>
-      </w:r>
-      <w:proofErr w:type="spellStart"/>
-      <w:r>
-        <w:rPr>
-          <w:highlight w:val="yellow"/>
-          <w:lang w:eastAsia="pt-BR"/>
-        </w:rPr>
-        <w:t>Viridis</w:t>
-      </w:r>
-      <w:proofErr w:type="spellEnd"/>
-      <w:r>
-        <w:rPr>
-          <w:highlight w:val="yellow"/>
-          <w:lang w:eastAsia="pt-BR"/>
-        </w:rPr>
-        <w:t>. Entretanto, as soluções analisadas não reúnem, em uma única plataforma, o gerenciamento de uma horta escolar, a aprendizagem e os recursos de gamificação.</w:t>
-      </w:r>
-    </w:p>
-    <w:p>
-      <w:pPr>
-        <w:rPr>
-          <w:highlight w:val="yellow"/>
-          <w:lang w:eastAsia="pt-BR"/>
-        </w:rPr>
-      </w:pPr>
-      <w:r>
-        <w:rPr>
-          <w:highlight w:val="yellow"/>
-          <w:lang w:eastAsia="pt-BR"/>
-        </w:rPr>
-        <w:t xml:space="preserve">Dessa forma, o </w:t>
-      </w:r>
-      <w:proofErr w:type="spellStart"/>
-      <w:r>
-        <w:rPr>
-          <w:highlight w:val="yellow"/>
-          <w:lang w:eastAsia="pt-BR"/>
-        </w:rPr>
-        <w:t>Viridis</w:t>
-      </w:r>
-      <w:proofErr w:type="spellEnd"/>
-      <w:r>
-        <w:rPr>
-          <w:highlight w:val="yellow"/>
-          <w:lang w:eastAsia="pt-BR"/>
-        </w:rPr>
-        <w:t xml:space="preserve"> busca se diferenciar por meio da integração dessas características em uma única plataforma, incentivando a participação dos alunos e o desenvolvimento de atividades relacionadas ao cultivo e à educação ambiental.</w:t>
+        <w:t>A partir da análise realizada, observa-se que cada solução apresenta características que podem servir como referência para o desenvolvimento do Viridis. Entretanto, as soluções analisadas não reúnem, em uma única plataforma, o gerenciamento de uma horta escolar, a aprendizagem e os recursos de gamificação.</w:t>
+      </w:r>
+    </w:p>
+    <w:p>
+      <w:pPr>
+        <w:rPr>
+          <w:highlight w:val="yellow"/>
+          <w:lang w:eastAsia="pt-BR"/>
+        </w:rPr>
+      </w:pPr>
+      <w:r>
+        <w:rPr>
+          <w:highlight w:val="yellow"/>
+          <w:lang w:eastAsia="pt-BR"/>
+        </w:rPr>
+        <w:t>Dessa forma, o Viridis busca se diferenciar por meio da integração dessas características em uma única plataforma, incentivando a participação dos alunos e o desenvolvimento de atividades relacionadas ao cultivo e à educação ambiental.</w:t>
       </w:r>
     </w:p>
     <w:p>
@@ -15440,17 +14342,9 @@
         <w:rPr>
           <w:highlight w:val="cyan"/>
         </w:rPr>
-        <w:t xml:space="preserve">: Business Model Canvas do </w:t>
-      </w:r>
-      <w:proofErr w:type="spellStart"/>
-      <w:r>
-        <w:rPr>
-          <w:highlight w:val="cyan"/>
-        </w:rPr>
-        <w:t>Viridis</w:t>
+        <w:t>: Business Model Canvas do Viridis</w:t>
       </w:r>
       <w:bookmarkEnd w:id="68"/>
-      <w:proofErr w:type="spellEnd"/>
     </w:p>
     <w:p>
       <w:pPr>
@@ -15609,28 +14503,7 @@
         <w:t>ALMEIDA, A. B. B.</w:t>
       </w:r>
       <w:r>
-        <w:t xml:space="preserve"> Gamificação com o uso do </w:t>
-      </w:r>
-      <w:proofErr w:type="spellStart"/>
-      <w:proofErr w:type="gramStart"/>
-      <w:r>
-        <w:t>Kahoot</w:t>
-      </w:r>
-      <w:proofErr w:type="spellEnd"/>
-      <w:r>
-        <w:t>!:</w:t>
-      </w:r>
-      <w:proofErr w:type="gramEnd"/>
-      <w:r>
-        <w:t xml:space="preserve"> utilização de </w:t>
-      </w:r>
-      <w:proofErr w:type="spellStart"/>
-      <w:r>
-        <w:t>quizzes</w:t>
-      </w:r>
-      <w:proofErr w:type="spellEnd"/>
-      <w:r>
-        <w:t xml:space="preserve"> em sala de aula no Ensino Fundamental I. </w:t>
+        <w:t xml:space="preserve"> Gamificação com o uso do Kahoot!: utilização de quizzes em sala de aula no Ensino Fundamental I. </w:t>
       </w:r>
       <w:r>
         <w:rPr>
@@ -15719,115 +14592,223 @@
       <w:r>
         <w:t xml:space="preserve">ASPARGO. </w:t>
       </w:r>
-      <w:proofErr w:type="spellStart"/>
       <w:r>
         <w:rPr>
           <w:b/>
           <w:bCs/>
           <w:highlight w:val="yellow"/>
         </w:rPr>
-        <w:t>AsparGo</w:t>
-      </w:r>
-      <w:proofErr w:type="spellEnd"/>
+        <w:t>AsparGo: Learn How to Garden</w:t>
+      </w:r>
+      <w:r>
+        <w:t xml:space="preserve">. [S.l.]: AsparGo Pty Ltd, [2023?]. Disponível em: </w:t>
+      </w:r>
+      <w:hyperlink r:id="rId34" w:tgtFrame="_new" w:history="1">
+        <w:r>
+          <w:rPr>
+            <w:rStyle w:val="Hyperlink"/>
+          </w:rPr>
+          <w:t>https://www.aspargo.com.au</w:t>
+        </w:r>
+      </w:hyperlink>
+      <w:r>
+        <w:t>. Acesso em: 29 jul. 2026.</w:t>
+      </w:r>
+    </w:p>
+    <w:p>
+      <w:pPr>
+        <w:pStyle w:val="Referencias"/>
+      </w:pPr>
+      <w:r>
+        <w:t xml:space="preserve">BARCELOS, Carlos. Diagrama de casos de uso. </w:t>
+      </w:r>
       <w:r>
         <w:rPr>
           <w:b/>
           <w:bCs/>
           <w:highlight w:val="yellow"/>
         </w:rPr>
-        <w:t xml:space="preserve">: </w:t>
-      </w:r>
-      <w:proofErr w:type="spellStart"/>
+        <w:t>Documentação UML</w:t>
+      </w:r>
+      <w:r>
+        <w:t xml:space="preserve">, Medium, 2019. Disponível em: </w:t>
+      </w:r>
+      <w:hyperlink r:id="rId35" w:tgtFrame="_new" w:history="1">
+        <w:r>
+          <w:rPr>
+            <w:rStyle w:val="Hyperlink"/>
+          </w:rPr>
+          <w:t>https://medium.com/documentaçao-uml/diagrama-de-casos-de-uso-b13221668fed</w:t>
+        </w:r>
+      </w:hyperlink>
+      <w:r>
+        <w:t>. Acesso em: 18 jun. 2026.</w:t>
+      </w:r>
+    </w:p>
+    <w:p>
+      <w:pPr>
+        <w:pStyle w:val="Referencias"/>
+      </w:pPr>
+      <w:r>
+        <w:t xml:space="preserve">BRASIL. Fundo Nacional de Desenvolvimento da Educação. </w:t>
+      </w:r>
       <w:r>
         <w:rPr>
           <w:b/>
           <w:bCs/>
           <w:highlight w:val="yellow"/>
         </w:rPr>
-        <w:t>Learn</w:t>
-      </w:r>
-      <w:proofErr w:type="spellEnd"/>
+        <w:t>Hortas Escolares</w:t>
+      </w:r>
+      <w:r>
+        <w:t xml:space="preserve">. Brasília: FNDE; WFP; FAO; ABC, [s.d.]. Disponível em: </w:t>
+      </w:r>
+      <w:hyperlink r:id="rId36" w:tgtFrame="_new" w:history="1">
+        <w:r>
+          <w:rPr>
+            <w:rStyle w:val="Hyperlink"/>
+          </w:rPr>
+          <w:t>https://www.gov.br/fnde/pt-br/acesso-a-informacao/acoes-e-programas/programas/pnae/manuais-e-cartilhas/hortas-escolares-fnde-wfp-fao-abc.pdf/view</w:t>
+        </w:r>
+      </w:hyperlink>
+      <w:r>
+        <w:t>. Acesso em: 29 jul. 2026.</w:t>
+      </w:r>
+    </w:p>
+    <w:p>
+      <w:pPr>
+        <w:pStyle w:val="Referencias"/>
+      </w:pPr>
+      <w:r>
+        <w:t xml:space="preserve">BRASIL. Ministério da Educação; Fundo Nacional de Desenvolvimento da Educação. </w:t>
+      </w:r>
       <w:r>
         <w:rPr>
           <w:b/>
           <w:bCs/>
           <w:highlight w:val="yellow"/>
         </w:rPr>
-        <w:t xml:space="preserve"> </w:t>
-      </w:r>
-      <w:proofErr w:type="spellStart"/>
+        <w:t>Projeto Educando com a Horta Escolar e a Alimentação Escolar Saudável.</w:t>
+      </w:r>
       <w:r>
         <w:rPr>
           <w:b/>
           <w:bCs/>
-          <w:highlight w:val="yellow"/>
-        </w:rPr>
-        <w:t>How</w:t>
-      </w:r>
-      <w:proofErr w:type="spellEnd"/>
+        </w:rPr>
+        <w:t xml:space="preserve"> </w:t>
+      </w:r>
+      <w:r>
+        <w:t xml:space="preserve">Brasília: FNDE/MEC; UnB/CET, [s.d.]. Disponível em: </w:t>
+      </w:r>
+      <w:hyperlink r:id="rId37" w:tgtFrame="_new" w:history="1">
+        <w:r>
+          <w:rPr>
+            <w:rStyle w:val="Hyperlink"/>
+          </w:rPr>
+          <w:t>https://portaldoprofessor.mec.gov.br/storage/materiais/0000016885.pdf</w:t>
+        </w:r>
+      </w:hyperlink>
+      <w:r>
+        <w:t>. Acesso em: 29 jul. 2026.</w:t>
+      </w:r>
+    </w:p>
+    <w:p>
+      <w:pPr>
+        <w:pStyle w:val="Referencias"/>
+      </w:pPr>
+      <w:r>
+        <w:t xml:space="preserve">CLASSCRAFT STUDIOS. </w:t>
+      </w:r>
       <w:r>
         <w:rPr>
           <w:b/>
           <w:bCs/>
           <w:highlight w:val="yellow"/>
         </w:rPr>
+        <w:t>Classcraft.</w:t>
+      </w:r>
+      <w:r>
+        <w:t xml:space="preserve"> Disponível em: </w:t>
+      </w:r>
+      <w:hyperlink r:id="rId38" w:history="1">
+        <w:r>
+          <w:rPr>
+            <w:rStyle w:val="Hyperlink"/>
+          </w:rPr>
+          <w:t>https://www.classcraft.com/pt</w:t>
+        </w:r>
+      </w:hyperlink>
+      <w:r>
         <w:t xml:space="preserve"> </w:t>
       </w:r>
-      <w:proofErr w:type="spellStart"/>
+      <w:r>
+        <w:t>Acesso em: 29 jul. 2026.</w:t>
+      </w:r>
+    </w:p>
+    <w:p>
+      <w:pPr>
+        <w:pStyle w:val="Referencias"/>
+      </w:pPr>
+      <w:r>
+        <w:t xml:space="preserve">CONRADO, Thiago V.; MALUF, Wilson Roberto; SILVA, Ernani C. da; GOMES, Luiz Antônio Augusto. Horta Fácil: software para o planejamento, dimensionamento e gerenciamento de hortas em geral. </w:t>
+      </w:r>
       <w:r>
         <w:rPr>
           <w:b/>
           <w:bCs/>
           <w:highlight w:val="yellow"/>
         </w:rPr>
-        <w:t>to</w:t>
-      </w:r>
-      <w:proofErr w:type="spellEnd"/>
+        <w:t>Horticultura Brasileira,</w:t>
+      </w:r>
+      <w:r>
+        <w:t xml:space="preserve"> v. 29, n. 3, p. 435-441, 2011. Disponível em:</w:t>
+      </w:r>
+      <w:r>
+        <w:t xml:space="preserve"> </w:t>
+      </w:r>
+      <w:hyperlink r:id="rId39" w:history="1">
+        <w:r>
+          <w:rPr>
+            <w:rStyle w:val="Hyperlink"/>
+          </w:rPr>
+          <w:t>https://www.scielo.br/j/hb/a/sFyrfcdfSkgD6kWQgjZpKWM/?lang=pt</w:t>
+        </w:r>
+      </w:hyperlink>
+      <w:r>
+        <w:t xml:space="preserve"> </w:t>
+      </w:r>
+      <w:r>
+        <w:t xml:space="preserve"> Acesso em: 29 jul. 2026.</w:t>
+      </w:r>
+    </w:p>
+    <w:p>
+      <w:pPr>
+        <w:pStyle w:val="Referencias"/>
+      </w:pPr>
+      <w:r>
+        <w:t xml:space="preserve">ERWIN, Inc. </w:t>
+      </w:r>
       <w:r>
         <w:rPr>
           <w:b/>
           <w:bCs/>
           <w:highlight w:val="yellow"/>
         </w:rPr>
-        <w:t xml:space="preserve"> Garden</w:t>
-      </w:r>
-      <w:r>
-        <w:t>. [</w:t>
-      </w:r>
-      <w:proofErr w:type="spellStart"/>
-      <w:r>
-        <w:t>S.l</w:t>
-      </w:r>
-      <w:proofErr w:type="spellEnd"/>
-      <w:r>
-        <w:t xml:space="preserve">.]: </w:t>
-      </w:r>
-      <w:proofErr w:type="spellStart"/>
-      <w:r>
-        <w:t>AsparGo</w:t>
-      </w:r>
-      <w:proofErr w:type="spellEnd"/>
-      <w:r>
-        <w:t xml:space="preserve"> </w:t>
-      </w:r>
-      <w:proofErr w:type="spellStart"/>
-      <w:r>
-        <w:t>Pty</w:t>
-      </w:r>
-      <w:proofErr w:type="spellEnd"/>
-      <w:r>
-        <w:t xml:space="preserve"> Ltd, [2023?]. Disponível em: </w:t>
-      </w:r>
-      <w:hyperlink r:id="rId34" w:tgtFrame="_new" w:history="1">
+        <w:t>Modelagem conceitual de dados</w:t>
+      </w:r>
+      <w:r>
+        <w:t xml:space="preserve">. Disponível em: </w:t>
+      </w:r>
+      <w:hyperlink r:id="rId40" w:tgtFrame="_new" w:history="1">
         <w:r>
           <w:rPr>
             <w:rStyle w:val="Hyperlink"/>
           </w:rPr>
-          <w:t>https://www.aspargo.com.au</w:t>
+          <w:t>https://www.erwin.com/br-pt/solutions/data-modeling/conceptual.aspx</w:t>
         </w:r>
       </w:hyperlink>
       <w:r>
-        <w:t>. Acesso em: 29 jul. 2026.</w:t>
+        <w:t>. Acesso em: 17 jun. 2025.</w:t>
       </w:r>
     </w:p>
     <w:p>
@@ -15835,37 +14816,17 @@
         <w:pStyle w:val="Referencias"/>
       </w:pPr>
       <w:r>
-        <w:t xml:space="preserve">BARCELOS, Carlos. Diagrama de casos de uso. </w:t>
+        <w:t xml:space="preserve">FADEL, Luciane Maria; ULBRICHT, Vania Ribas; BATISTA, Cláudia Regina; VANZIN, Tarcísio. </w:t>
       </w:r>
       <w:r>
         <w:rPr>
           <w:b/>
           <w:bCs/>
-          <w:highlight w:val="yellow"/>
-        </w:rPr>
-        <w:t>Documentação UML</w:t>
-      </w:r>
-      <w:r>
-        <w:t xml:space="preserve">, </w:t>
-      </w:r>
-      <w:proofErr w:type="spellStart"/>
-      <w:r>
-        <w:t>Medium</w:t>
-      </w:r>
-      <w:proofErr w:type="spellEnd"/>
-      <w:r>
-        <w:t xml:space="preserve">, 2019. Disponível em: </w:t>
-      </w:r>
-      <w:hyperlink r:id="rId35" w:tgtFrame="_new" w:history="1">
-        <w:r>
-          <w:rPr>
-            <w:rStyle w:val="Hyperlink"/>
-          </w:rPr>
-          <w:t>https://medium.com/documentaçao-uml/diagrama-de-casos-de-uso-b13221668fed</w:t>
-        </w:r>
-      </w:hyperlink>
-      <w:r>
-        <w:t>. Acesso em: 18 jun. 2026.</w:t>
+        </w:rPr>
+        <w:t>Gamificação na Educação</w:t>
+      </w:r>
+      <w:r>
+        <w:t>. São Paulo: Pimenta Cultural, 2014.</w:t>
       </w:r>
     </w:p>
     <w:p>
@@ -15873,7 +14834,7 @@
         <w:pStyle w:val="Referencias"/>
       </w:pPr>
       <w:r>
-        <w:t xml:space="preserve">BRASIL. Fundo Nacional de Desenvolvimento da Educação. </w:t>
+        <w:t xml:space="preserve">FERREIRA, Arthur; PEREIRA, Vanessa; FIORE, Fabiana. Princípios e Barreiras de Educação para Sustentabilidade Identificados nas Atividades do Projeto Escola Sustentável. </w:t>
       </w:r>
       <w:r>
         <w:rPr>
@@ -15881,21 +14842,28 @@
           <w:bCs/>
           <w:highlight w:val="yellow"/>
         </w:rPr>
-        <w:t>Hortas Escolares</w:t>
-      </w:r>
-      <w:r>
-        <w:t xml:space="preserve">. Brasília: FNDE; WFP; FAO; ABC, [s.d.]. Disponível em: </w:t>
-      </w:r>
-      <w:hyperlink r:id="rId36" w:tgtFrame="_new" w:history="1">
+        <w:t>Ambiente &amp; Sociedade</w:t>
+      </w:r>
+      <w:r>
+        <w:t xml:space="preserve">, São Paulo, v. 27, p. 1-23, 2024. Disponível </w:t>
+      </w:r>
+      <w:r>
+        <w:lastRenderedPageBreak/>
+        <w:t xml:space="preserve">em: </w:t>
+      </w:r>
+      <w:hyperlink r:id="rId41" w:history="1">
         <w:r>
           <w:rPr>
             <w:rStyle w:val="Hyperlink"/>
           </w:rPr>
-          <w:t>https://www.gov.br/fnde/pt-br/acesso-a-informacao/acoes-e-programas/programas/pnae/manuais-e-cartilhas/hortas-escolares-fnde-wfp-fao-abc.pdf/view</w:t>
+          <w:t>https://doi.org/10.1590/1809-4422asoc00052vu27L3AO</w:t>
         </w:r>
       </w:hyperlink>
       <w:r>
-        <w:t>. Acesso em: 29 jul. 2026.</w:t>
+        <w:t xml:space="preserve"> </w:t>
+      </w:r>
+      <w:r>
+        <w:t xml:space="preserve"> Acesso em: 5 maio 2026.</w:t>
       </w:r>
     </w:p>
     <w:p>
@@ -15903,7 +14871,7 @@
         <w:pStyle w:val="Referencias"/>
       </w:pPr>
       <w:r>
-        <w:t xml:space="preserve">BRASIL. Ministério da Educação; Fundo Nacional de Desenvolvimento da Educação. </w:t>
+        <w:t xml:space="preserve">GADOTTI, M. </w:t>
       </w:r>
       <w:r>
         <w:rPr>
@@ -15911,24 +14879,36 @@
           <w:bCs/>
           <w:highlight w:val="yellow"/>
         </w:rPr>
-        <w:t>Projeto Educando com a Horta Escolar e a Alimentação Escolar Saudável.</w:t>
+        <w:t>Educar para a sustentabilidade: uma contribuição à década da educação para o desenvolvimento sustentável.</w:t>
+      </w:r>
+      <w:r>
+        <w:t xml:space="preserve"> São Paulo: Editora e Livraria Instituto Paulo Freire, 2008. p. 61-86.</w:t>
+      </w:r>
+    </w:p>
+    <w:p>
+      <w:pPr>
+        <w:pStyle w:val="Referencias"/>
+      </w:pPr>
+      <w:r>
+        <w:t xml:space="preserve">INSTITUTO AKATU. </w:t>
       </w:r>
       <w:r>
         <w:rPr>
           <w:b/>
           <w:bCs/>
-        </w:rPr>
-        <w:t xml:space="preserve"> </w:t>
-      </w:r>
-      <w:r>
-        <w:t xml:space="preserve">Brasília: FNDE/MEC; UnB/CET, [s.d.]. Disponível em: </w:t>
-      </w:r>
-      <w:hyperlink r:id="rId37" w:tgtFrame="_new" w:history="1">
+          <w:highlight w:val="yellow"/>
+        </w:rPr>
+        <w:t>Edukatu: rede de aprendizagem para o consumo consciente e a sustentabilidade</w:t>
+      </w:r>
+      <w:r>
+        <w:t xml:space="preserve">. Disponível em: </w:t>
+      </w:r>
+      <w:hyperlink r:id="rId42" w:tgtFrame="_new" w:history="1">
         <w:r>
           <w:rPr>
             <w:rStyle w:val="Hyperlink"/>
           </w:rPr>
-          <w:t>https://portaldoprofessor.mec.gov.br/storage/materiais/0000016885.pdf</w:t>
+          <w:t>https://edukatu.org.br</w:t>
         </w:r>
       </w:hyperlink>
       <w:r>
@@ -15940,42 +14920,59 @@
         <w:pStyle w:val="Referencias"/>
       </w:pPr>
       <w:r>
-        <w:t xml:space="preserve">CLASSCRAFT STUDIOS. </w:t>
-      </w:r>
-      <w:proofErr w:type="spellStart"/>
+        <w:t xml:space="preserve">INSTITUTO AKATU. </w:t>
+      </w:r>
       <w:r>
         <w:rPr>
           <w:b/>
           <w:bCs/>
           <w:highlight w:val="yellow"/>
         </w:rPr>
-        <w:t>Classcraft</w:t>
-      </w:r>
-      <w:proofErr w:type="spellEnd"/>
+        <w:t>Instituto Akatu lança aplicativo que incentiva alimentação saudável para jovens.</w:t>
+      </w:r>
+      <w:r>
+        <w:t xml:space="preserve"> [S.l.], [2021?]. Disponível em: </w:t>
+      </w:r>
+      <w:hyperlink r:id="rId43" w:tgtFrame="_new" w:history="1">
+        <w:r>
+          <w:rPr>
+            <w:rStyle w:val="Hyperlink"/>
+          </w:rPr>
+          <w:t>https://akatu.org.br/instituto-akatu-lanca-aplicativo-que-incentiva-alimentacao-saudavel-para-jovens/</w:t>
+        </w:r>
+      </w:hyperlink>
+      <w:r>
+        <w:t>. Acesso em: 29 jul. 2026.</w:t>
+      </w:r>
+    </w:p>
+    <w:p>
+      <w:pPr>
+        <w:pStyle w:val="Referencias"/>
+      </w:pPr>
+      <w:r>
+        <w:t xml:space="preserve">INVENTTA. </w:t>
+      </w:r>
       <w:r>
         <w:rPr>
           <w:b/>
           <w:bCs/>
           <w:highlight w:val="yellow"/>
         </w:rPr>
-        <w:t>.</w:t>
+        <w:t>Brainstorming: o que é e como fazer?</w:t>
       </w:r>
       <w:r>
         <w:t xml:space="preserve"> Disponível em: </w:t>
       </w:r>
-      <w:hyperlink r:id="rId38" w:history="1">
+      <w:hyperlink r:id="rId44" w:tgtFrame="_new" w:history="1">
         <w:r>
           <w:rPr>
             <w:rStyle w:val="Hyperlink"/>
           </w:rPr>
-          <w:t>https://www.classcraft.com/pt</w:t>
+          <w:t>https://inventta.net/brainstorming-o-que-e-e-como-fazer/</w:t>
         </w:r>
       </w:hyperlink>
       <w:r>
-        <w:t xml:space="preserve"> </w:t>
-      </w:r>
-      <w:r>
-        <w:t>Acesso em: 29 jul. 2026.</w:t>
+        <w:t>. Acesso em: 18 jun. 2026.</w:t>
       </w:r>
     </w:p>
     <w:p>
@@ -15983,15 +14980,7 @@
         <w:pStyle w:val="Referencias"/>
       </w:pPr>
       <w:r>
-        <w:t xml:space="preserve">CONRADO, Thiago V.; MALUF, Wilson Roberto; SILVA, Ernani C. </w:t>
-      </w:r>
-      <w:proofErr w:type="spellStart"/>
-      <w:r>
-        <w:t>da</w:t>
-      </w:r>
-      <w:proofErr w:type="spellEnd"/>
-      <w:r>
-        <w:t xml:space="preserve">; GOMES, Luiz Antônio Augusto. Horta Fácil: software para o planejamento, dimensionamento e gerenciamento de hortas em geral. </w:t>
+        <w:t xml:space="preserve">INVENTTA. </w:t>
       </w:r>
       <w:r>
         <w:rPr>
@@ -15999,27 +14988,21 @@
           <w:bCs/>
           <w:highlight w:val="yellow"/>
         </w:rPr>
-        <w:t>Horticultura Brasileira,</w:t>
-      </w:r>
-      <w:r>
-        <w:t xml:space="preserve"> v. 29, n. 3, p. 435-441, 2011. Disponível em:</w:t>
-      </w:r>
-      <w:r>
-        <w:t xml:space="preserve"> </w:t>
-      </w:r>
-      <w:hyperlink r:id="rId39" w:history="1">
+        <w:t>Design Thinking: o que é e como aplicar na inovação.</w:t>
+      </w:r>
+      <w:r>
+        <w:t xml:space="preserve"> Disponível em: </w:t>
+      </w:r>
+      <w:hyperlink r:id="rId45" w:tgtFrame="_new" w:history="1">
         <w:r>
           <w:rPr>
             <w:rStyle w:val="Hyperlink"/>
           </w:rPr>
-          <w:t>https://www.scielo.br/j/hb/a/sFyrfcdfSkgD6kWQgjZpKWM/?lang=pt</w:t>
+          <w:t>https://inventta.net/</w:t>
         </w:r>
       </w:hyperlink>
       <w:r>
-        <w:t xml:space="preserve"> </w:t>
-      </w:r>
-      <w:r>
-        <w:t xml:space="preserve"> Acesso em: 29 jul. 2026.</w:t>
+        <w:t>. Acesso em: 18 jun. 2026.</w:t>
       </w:r>
     </w:p>
     <w:p>
@@ -16027,7 +15010,7 @@
         <w:pStyle w:val="Referencias"/>
       </w:pPr>
       <w:r>
-        <w:t xml:space="preserve">ERWIN, Inc. </w:t>
+        <w:t xml:space="preserve">IPEA – INSTITUTO DE PESQUISA ECONÔMICA APLICADA. </w:t>
       </w:r>
       <w:r>
         <w:rPr>
@@ -16035,21 +15018,21 @@
           <w:bCs/>
           <w:highlight w:val="yellow"/>
         </w:rPr>
-        <w:t>Modelagem conceitual de dados</w:t>
-      </w:r>
-      <w:r>
-        <w:t xml:space="preserve">. Disponível em: </w:t>
-      </w:r>
-      <w:hyperlink r:id="rId40" w:tgtFrame="_new" w:history="1">
+        <w:t>ODS 4 – Educação de Qualidade.</w:t>
+      </w:r>
+      <w:r>
+        <w:t xml:space="preserve"> Brasília, DF: Ipea, [2019?]. Disponível em: </w:t>
+      </w:r>
+      <w:hyperlink r:id="rId46" w:tgtFrame="_new" w:history="1">
         <w:r>
           <w:rPr>
             <w:rStyle w:val="Hyperlink"/>
           </w:rPr>
-          <w:t>https://www.erwin.com/br-pt/solutions/data-modeling/conceptual.aspx</w:t>
+          <w:t>https://www.ipea.gov.br/ods/ods4.html</w:t>
         </w:r>
       </w:hyperlink>
       <w:r>
-        <w:t>. Acesso em: 17 jun. 2025.</w:t>
+        <w:t>. Acesso em: 7 maio 2026.</w:t>
       </w:r>
     </w:p>
     <w:p>
@@ -16057,17 +15040,29 @@
         <w:pStyle w:val="Referencias"/>
       </w:pPr>
       <w:r>
-        <w:t xml:space="preserve">FADEL, Luciane Maria; ULBRICHT, Vania Ribas; BATISTA, Cláudia Regina; VANZIN, Tarcísio. </w:t>
+        <w:t xml:space="preserve">KANDLER, Rodrigo. </w:t>
       </w:r>
       <w:r>
         <w:rPr>
           <w:b/>
           <w:bCs/>
-        </w:rPr>
-        <w:t>Gamificação na Educação</w:t>
-      </w:r>
-      <w:r>
-        <w:t>. São Paulo: Pimenta Cultural, 2014.</w:t>
+          <w:highlight w:val="yellow"/>
+        </w:rPr>
+        <w:t>Educação ambiental: horta escolar, uma experiência em educação. Ágora: revista de divulgação científica,</w:t>
+      </w:r>
+      <w:r>
+        <w:t xml:space="preserve"> v. 16, n. 2esp., p. 642–645, 2012. Disponível em: </w:t>
+      </w:r>
+      <w:hyperlink r:id="rId47" w:tgtFrame="_new" w:history="1">
+        <w:r>
+          <w:rPr>
+            <w:rStyle w:val="Hyperlink"/>
+          </w:rPr>
+          <w:t>https://www.periodicos.unc.br/index.php/agora/article/view/153</w:t>
+        </w:r>
+      </w:hyperlink>
+      <w:r>
+        <w:t>. Acesso em: 10 jun. 2026.</w:t>
       </w:r>
     </w:p>
     <w:p>
@@ -16075,7 +15070,7 @@
         <w:pStyle w:val="Referencias"/>
       </w:pPr>
       <w:r>
-        <w:t xml:space="preserve">FERREIRA, Arthur; PEREIRA, Vanessa; FIORE, Fabiana. Princípios e Barreiras de Educação para Sustentabilidade Identificados nas Atividades do Projeto Escola Sustentável. </w:t>
+        <w:t xml:space="preserve">LARAVEL. </w:t>
       </w:r>
       <w:r>
         <w:rPr>
@@ -16083,28 +15078,21 @@
           <w:bCs/>
           <w:highlight w:val="yellow"/>
         </w:rPr>
-        <w:t>Ambiente &amp; Sociedade</w:t>
-      </w:r>
-      <w:r>
-        <w:t xml:space="preserve">, São Paulo, v. 27, p. 1-23, 2024. Disponível </w:t>
-      </w:r>
-      <w:r>
-        <w:lastRenderedPageBreak/>
-        <w:t xml:space="preserve">em: </w:t>
-      </w:r>
-      <w:hyperlink r:id="rId41" w:history="1">
+        <w:t>Laravel Cloud.</w:t>
+      </w:r>
+      <w:r>
+        <w:t xml:space="preserve"> Disponível em: </w:t>
+      </w:r>
+      <w:hyperlink r:id="rId48" w:tgtFrame="_new" w:history="1">
         <w:r>
           <w:rPr>
             <w:rStyle w:val="Hyperlink"/>
           </w:rPr>
-          <w:t>https://doi.org/10.1590/1809-4422asoc00052vu27L3AO</w:t>
+          <w:t>https://laravel.com/cloud</w:t>
         </w:r>
       </w:hyperlink>
       <w:r>
-        <w:t xml:space="preserve"> </w:t>
-      </w:r>
-      <w:r>
-        <w:t xml:space="preserve"> Acesso em: 5 maio 2026.</w:t>
+        <w:t>. Acesso em: 18 jul. 2026.</w:t>
       </w:r>
     </w:p>
     <w:p>
@@ -16112,7 +15100,7 @@
         <w:pStyle w:val="Referencias"/>
       </w:pPr>
       <w:r>
-        <w:t xml:space="preserve">GADOTTI, M. </w:t>
+        <w:t xml:space="preserve">LOPES, João Carlos Raguzzoni. </w:t>
       </w:r>
       <w:r>
         <w:rPr>
@@ -16120,10 +15108,21 @@
           <w:bCs/>
           <w:highlight w:val="yellow"/>
         </w:rPr>
-        <w:t>Educar para a sustentabilidade: uma contribuição à década da educação para o desenvolvimento sustentável.</w:t>
-      </w:r>
-      <w:r>
-        <w:t xml:space="preserve"> São Paulo: Editora e Livraria Instituto Paulo Freire, 2008. p. 61-86.</w:t>
+        <w:t>Conhecimentos populares dos alunos como referência para o ensino de Botânica no Ensino Médio</w:t>
+      </w:r>
+      <w:r>
+        <w:t xml:space="preserve">. 2018. Dissertação (Mestrado) – Universidade Federal Rural do Rio de Janeiro (UFRRJ), Seropédica, 2018. Disponível em: </w:t>
+      </w:r>
+      <w:hyperlink r:id="rId49" w:tgtFrame="_new" w:history="1">
+        <w:r>
+          <w:rPr>
+            <w:rStyle w:val="Hyperlink"/>
+          </w:rPr>
+          <w:t>https://rima.ufrrj.br/jspui/handle/20.500.14407/14961</w:t>
+        </w:r>
+      </w:hyperlink>
+      <w:r>
+        <w:t>. Acesso em: 7 maio 2026.</w:t>
       </w:r>
     </w:p>
     <w:p>
@@ -16131,39 +15130,68 @@
         <w:pStyle w:val="Referencias"/>
       </w:pPr>
       <w:r>
-        <w:t xml:space="preserve">INSTITUTO AKATU. </w:t>
-      </w:r>
-      <w:proofErr w:type="spellStart"/>
+        <w:t xml:space="preserve">LUCIDCHART. </w:t>
+      </w:r>
       <w:r>
         <w:rPr>
           <w:b/>
           <w:bCs/>
           <w:highlight w:val="yellow"/>
         </w:rPr>
-        <w:t>Edukatu</w:t>
-      </w:r>
-      <w:proofErr w:type="spellEnd"/>
+        <w:t>Diagrama de caso de uso UML: o que é, como fazer e exemplos.</w:t>
+      </w:r>
+      <w:r>
+        <w:t xml:space="preserve"> Disponível em: </w:t>
+      </w:r>
+      <w:hyperlink r:id="rId50" w:tgtFrame="_new" w:history="1">
+        <w:r>
+          <w:rPr>
+            <w:rStyle w:val="Hyperlink"/>
+          </w:rPr>
+          <w:t>https://www.lucidchart.com/pages/pt/diagrama-de-caso-de-uso-uml</w:t>
+        </w:r>
+      </w:hyperlink>
+      <w:r>
+        <w:t>. Acesso em: 18 jun. 2026.</w:t>
+      </w:r>
+    </w:p>
+    <w:p>
+      <w:pPr>
+        <w:pStyle w:val="Referencias"/>
+      </w:pPr>
+      <w:r>
+        <w:t xml:space="preserve">MATOS, Janara de Camargo; GASPAR, Fabiana. </w:t>
+      </w:r>
       <w:r>
         <w:rPr>
           <w:b/>
           <w:bCs/>
           <w:highlight w:val="yellow"/>
         </w:rPr>
-        <w:t>: rede de aprendizagem para o consumo consciente e a sustentabilidade</w:t>
-      </w:r>
-      <w:r>
-        <w:t xml:space="preserve">. Disponível em: </w:t>
-      </w:r>
-      <w:hyperlink r:id="rId42" w:tgtFrame="_new" w:history="1">
+        <w:t>Green School: aplicativo para gerenciamento de horta escolar sustentável.</w:t>
+      </w:r>
+      <w:r>
+        <w:t xml:space="preserve"> </w:t>
+      </w:r>
+      <w:r>
+        <w:t>Ensino &amp; Pesquisa,</w:t>
+      </w:r>
+      <w:r>
+        <w:t xml:space="preserve"> União da Vitória, v. 23, n. 1, p. 483-495, 2025. DOI:</w:t>
+      </w:r>
+      <w:hyperlink r:id="rId51" w:history="1">
         <w:r>
           <w:rPr>
             <w:rStyle w:val="Hyperlink"/>
           </w:rPr>
-          <w:t>https://edukatu.org.br</w:t>
+          <w:t>https://doi.org/10.33871/23594381.2025.23.1.9331</w:t>
         </w:r>
       </w:hyperlink>
       <w:r>
-        <w:t>. Acesso em: 29 jul. 2026.</w:t>
+        <w:t xml:space="preserve"> </w:t>
+      </w:r>
+      <w:r>
+        <w:t xml:space="preserve"> Acesso em: 29 jul. 2026.</w:t>
       </w:r>
     </w:p>
     <w:p>
@@ -16171,7 +15199,7 @@
         <w:pStyle w:val="Referencias"/>
       </w:pPr>
       <w:r>
-        <w:t xml:space="preserve">INSTITUTO AKATU. </w:t>
+        <w:t xml:space="preserve">MJV INNOVATION. </w:t>
       </w:r>
       <w:r>
         <w:rPr>
@@ -16179,29 +15207,21 @@
           <w:bCs/>
           <w:highlight w:val="yellow"/>
         </w:rPr>
-        <w:t>Instituto Akatu lança aplicativo que incentiva alimentação saudável para jovens.</w:t>
-      </w:r>
-      <w:r>
-        <w:t xml:space="preserve"> [</w:t>
-      </w:r>
-      <w:proofErr w:type="spellStart"/>
-      <w:r>
-        <w:t>S.l</w:t>
-      </w:r>
-      <w:proofErr w:type="spellEnd"/>
-      <w:r>
-        <w:t xml:space="preserve">.], [2021?]. Disponível em: </w:t>
-      </w:r>
-      <w:hyperlink r:id="rId43" w:tgtFrame="_new" w:history="1">
+        <w:t>Design Thinking: o que são Cadernos de Sensibilização.</w:t>
+      </w:r>
+      <w:r>
+        <w:t xml:space="preserve"> Disponível em: </w:t>
+      </w:r>
+      <w:hyperlink r:id="rId52" w:tgtFrame="_new" w:history="1">
         <w:r>
           <w:rPr>
             <w:rStyle w:val="Hyperlink"/>
           </w:rPr>
-          <w:t>https://akatu.org.br/instituto-akatu-lanca-aplicativo-que-incentiva-alimentacao-saudavel-para-jovens/</w:t>
+          <w:t>https://www.mjvinnovation.com/pt-br/blog/design-thinking-que-sao-cadernos-sensibilizacao/</w:t>
         </w:r>
       </w:hyperlink>
       <w:r>
-        <w:t>. Acesso em: 29 jul. 2026.</w:t>
+        <w:t>. Acesso em: 18 jun. 2026.</w:t>
       </w:r>
     </w:p>
     <w:p>
@@ -16209,7 +15229,8 @@
         <w:pStyle w:val="Referencias"/>
       </w:pPr>
       <w:r>
-        <w:t xml:space="preserve">INVENTTA. </w:t>
+        <w:lastRenderedPageBreak/>
+        <w:t xml:space="preserve">MJV INNOVATION. </w:t>
       </w:r>
       <w:r>
         <w:rPr>
@@ -16217,17 +15238,17 @@
           <w:bCs/>
           <w:highlight w:val="yellow"/>
         </w:rPr>
-        <w:t>Brainstorming: o que é e como fazer?</w:t>
+        <w:t>Ideação: o que é, etapas e ferramentas.</w:t>
       </w:r>
       <w:r>
         <w:t xml:space="preserve"> Disponível em: </w:t>
       </w:r>
-      <w:hyperlink r:id="rId44" w:tgtFrame="_new" w:history="1">
+      <w:hyperlink r:id="rId53" w:tgtFrame="_new" w:history="1">
         <w:r>
           <w:rPr>
             <w:rStyle w:val="Hyperlink"/>
           </w:rPr>
-          <w:t>https://inventta.net/brainstorming-o-que-e-e-como-fazer/</w:t>
+          <w:t>https://www.mjvinnovation.com/pt-br/blog/ideacao-no-design-thinking/</w:t>
         </w:r>
       </w:hyperlink>
       <w:r>
@@ -16239,7 +15260,7 @@
         <w:pStyle w:val="Referencias"/>
       </w:pPr>
       <w:r>
-        <w:t xml:space="preserve">INVENTTA. </w:t>
+        <w:t xml:space="preserve">MJV INNOVATION. </w:t>
       </w:r>
       <w:r>
         <w:rPr>
@@ -16247,39 +15268,67 @@
           <w:bCs/>
           <w:highlight w:val="yellow"/>
         </w:rPr>
-        <w:t xml:space="preserve">Design </w:t>
-      </w:r>
-      <w:proofErr w:type="spellStart"/>
+        <w:t xml:space="preserve">Personas: entenda o conceito e conheça o seu cliente ideal. </w:t>
+      </w:r>
+      <w:r>
+        <w:t>Disponível</w:t>
+      </w:r>
       <w:r>
         <w:rPr>
           <w:b/>
           <w:bCs/>
-          <w:highlight w:val="yellow"/>
-        </w:rPr>
-        <w:t>Thinking</w:t>
-      </w:r>
-      <w:proofErr w:type="spellEnd"/>
+        </w:rPr>
+        <w:t xml:space="preserve"> </w:t>
+      </w:r>
+      <w:r>
+        <w:t xml:space="preserve">em: </w:t>
+      </w:r>
+      <w:hyperlink r:id="rId54" w:tgtFrame="_new" w:history="1">
+        <w:r>
+          <w:rPr>
+            <w:rStyle w:val="Hyperlink"/>
+          </w:rPr>
+          <w:t>https://www.mjvinnovation.com/pt-br/blog/personas-uma-ferramenta-poderosa-no-design-thinking-2/</w:t>
+        </w:r>
+      </w:hyperlink>
+      <w:r>
+        <w:t>. Acesso em: 18 jun. 2026.</w:t>
+      </w:r>
+    </w:p>
+    <w:p>
+      <w:pPr>
+        <w:pStyle w:val="Referencias"/>
+      </w:pPr>
+      <w:r>
+        <w:t xml:space="preserve">MOREIRA, G. L. da R.; KNOLL, G. F. Elementos de gamificação no aplicativo </w:t>
+      </w:r>
       <w:r>
         <w:rPr>
           <w:b/>
           <w:bCs/>
           <w:highlight w:val="yellow"/>
         </w:rPr>
-        <w:t>: o que é e como aplicar na inovação.</w:t>
-      </w:r>
-      <w:r>
-        <w:t xml:space="preserve"> Disponível em: </w:t>
-      </w:r>
-      <w:hyperlink r:id="rId45" w:tgtFrame="_new" w:history="1">
+        <w:t>Duolingo. Disciplinarum Scientia | Ciências Humanas</w:t>
+      </w:r>
+      <w:r>
+        <w:rPr>
+          <w:highlight w:val="yellow"/>
+        </w:rPr>
+        <w:t>,</w:t>
+      </w:r>
+      <w:r>
+        <w:t xml:space="preserve"> Santa Maria (RS, Brasil), v. 19, n. 2, p. 205–214, 2019. Disponível em: </w:t>
+      </w:r>
+      <w:hyperlink r:id="rId55" w:tgtFrame="_new" w:history="1">
         <w:r>
           <w:rPr>
             <w:rStyle w:val="Hyperlink"/>
           </w:rPr>
-          <w:t>https://inventta.net/</w:t>
+          <w:t>https://periodicos.ufn.edu.br/index.php/disciplinarumCH/article/view/2923</w:t>
         </w:r>
       </w:hyperlink>
       <w:r>
-        <w:t>. Acesso em: 18 jun. 2026.</w:t>
+        <w:t>. Acesso em: 14 jun. 2026.</w:t>
       </w:r>
     </w:p>
     <w:p>
@@ -16287,7 +15336,7 @@
         <w:pStyle w:val="Referencias"/>
       </w:pPr>
       <w:r>
-        <w:t xml:space="preserve">IPEA – INSTITUTO DE PESQUISA ECONÔMICA APLICADA. </w:t>
+        <w:t xml:space="preserve">MORGADO, Fernanda. </w:t>
       </w:r>
       <w:r>
         <w:rPr>
@@ -16295,21 +15344,21 @@
           <w:bCs/>
           <w:highlight w:val="yellow"/>
         </w:rPr>
-        <w:t>ODS 4 – Educação de Qualidade.</w:t>
-      </w:r>
-      <w:r>
-        <w:t xml:space="preserve"> Brasília, DF: Ipea, [2019?]. Disponível em: </w:t>
-      </w:r>
-      <w:hyperlink r:id="rId46" w:tgtFrame="_new" w:history="1">
+        <w:t>A horta escolar na educação ambiental e alimentar: experiência do Projeto Horta Viva nas escolas municipais de Florianópolis</w:t>
+      </w:r>
+      <w:r>
+        <w:t xml:space="preserve">. 2006. 45 f. Relatório de Conclusão de Graduação (Graduação em Agronomia) – Universidade Federal de Santa Catarina, Florianópolis, 2006. Disponível em: </w:t>
+      </w:r>
+      <w:hyperlink r:id="rId56" w:tgtFrame="_new" w:history="1">
         <w:r>
           <w:rPr>
             <w:rStyle w:val="Hyperlink"/>
           </w:rPr>
-          <w:t>https://www.ipea.gov.br/ods/ods4.html</w:t>
+          <w:t>https://repositorio.ufsc.br/bitstream/handle/123456789/118768/230911.pdf</w:t>
         </w:r>
       </w:hyperlink>
       <w:r>
-        <w:t>. Acesso em: 7 maio 2026.</w:t>
+        <w:t>. Acesso em: 5 maio 2026.</w:t>
       </w:r>
     </w:p>
     <w:p>
@@ -16317,7 +15366,7 @@
         <w:pStyle w:val="Referencias"/>
       </w:pPr>
       <w:r>
-        <w:t xml:space="preserve">KANDLER, Rodrigo. </w:t>
+        <w:t xml:space="preserve">MYSQL. </w:t>
       </w:r>
       <w:r>
         <w:rPr>
@@ -16325,21 +15374,21 @@
           <w:bCs/>
           <w:highlight w:val="yellow"/>
         </w:rPr>
-        <w:t>Educação ambiental: horta escolar, uma experiência em educação. Ágora: revista de divulgação científica,</w:t>
-      </w:r>
-      <w:r>
-        <w:t xml:space="preserve"> v. 16, n. 2esp., p. 642–645, 2012. Disponível em: </w:t>
-      </w:r>
-      <w:hyperlink r:id="rId47" w:tgtFrame="_new" w:history="1">
+        <w:t>MySQL</w:t>
+      </w:r>
+      <w:r>
+        <w:t xml:space="preserve">. Disponível em: </w:t>
+      </w:r>
+      <w:hyperlink r:id="rId57" w:tgtFrame="_new" w:history="1">
         <w:r>
           <w:rPr>
             <w:rStyle w:val="Hyperlink"/>
           </w:rPr>
-          <w:t>https://www.periodicos.unc.br/index.php/agora/article/view/153</w:t>
+          <w:t>https://www.mysql.com</w:t>
         </w:r>
       </w:hyperlink>
       <w:r>
-        <w:t>. Acesso em: 10 jun. 2026.</w:t>
+        <w:t>. Acesso em: 20 jul. 2026.</w:t>
       </w:r>
     </w:p>
     <w:p>
@@ -16347,39 +15396,79 @@
         <w:pStyle w:val="Referencias"/>
       </w:pPr>
       <w:r>
-        <w:t xml:space="preserve">LARAVEL. </w:t>
-      </w:r>
-      <w:proofErr w:type="spellStart"/>
+        <w:t xml:space="preserve">NUNES, Ana Teixeira. </w:t>
+      </w:r>
       <w:r>
         <w:rPr>
           <w:b/>
           <w:bCs/>
           <w:highlight w:val="yellow"/>
         </w:rPr>
-        <w:t>Laravel</w:t>
-      </w:r>
-      <w:proofErr w:type="spellEnd"/>
+        <w:t>A horta escolar como estratégia de ensino de Educação Ambiental em escolas públicas da Educação Básica de Catalão/GO</w:t>
+      </w:r>
+      <w:r>
+        <w:t xml:space="preserve">. 2025. Trabalho de Conclusão de Curso – Instituto Federal Goiano, Catalão, 2025. Disponível em: </w:t>
+      </w:r>
+      <w:hyperlink r:id="rId58" w:history="1">
+        <w:r>
+          <w:rPr>
+            <w:rStyle w:val="Hyperlink"/>
+          </w:rPr>
+          <w:t>https://repositorio.ifgoiano.edu.br/items/1d444033-a591-4abe-8f6b-1c9eb83ebe9e</w:t>
+        </w:r>
+      </w:hyperlink>
+      <w:r>
+        <w:t xml:space="preserve"> </w:t>
+      </w:r>
+      <w:r>
+        <w:t xml:space="preserve"> Acesso em: 7 maio 2026.</w:t>
+      </w:r>
+    </w:p>
+    <w:p>
+      <w:pPr>
+        <w:pStyle w:val="Referencias"/>
+      </w:pPr>
+      <w:r>
+        <w:t xml:space="preserve">OLIVEIRA, Paulo et al. </w:t>
+      </w:r>
       <w:r>
         <w:rPr>
           <w:b/>
           <w:bCs/>
           <w:highlight w:val="yellow"/>
         </w:rPr>
-        <w:t xml:space="preserve"> Cloud.</w:t>
-      </w:r>
-      <w:r>
-        <w:t xml:space="preserve"> Disponível em: </w:t>
-      </w:r>
-      <w:hyperlink r:id="rId48" w:tgtFrame="_new" w:history="1">
+        <w:t>Sustentabilidade na educação:</w:t>
+      </w:r>
+      <w:r>
+        <w:rPr>
+          <w:i/>
+          <w:iCs/>
+        </w:rPr>
+        <w:t xml:space="preserve"> impactos e desafios</w:t>
+      </w:r>
+      <w:r>
+        <w:t xml:space="preserve">. </w:t>
+      </w:r>
+      <w:r>
+        <w:rPr>
+          <w:i/>
+          <w:iCs/>
+        </w:rPr>
+        <w:t>Revista Foco</w:t>
+      </w:r>
+      <w:r>
+        <w:t xml:space="preserve">, v. 18, n. 4, p. 1-11, 2025. Disponível em: </w:t>
+      </w:r>
+      <w:hyperlink r:id="rId59" w:tgtFrame="_new" w:history="1">
         <w:r>
           <w:rPr>
             <w:rStyle w:val="Hyperlink"/>
           </w:rPr>
-          <w:t>https://laravel.com/cloud</w:t>
+          <w:t>https://ojs.focopublicacoes.com.br/foco/article/view/8286/5856</w:t>
         </w:r>
       </w:hyperlink>
       <w:r>
-        <w:t>. Acesso em: 18 jul. 2026.</w:t>
+        <w:t>. Acesso em: 5 maio 2026.</w:t>
       </w:r>
     </w:p>
     <w:p>
@@ -16387,15 +15476,14 @@
         <w:pStyle w:val="Referencias"/>
       </w:pPr>
       <w:r>
-        <w:t xml:space="preserve">LOPES, João Carlos </w:t>
-      </w:r>
-      <w:proofErr w:type="spellStart"/>
-      <w:r>
-        <w:t>Raguzzoni</w:t>
-      </w:r>
-      <w:proofErr w:type="spellEnd"/>
-      <w:r>
-        <w:t xml:space="preserve">. </w:t>
+        <w:t xml:space="preserve">PHP. </w:t>
+      </w:r>
+      <w:r>
+        <w:rPr>
+          <w:i/>
+          <w:iCs/>
+        </w:rPr>
+        <w:t xml:space="preserve">PHP: </w:t>
       </w:r>
       <w:r>
         <w:rPr>
@@ -16403,509 +15491,7 @@
           <w:bCs/>
           <w:highlight w:val="yellow"/>
         </w:rPr>
-        <w:t>Conhecimentos populares dos alunos como referência para o ensino de Botânica no Ensino Médio</w:t>
-      </w:r>
-      <w:r>
-        <w:t xml:space="preserve">. 2018. Dissertação (Mestrado) – Universidade Federal Rural do Rio de Janeiro (UFRRJ), Seropédica, 2018. Disponível em: </w:t>
-      </w:r>
-      <w:hyperlink r:id="rId49" w:tgtFrame="_new" w:history="1">
-        <w:r>
-          <w:rPr>
-            <w:rStyle w:val="Hyperlink"/>
-          </w:rPr>
-          <w:t>https://rima.ufrrj.br/jspui/handle/20.500.14407/14961</w:t>
-        </w:r>
-      </w:hyperlink>
-      <w:r>
-        <w:t>. Acesso em: 7 maio 2026.</w:t>
-      </w:r>
-    </w:p>
-    <w:p>
-      <w:pPr>
-        <w:pStyle w:val="Referencias"/>
-      </w:pPr>
-      <w:r>
-        <w:t xml:space="preserve">LUCIDCHART. </w:t>
-      </w:r>
-      <w:r>
-        <w:rPr>
-          <w:b/>
-          <w:bCs/>
-          <w:highlight w:val="yellow"/>
-        </w:rPr>
-        <w:t>Diagrama de caso de uso UML: o que é, como fazer e exemplos.</w:t>
-      </w:r>
-      <w:r>
-        <w:t xml:space="preserve"> Disponível em: </w:t>
-      </w:r>
-      <w:hyperlink r:id="rId50" w:tgtFrame="_new" w:history="1">
-        <w:r>
-          <w:rPr>
-            <w:rStyle w:val="Hyperlink"/>
-          </w:rPr>
-          <w:t>https://www.lucidchart.com/pages/pt/diagrama-de-caso-de-uso-uml</w:t>
-        </w:r>
-      </w:hyperlink>
-      <w:r>
-        <w:t>. Acesso em: 18 jun. 2026.</w:t>
-      </w:r>
-    </w:p>
-    <w:p>
-      <w:pPr>
-        <w:pStyle w:val="Referencias"/>
-      </w:pPr>
-      <w:r>
-        <w:t xml:space="preserve">MATOS, </w:t>
-      </w:r>
-      <w:proofErr w:type="spellStart"/>
-      <w:r>
-        <w:t>Janara</w:t>
-      </w:r>
-      <w:proofErr w:type="spellEnd"/>
-      <w:r>
-        <w:t xml:space="preserve"> de Camargo; GASPAR, Fabiana. </w:t>
-      </w:r>
-      <w:r>
-        <w:rPr>
-          <w:b/>
-          <w:bCs/>
-          <w:highlight w:val="yellow"/>
-        </w:rPr>
-        <w:t xml:space="preserve">Green </w:t>
-      </w:r>
-      <w:proofErr w:type="spellStart"/>
-      <w:r>
-        <w:rPr>
-          <w:b/>
-          <w:bCs/>
-          <w:highlight w:val="yellow"/>
-        </w:rPr>
-        <w:t>School</w:t>
-      </w:r>
-      <w:proofErr w:type="spellEnd"/>
-      <w:r>
-        <w:rPr>
-          <w:b/>
-          <w:bCs/>
-          <w:highlight w:val="yellow"/>
-        </w:rPr>
-        <w:t>: aplicativo para gerenciamento de horta escolar sustentável.</w:t>
-      </w:r>
-      <w:r>
-        <w:t xml:space="preserve"> </w:t>
-      </w:r>
-      <w:r>
-        <w:t>Ensino &amp; Pesquisa,</w:t>
-      </w:r>
-      <w:r>
-        <w:t xml:space="preserve"> União da Vitória, v. 23, n. 1, p. 483-495, 2025. </w:t>
-      </w:r>
-      <w:proofErr w:type="spellStart"/>
-      <w:r>
-        <w:t>DOI:</w:t>
-      </w:r>
-      <w:hyperlink r:id="rId51" w:history="1">
-        <w:r>
-          <w:rPr>
-            <w:rStyle w:val="Hyperlink"/>
-          </w:rPr>
-          <w:t>https</w:t>
-        </w:r>
-        <w:proofErr w:type="spellEnd"/>
-        <w:r>
-          <w:rPr>
-            <w:rStyle w:val="Hyperlink"/>
-          </w:rPr>
-          <w:t>://doi.org/10.33871/23594381.2025.23.1.9331</w:t>
-        </w:r>
-      </w:hyperlink>
-      <w:r>
-        <w:t xml:space="preserve"> </w:t>
-      </w:r>
-      <w:r>
-        <w:t xml:space="preserve"> Acesso em: 29 jul. 2026.</w:t>
-      </w:r>
-    </w:p>
-    <w:p>
-      <w:pPr>
-        <w:pStyle w:val="Referencias"/>
-      </w:pPr>
-      <w:r>
-        <w:t xml:space="preserve">MJV INNOVATION. </w:t>
-      </w:r>
-      <w:r>
-        <w:rPr>
-          <w:b/>
-          <w:bCs/>
-          <w:highlight w:val="yellow"/>
-        </w:rPr>
-        <w:t xml:space="preserve">Design </w:t>
-      </w:r>
-      <w:proofErr w:type="spellStart"/>
-      <w:r>
-        <w:rPr>
-          <w:b/>
-          <w:bCs/>
-          <w:highlight w:val="yellow"/>
-        </w:rPr>
-        <w:t>Thinking</w:t>
-      </w:r>
-      <w:proofErr w:type="spellEnd"/>
-      <w:r>
-        <w:rPr>
-          <w:b/>
-          <w:bCs/>
-          <w:highlight w:val="yellow"/>
-        </w:rPr>
-        <w:t>: o que são Cadernos de Sensibilização.</w:t>
-      </w:r>
-      <w:r>
-        <w:t xml:space="preserve"> Disponível em: </w:t>
-      </w:r>
-      <w:hyperlink r:id="rId52" w:tgtFrame="_new" w:history="1">
-        <w:r>
-          <w:rPr>
-            <w:rStyle w:val="Hyperlink"/>
-          </w:rPr>
-          <w:t>https://www.mjvinnovation.com/pt-br/blog/design-thinking-que-sao-cadernos-sensibilizacao/</w:t>
-        </w:r>
-      </w:hyperlink>
-      <w:r>
-        <w:t>. Acesso em: 18 jun. 2026.</w:t>
-      </w:r>
-    </w:p>
-    <w:p>
-      <w:pPr>
-        <w:pStyle w:val="Referencias"/>
-      </w:pPr>
-      <w:r>
-        <w:lastRenderedPageBreak/>
-        <w:t xml:space="preserve">MJV INNOVATION. </w:t>
-      </w:r>
-      <w:r>
-        <w:rPr>
-          <w:b/>
-          <w:bCs/>
-          <w:highlight w:val="yellow"/>
-        </w:rPr>
-        <w:t>Ideação: o que é, etapas e ferramentas.</w:t>
-      </w:r>
-      <w:r>
-        <w:t xml:space="preserve"> Disponível em: </w:t>
-      </w:r>
-      <w:hyperlink r:id="rId53" w:tgtFrame="_new" w:history="1">
-        <w:r>
-          <w:rPr>
-            <w:rStyle w:val="Hyperlink"/>
-          </w:rPr>
-          <w:t>https://www.mjvinnovation.com/pt-br/blog/ideacao-no-design-thinking/</w:t>
-        </w:r>
-      </w:hyperlink>
-      <w:r>
-        <w:t>. Acesso em: 18 jun. 2026.</w:t>
-      </w:r>
-    </w:p>
-    <w:p>
-      <w:pPr>
-        <w:pStyle w:val="Referencias"/>
-      </w:pPr>
-      <w:r>
-        <w:t xml:space="preserve">MJV INNOVATION. </w:t>
-      </w:r>
-      <w:r>
-        <w:rPr>
-          <w:b/>
-          <w:bCs/>
-          <w:highlight w:val="yellow"/>
-        </w:rPr>
-        <w:t xml:space="preserve">Personas: entenda o conceito e conheça o seu cliente ideal. </w:t>
-      </w:r>
-      <w:r>
-        <w:t>Disponível</w:t>
-      </w:r>
-      <w:r>
-        <w:rPr>
-          <w:b/>
-          <w:bCs/>
-        </w:rPr>
-        <w:t xml:space="preserve"> </w:t>
-      </w:r>
-      <w:r>
-        <w:t xml:space="preserve">em: </w:t>
-      </w:r>
-      <w:hyperlink r:id="rId54" w:tgtFrame="_new" w:history="1">
-        <w:r>
-          <w:rPr>
-            <w:rStyle w:val="Hyperlink"/>
-          </w:rPr>
-          <w:t>https://www.mjvinnovation.com/pt-br/blog/personas-uma-ferramenta-poderosa-no-design-thinking-2/</w:t>
-        </w:r>
-      </w:hyperlink>
-      <w:r>
-        <w:t>. Acesso em: 18 jun. 2026.</w:t>
-      </w:r>
-    </w:p>
-    <w:p>
-      <w:pPr>
-        <w:pStyle w:val="Referencias"/>
-      </w:pPr>
-      <w:r>
-        <w:t xml:space="preserve">MOREIRA, G. L. da R.; KNOLL, G. F. Elementos de gamificação no aplicativo </w:t>
-      </w:r>
-      <w:proofErr w:type="spellStart"/>
-      <w:r>
-        <w:rPr>
-          <w:b/>
-          <w:bCs/>
-          <w:highlight w:val="yellow"/>
-        </w:rPr>
-        <w:t>Duolingo</w:t>
-      </w:r>
-      <w:proofErr w:type="spellEnd"/>
-      <w:r>
-        <w:rPr>
-          <w:b/>
-          <w:bCs/>
-          <w:highlight w:val="yellow"/>
-        </w:rPr>
-        <w:t xml:space="preserve">. </w:t>
-      </w:r>
-      <w:proofErr w:type="spellStart"/>
-      <w:r>
-        <w:rPr>
-          <w:b/>
-          <w:bCs/>
-          <w:highlight w:val="yellow"/>
-        </w:rPr>
-        <w:t>Disciplinarum</w:t>
-      </w:r>
-      <w:proofErr w:type="spellEnd"/>
-      <w:r>
-        <w:rPr>
-          <w:b/>
-          <w:bCs/>
-          <w:highlight w:val="yellow"/>
-        </w:rPr>
-        <w:t xml:space="preserve"> </w:t>
-      </w:r>
-      <w:proofErr w:type="spellStart"/>
-      <w:r>
-        <w:rPr>
-          <w:b/>
-          <w:bCs/>
-          <w:highlight w:val="yellow"/>
-        </w:rPr>
-        <w:t>Scientia</w:t>
-      </w:r>
-      <w:proofErr w:type="spellEnd"/>
-      <w:r>
-        <w:rPr>
-          <w:b/>
-          <w:bCs/>
-          <w:highlight w:val="yellow"/>
-        </w:rPr>
-        <w:t xml:space="preserve"> | Ciências Humanas</w:t>
-      </w:r>
-      <w:r>
-        <w:rPr>
-          <w:highlight w:val="yellow"/>
-        </w:rPr>
-        <w:t>,</w:t>
-      </w:r>
-      <w:r>
-        <w:t xml:space="preserve"> Santa Maria (RS, Brasil), v. 19, n. 2, p. 205–214, 2019. Disponível em: </w:t>
-      </w:r>
-      <w:hyperlink r:id="rId55" w:tgtFrame="_new" w:history="1">
-        <w:r>
-          <w:rPr>
-            <w:rStyle w:val="Hyperlink"/>
-          </w:rPr>
-          <w:t>https://periodicos.ufn.edu.br/index.php/disciplinarumCH/article/view/2923</w:t>
-        </w:r>
-      </w:hyperlink>
-      <w:r>
-        <w:t>. Acesso em: 14 jun. 2026.</w:t>
-      </w:r>
-    </w:p>
-    <w:p>
-      <w:pPr>
-        <w:pStyle w:val="Referencias"/>
-      </w:pPr>
-      <w:r>
-        <w:t xml:space="preserve">MORGADO, Fernanda. </w:t>
-      </w:r>
-      <w:r>
-        <w:rPr>
-          <w:b/>
-          <w:bCs/>
-          <w:highlight w:val="yellow"/>
-        </w:rPr>
-        <w:t>A horta escolar na educação ambiental e alimentar: experiência do Projeto Horta Viva nas escolas municipais de Florianópolis</w:t>
-      </w:r>
-      <w:r>
-        <w:t xml:space="preserve">. 2006. 45 f. Relatório de Conclusão de Graduação (Graduação em Agronomia) – Universidade Federal de Santa Catarina, Florianópolis, 2006. Disponível em: </w:t>
-      </w:r>
-      <w:hyperlink r:id="rId56" w:tgtFrame="_new" w:history="1">
-        <w:r>
-          <w:rPr>
-            <w:rStyle w:val="Hyperlink"/>
-          </w:rPr>
-          <w:t>https://repositorio.ufsc.br/bitstream/handle/123456789/118768/230911.pdf</w:t>
-        </w:r>
-      </w:hyperlink>
-      <w:r>
-        <w:t>. Acesso em: 5 maio 2026.</w:t>
-      </w:r>
-    </w:p>
-    <w:p>
-      <w:pPr>
-        <w:pStyle w:val="Referencias"/>
-      </w:pPr>
-      <w:r>
-        <w:t xml:space="preserve">MYSQL. </w:t>
-      </w:r>
-      <w:r>
-        <w:rPr>
-          <w:b/>
-          <w:bCs/>
-          <w:highlight w:val="yellow"/>
-        </w:rPr>
-        <w:t>MySQL</w:t>
-      </w:r>
-      <w:r>
-        <w:t xml:space="preserve">. Disponível em: </w:t>
-      </w:r>
-      <w:hyperlink r:id="rId57" w:tgtFrame="_new" w:history="1">
-        <w:r>
-          <w:rPr>
-            <w:rStyle w:val="Hyperlink"/>
-          </w:rPr>
-          <w:t>https://www.mysql.com</w:t>
-        </w:r>
-      </w:hyperlink>
-      <w:r>
-        <w:t>. Acesso em: 20 jul. 2026.</w:t>
-      </w:r>
-    </w:p>
-    <w:p>
-      <w:pPr>
-        <w:pStyle w:val="Referencias"/>
-      </w:pPr>
-      <w:r>
-        <w:t xml:space="preserve">NUNES, Ana Teixeira. </w:t>
-      </w:r>
-      <w:r>
-        <w:rPr>
-          <w:b/>
-          <w:bCs/>
-          <w:highlight w:val="yellow"/>
-        </w:rPr>
-        <w:t>A horta escolar como estratégia de ensino de Educação Ambiental em escolas públicas da Educação Básica de Catalão/GO</w:t>
-      </w:r>
-      <w:r>
-        <w:t xml:space="preserve">. 2025. Trabalho de Conclusão de Curso – Instituto Federal Goiano, Catalão, 2025. Disponível em: </w:t>
-      </w:r>
-      <w:hyperlink r:id="rId58" w:history="1">
-        <w:r>
-          <w:rPr>
-            <w:rStyle w:val="Hyperlink"/>
-          </w:rPr>
-          <w:t>https://repositorio.ifgoiano.edu.br/items/1d444033-a591-4abe-8f6b-1c9eb83ebe9e</w:t>
-        </w:r>
-      </w:hyperlink>
-      <w:r>
-        <w:t xml:space="preserve"> </w:t>
-      </w:r>
-      <w:r>
-        <w:t xml:space="preserve"> Acesso em: 7 maio 2026.</w:t>
-      </w:r>
-    </w:p>
-    <w:p>
-      <w:pPr>
-        <w:pStyle w:val="Referencias"/>
-      </w:pPr>
-      <w:r>
-        <w:t xml:space="preserve">OLIVEIRA, Paulo et al. </w:t>
-      </w:r>
-      <w:r>
-        <w:rPr>
-          <w:b/>
-          <w:bCs/>
-          <w:highlight w:val="yellow"/>
-        </w:rPr>
-        <w:t>Sustentabilidade na educação:</w:t>
-      </w:r>
-      <w:r>
-        <w:rPr>
-          <w:i/>
-          <w:iCs/>
-        </w:rPr>
-        <w:t xml:space="preserve"> impactos e desafios</w:t>
-      </w:r>
-      <w:r>
-        <w:t xml:space="preserve">. </w:t>
-      </w:r>
-      <w:r>
-        <w:rPr>
-          <w:i/>
-          <w:iCs/>
-        </w:rPr>
-        <w:t>Revista Foco</w:t>
-      </w:r>
-      <w:r>
-        <w:t xml:space="preserve">, v. 18, n. 4, p. 1-11, 2025. Disponível em: </w:t>
-      </w:r>
-      <w:hyperlink r:id="rId59" w:tgtFrame="_new" w:history="1">
-        <w:r>
-          <w:rPr>
-            <w:rStyle w:val="Hyperlink"/>
-          </w:rPr>
-          <w:t>https://ojs.focopublicacoes.com.br/foco/article/view/8286/5856</w:t>
-        </w:r>
-      </w:hyperlink>
-      <w:r>
-        <w:t>. Acesso em: 5 maio 2026.</w:t>
-      </w:r>
-    </w:p>
-    <w:p>
-      <w:pPr>
-        <w:pStyle w:val="Referencias"/>
-      </w:pPr>
-      <w:r>
-        <w:t xml:space="preserve">PHP. </w:t>
-      </w:r>
-      <w:r>
-        <w:rPr>
-          <w:i/>
-          <w:iCs/>
-        </w:rPr>
-        <w:t xml:space="preserve">PHP: </w:t>
-      </w:r>
-      <w:r>
-        <w:rPr>
-          <w:b/>
-          <w:bCs/>
-          <w:highlight w:val="yellow"/>
-        </w:rPr>
-        <w:t xml:space="preserve">Hypertext </w:t>
-      </w:r>
-      <w:proofErr w:type="spellStart"/>
-      <w:r>
-        <w:rPr>
-          <w:b/>
-          <w:bCs/>
-          <w:highlight w:val="yellow"/>
-        </w:rPr>
-        <w:t>Preprocessor</w:t>
-      </w:r>
-      <w:proofErr w:type="spellEnd"/>
-      <w:r>
-        <w:rPr>
-          <w:b/>
-          <w:bCs/>
-          <w:highlight w:val="yellow"/>
-        </w:rPr>
-        <w:t>.</w:t>
+        <w:t>Hypertext Preprocessor.</w:t>
       </w:r>
       <w:r>
         <w:t xml:space="preserve"> Disponível em: </w:t>
@@ -17090,15 +15676,7 @@
         <w:pStyle w:val="Referencias"/>
       </w:pPr>
       <w:r>
-        <w:t xml:space="preserve">SEMINÁRIO DE EDUCAÇÃO A DISTÂNCIA (SEADCO). Gamificação: uma proposta de aplicação da plataforma </w:t>
-      </w:r>
-      <w:proofErr w:type="spellStart"/>
-      <w:r>
-        <w:t>Classcraft</w:t>
-      </w:r>
-      <w:proofErr w:type="spellEnd"/>
-      <w:r>
-        <w:t xml:space="preserve"> nas aulas de Jogos Educativos do IFPI – Campus Teresina Zona Sul. </w:t>
+        <w:t xml:space="preserve">SEMINÁRIO DE EDUCAÇÃO A DISTÂNCIA (SEADCO). Gamificação: uma proposta de aplicação da plataforma Classcraft nas aulas de Jogos Educativos do IFPI – Campus Teresina Zona Sul. </w:t>
       </w:r>
       <w:r>
         <w:rPr>
@@ -17125,47 +15703,11 @@
       <w:r>
         <w:t xml:space="preserve"> </w:t>
       </w:r>
-      <w:proofErr w:type="spellStart"/>
       <w:r>
         <w:rPr>
           <w:lang w:val="en-US"/>
         </w:rPr>
-        <w:t>Acesso</w:t>
-      </w:r>
-      <w:proofErr w:type="spellEnd"/>
-      <w:r>
-        <w:rPr>
-          <w:lang w:val="en-US"/>
-        </w:rPr>
-        <w:t xml:space="preserve"> </w:t>
-      </w:r>
-      <w:proofErr w:type="spellStart"/>
-      <w:r>
-        <w:rPr>
-          <w:lang w:val="en-US"/>
-        </w:rPr>
-        <w:t>em</w:t>
-      </w:r>
-      <w:proofErr w:type="spellEnd"/>
-      <w:r>
-        <w:rPr>
-          <w:lang w:val="en-US"/>
-        </w:rPr>
-        <w:t xml:space="preserve">: 29 </w:t>
-      </w:r>
-      <w:proofErr w:type="spellStart"/>
-      <w:r>
-        <w:rPr>
-          <w:lang w:val="en-US"/>
-        </w:rPr>
-        <w:t>jul.</w:t>
-      </w:r>
-      <w:proofErr w:type="spellEnd"/>
-      <w:r>
-        <w:rPr>
-          <w:lang w:val="en-US"/>
-        </w:rPr>
-        <w:t xml:space="preserve"> 2026.</w:t>
+        <w:t>Acesso em: 29 jul. 2026.</w:t>
       </w:r>
     </w:p>
     <w:p>
@@ -17194,35 +15736,7 @@
         <w:rPr>
           <w:lang w:val="en-US"/>
         </w:rPr>
-        <w:t xml:space="preserve">, v. 36, n. 3, p. 517-554, 2023. DOI: 10.1080/09588221.2021.1933540. </w:t>
-      </w:r>
-      <w:proofErr w:type="spellStart"/>
-      <w:r>
-        <w:rPr>
-          <w:lang w:val="en-US"/>
-        </w:rPr>
-        <w:t>Disponível</w:t>
-      </w:r>
-      <w:proofErr w:type="spellEnd"/>
-      <w:r>
-        <w:rPr>
-          <w:lang w:val="en-US"/>
-        </w:rPr>
-        <w:t xml:space="preserve"> </w:t>
-      </w:r>
-      <w:proofErr w:type="spellStart"/>
-      <w:r>
-        <w:rPr>
-          <w:lang w:val="en-US"/>
-        </w:rPr>
-        <w:t>em</w:t>
-      </w:r>
-      <w:proofErr w:type="spellEnd"/>
-      <w:r>
-        <w:rPr>
-          <w:lang w:val="en-US"/>
-        </w:rPr>
-        <w:t xml:space="preserve">: </w:t>
+        <w:t xml:space="preserve">, v. 36, n. 3, p. 517-554, 2023. DOI: 10.1080/09588221.2021.1933540. Disponível em: </w:t>
       </w:r>
       <w:hyperlink r:id="rId67" w:anchor="pf1f" w:history="1">
         <w:r>
@@ -17248,15 +15762,7 @@
         <w:pStyle w:val="Referencias"/>
       </w:pPr>
       <w:r>
-        <w:t xml:space="preserve">SILVA, </w:t>
-      </w:r>
-      <w:proofErr w:type="spellStart"/>
-      <w:r>
-        <w:t>Ediner</w:t>
-      </w:r>
-      <w:proofErr w:type="spellEnd"/>
-      <w:r>
-        <w:t xml:space="preserve"> Costa da. </w:t>
+        <w:t xml:space="preserve">SILVA, Ediner Costa da. </w:t>
       </w:r>
       <w:r>
         <w:rPr>
@@ -17433,15 +15939,7 @@
         <w:pStyle w:val="Referencias"/>
       </w:pPr>
       <w:r>
-        <w:t xml:space="preserve">VIANNA, Maurício; VIANNA, </w:t>
-      </w:r>
-      <w:proofErr w:type="spellStart"/>
-      <w:r>
-        <w:t>Ysmar</w:t>
-      </w:r>
-      <w:proofErr w:type="spellEnd"/>
-      <w:r>
-        <w:t xml:space="preserve">; ADLER, Isabel K.; LUCENA, Brenda; RUSSO, Beatriz. </w:t>
+        <w:t xml:space="preserve">VIANNA, Maurício; VIANNA, Ysmar; ADLER, Isabel K.; LUCENA, Brenda; RUSSO, Beatriz. </w:t>
       </w:r>
       <w:r>
         <w:rPr>
@@ -17449,47 +15947,29 @@
           <w:bCs/>
           <w:highlight w:val="yellow"/>
         </w:rPr>
-        <w:t xml:space="preserve">Design </w:t>
-      </w:r>
-      <w:proofErr w:type="spellStart"/>
+        <w:t>Design Thinking: inovação em negócios.</w:t>
+      </w:r>
+      <w:r>
+        <w:t xml:space="preserve"> Rio de Janeiro: MJV Press, 2012.</w:t>
+      </w:r>
+    </w:p>
+    <w:p>
+      <w:pPr>
+        <w:pStyle w:val="Referencias"/>
+        <w:rPr>
+          <w:lang w:val="en-US"/>
+        </w:rPr>
+      </w:pPr>
+      <w:r>
+        <w:lastRenderedPageBreak/>
+        <w:t xml:space="preserve">ZENDESK. </w:t>
+      </w:r>
       <w:r>
         <w:rPr>
           <w:b/>
           <w:bCs/>
           <w:highlight w:val="yellow"/>
         </w:rPr>
-        <w:t>Thinking</w:t>
-      </w:r>
-      <w:proofErr w:type="spellEnd"/>
-      <w:r>
-        <w:rPr>
-          <w:b/>
-          <w:bCs/>
-          <w:highlight w:val="yellow"/>
-        </w:rPr>
-        <w:t>: inovação em negócios.</w:t>
-      </w:r>
-      <w:r>
-        <w:t xml:space="preserve"> Rio de Janeiro: MJV Press, 2012.</w:t>
-      </w:r>
-    </w:p>
-    <w:p>
-      <w:pPr>
-        <w:pStyle w:val="Referencias"/>
-        <w:rPr>
-          <w:lang w:val="en-US"/>
-        </w:rPr>
-      </w:pPr>
-      <w:r>
-        <w:lastRenderedPageBreak/>
-        <w:t xml:space="preserve">ZENDESK. </w:t>
-      </w:r>
-      <w:r>
-        <w:rPr>
-          <w:b/>
-          <w:bCs/>
-          <w:highlight w:val="yellow"/>
-        </w:rPr>
         <w:t>O que é Golden Circle:</w:t>
       </w:r>
       <w:r>
@@ -17497,17 +15977,8 @@
           <w:i/>
           <w:iCs/>
         </w:rPr>
-        <w:t xml:space="preserve"> entenda o conceito de Simon </w:t>
-      </w:r>
-      <w:proofErr w:type="spellStart"/>
-      <w:r>
-        <w:rPr>
-          <w:i/>
-          <w:iCs/>
-        </w:rPr>
-        <w:t>Sinek</w:t>
-      </w:r>
-      <w:proofErr w:type="spellEnd"/>
+        <w:t xml:space="preserve"> entenda o conceito de Simon Sinek</w:t>
+      </w:r>
       <w:r>
         <w:t xml:space="preserve">. Disponível em: </w:t>
       </w:r>
@@ -17538,25 +16009,7 @@
           <w:color w:val="000000"/>
           <w:highlight w:val="yellow"/>
         </w:rPr>
-        <w:t xml:space="preserve">MAILCHIMP, </w:t>
-      </w:r>
-      <w:proofErr w:type="spellStart"/>
-      <w:r>
-        <w:rPr>
-          <w:rFonts w:ascii="Arial" w:hAnsi="Arial" w:cs="Arial"/>
-          <w:color w:val="000000"/>
-          <w:highlight w:val="yellow"/>
-        </w:rPr>
-        <w:t>Intuit</w:t>
-      </w:r>
-      <w:proofErr w:type="spellEnd"/>
-      <w:r>
-        <w:rPr>
-          <w:rFonts w:ascii="Arial" w:hAnsi="Arial" w:cs="Arial"/>
-          <w:color w:val="000000"/>
-          <w:highlight w:val="yellow"/>
-        </w:rPr>
-        <w:t xml:space="preserve">. </w:t>
+        <w:t xml:space="preserve">MAILCHIMP, Intuit. </w:t>
       </w:r>
       <w:r>
         <w:rPr>
@@ -17574,25 +16027,7 @@
           <w:color w:val="000000"/>
           <w:highlight w:val="yellow"/>
         </w:rPr>
-        <w:t xml:space="preserve">o que é e como realizar </w:t>
-      </w:r>
-      <w:proofErr w:type="gramStart"/>
-      <w:r>
-        <w:rPr>
-          <w:rFonts w:ascii="Arial" w:hAnsi="Arial" w:cs="Arial"/>
-          <w:color w:val="000000"/>
-          <w:highlight w:val="yellow"/>
-        </w:rPr>
-        <w:t>uma?.</w:t>
-      </w:r>
-      <w:proofErr w:type="gramEnd"/>
-      <w:r>
-        <w:rPr>
-          <w:rFonts w:ascii="Arial" w:hAnsi="Arial" w:cs="Arial"/>
-          <w:color w:val="000000"/>
-          <w:highlight w:val="yellow"/>
-        </w:rPr>
-        <w:t xml:space="preserve"> Disponível em: </w:t>
+        <w:t xml:space="preserve">o que é e como realizar uma?. Disponível em: </w:t>
       </w:r>
       <w:hyperlink r:id="rId74" w:history="1">
         <w:r>
@@ -17748,7 +16183,6 @@
         </w:rPr>
         <w:t xml:space="preserve">CLASSCRAFT. </w:t>
       </w:r>
-      <w:proofErr w:type="spellStart"/>
       <w:r>
         <w:rPr>
           <w:b/>
@@ -17757,40 +16191,11 @@
         </w:rPr>
         <w:t>Classcraft</w:t>
       </w:r>
-      <w:proofErr w:type="spellEnd"/>
-      <w:r>
-        <w:rPr>
-          <w:highlight w:val="yellow"/>
-        </w:rPr>
-        <w:t xml:space="preserve">. [S. l.]: </w:t>
-      </w:r>
-      <w:proofErr w:type="spellStart"/>
-      <w:r>
-        <w:rPr>
-          <w:highlight w:val="yellow"/>
-        </w:rPr>
-        <w:t>Classcraft</w:t>
-      </w:r>
-      <w:proofErr w:type="spellEnd"/>
-      <w:r>
-        <w:rPr>
-          <w:highlight w:val="yellow"/>
-        </w:rPr>
-        <w:t xml:space="preserve"> </w:t>
-      </w:r>
-      <w:proofErr w:type="spellStart"/>
-      <w:r>
-        <w:rPr>
-          <w:highlight w:val="yellow"/>
-        </w:rPr>
-        <w:t>Studios</w:t>
-      </w:r>
-      <w:proofErr w:type="spellEnd"/>
-      <w:r>
-        <w:rPr>
-          <w:highlight w:val="yellow"/>
-        </w:rPr>
-        <w:t xml:space="preserve">, 2026. Disponível em: </w:t>
+      <w:r>
+        <w:rPr>
+          <w:highlight w:val="yellow"/>
+        </w:rPr>
+        <w:t xml:space="preserve">. [S. l.]: Classcraft Studios, 2026. Disponível em: </w:t>
       </w:r>
       <w:hyperlink r:id="rId77" w:tgtFrame="_blank" w:history="1">
         <w:r>
@@ -17821,51 +16226,19 @@
         </w:rPr>
         <w:t xml:space="preserve">KAHOOT! </w:t>
       </w:r>
-      <w:proofErr w:type="spellStart"/>
-      <w:proofErr w:type="gramStart"/>
       <w:r>
         <w:rPr>
           <w:b/>
           <w:bCs/>
           <w:highlight w:val="yellow"/>
         </w:rPr>
-        <w:t>Kahoot</w:t>
-      </w:r>
-      <w:proofErr w:type="spellEnd"/>
-      <w:r>
-        <w:rPr>
-          <w:b/>
-          <w:bCs/>
-          <w:highlight w:val="yellow"/>
-        </w:rPr>
-        <w:t>!</w:t>
-      </w:r>
-      <w:r>
-        <w:rPr>
-          <w:highlight w:val="yellow"/>
-        </w:rPr>
-        <w:t>.</w:t>
-      </w:r>
-      <w:proofErr w:type="gramEnd"/>
-      <w:r>
-        <w:rPr>
-          <w:highlight w:val="yellow"/>
-        </w:rPr>
-        <w:t xml:space="preserve"> [S. l.]: </w:t>
-      </w:r>
-      <w:proofErr w:type="spellStart"/>
-      <w:r>
-        <w:rPr>
-          <w:highlight w:val="yellow"/>
-        </w:rPr>
-        <w:t>Kahoot</w:t>
-      </w:r>
-      <w:proofErr w:type="spellEnd"/>
-      <w:r>
-        <w:rPr>
-          <w:highlight w:val="yellow"/>
-        </w:rPr>
-        <w:t xml:space="preserve">! AS, 2026. Disponível em: </w:t>
+        <w:t>Kahoot!</w:t>
+      </w:r>
+      <w:r>
+        <w:rPr>
+          <w:highlight w:val="yellow"/>
+        </w:rPr>
+        <w:t xml:space="preserve">. [S. l.]: Kahoot! AS, 2026. Disponível em: </w:t>
       </w:r>
       <w:hyperlink r:id="rId78" w:tgtFrame="_blank" w:history="1">
         <w:r>
@@ -19893,7 +18266,6 @@
   <w:style w:type="character" w:default="1" w:styleId="Fontepargpadro">
     <w:name w:val="Default Paragraph Font"/>
     <w:uiPriority w:val="1"/>
-    <w:semiHidden/>
     <w:unhideWhenUsed/>
   </w:style>
   <w:style w:type="table" w:default="1" w:styleId="Tabelanormal">
@@ -20168,7 +18540,7 @@
     <w:link w:val="CitaoChar"/>
     <w:uiPriority w:val="29"/>
     <w:qFormat/>
-    <w:rsid w:val="00865ED4"/>
+    <w:rsid w:val="003E1DDA"/>
     <w:pPr>
       <w:spacing w:before="120" w:line="240" w:lineRule="auto"/>
       <w:ind w:left="2268" w:firstLine="0"/>
@@ -20183,7 +18555,7 @@
     <w:basedOn w:val="Fontepargpadro"/>
     <w:link w:val="Citao"/>
     <w:uiPriority w:val="29"/>
-    <w:rsid w:val="00865ED4"/>
+    <w:rsid w:val="003E1DDA"/>
     <w:rPr>
       <w:rFonts w:ascii="Arial" w:hAnsi="Arial"/>
       <w:iCs/>
